--- a/Docs/SRS_LogisticsCenter_v1.1.docx
+++ b/Docs/SRS_LogisticsCenter_v1.1.docx
@@ -769,7 +769,121 @@
               <w:t>씬·에셋</w:t>
             </w:r>
             <w:r>
-              <w:t xml:space="preserve"> 소형화 적용 (Claude 반영)</w:t>
+              <w:t xml:space="preserve"> 소형화 적용</w:t>
+            </w:r>
+          </w:p>
+        </w:tc>
+      </w:tr>
+      <w:tr>
+        <w:trPr>
+          <w:cantSplit/>
+        </w:trPr>
+        <w:tc>
+          <w:tcPr>
+            <w:tcW w:w="900" w:type="dxa"/>
+            <w:tcBorders>
+              <w:left w:val="single" w:sz="4" w:space="0" w:color="808080"/>
+              <w:bottom w:val="single" w:sz="4" w:space="0" w:color="808080"/>
+              <w:right w:val="single" w:sz="4" w:space="0" w:color="808080"/>
+            </w:tcBorders>
+            <w:vAlign w:val="center"/>
+          </w:tcPr>
+          <w:p>
+            <w:pPr>
+              <w:pStyle w:val="LO-normal"/>
+              <w:widowControl w:val="0"/>
+            </w:pPr>
+            <w:r>
+              <w:t>V1.2 시험기록 보완</w:t>
+            </w:r>
+          </w:p>
+        </w:tc>
+        <w:tc>
+          <w:tcPr>
+            <w:tcW w:w="1497" w:type="dxa"/>
+            <w:tcBorders>
+              <w:left w:val="single" w:sz="4" w:space="0" w:color="808080"/>
+              <w:bottom w:val="single" w:sz="4" w:space="0" w:color="808080"/>
+              <w:right w:val="single" w:sz="4" w:space="0" w:color="808080"/>
+            </w:tcBorders>
+            <w:vAlign w:val="center"/>
+          </w:tcPr>
+          <w:p>
+            <w:pPr>
+              <w:pStyle w:val="LO-normal"/>
+              <w:widowControl w:val="0"/>
+            </w:pPr>
+            <w:r>
+              <w:t>2026.10.30</w:t>
+            </w:r>
+          </w:p>
+        </w:tc>
+        <w:tc>
+          <w:tcPr>
+            <w:tcW w:w="1303" w:type="dxa"/>
+            <w:tcBorders>
+              <w:left w:val="single" w:sz="4" w:space="0" w:color="808080"/>
+              <w:bottom w:val="single" w:sz="4" w:space="0" w:color="808080"/>
+              <w:right w:val="single" w:sz="4" w:space="0" w:color="808080"/>
+            </w:tcBorders>
+            <w:vAlign w:val="center"/>
+          </w:tcPr>
+          <w:p>
+            <w:pPr>
+              <w:pStyle w:val="LO-normal"/>
+              <w:widowControl w:val="0"/>
+            </w:pPr>
+            <w:r>
+              <w:rPr>
+                <w:rFonts w:hint="eastAsia"/>
+              </w:rPr>
+              <w:t>—</w:t>
+            </w:r>
+          </w:p>
+        </w:tc>
+        <w:tc>
+          <w:tcPr>
+            <w:tcW w:w="3335" w:type="dxa"/>
+            <w:tcBorders>
+              <w:left w:val="single" w:sz="4" w:space="0" w:color="808080"/>
+              <w:bottom w:val="single" w:sz="4" w:space="0" w:color="808080"/>
+              <w:right w:val="single" w:sz="4" w:space="0" w:color="808080"/>
+            </w:tcBorders>
+            <w:vAlign w:val="center"/>
+          </w:tcPr>
+          <w:p>
+            <w:pPr>
+              <w:pStyle w:val="LO-normal"/>
+              <w:widowControl w:val="0"/>
+            </w:pPr>
+            <w:r>
+              <w:rPr>
+                <w:rFonts w:hint="eastAsia"/>
+              </w:rPr>
+              <w:t>FR5·AMR·출하 실행 결과, 부분 검증과 미실시 구분. 차량 숨김/빈차 재등장 사용자 지시 반영.</w:t>
+            </w:r>
+          </w:p>
+        </w:tc>
+        <w:tc>
+          <w:tcPr>
+            <w:tcW w:w="2603" w:type="dxa"/>
+            <w:tcBorders>
+              <w:left w:val="single" w:sz="4" w:space="0" w:color="808080"/>
+              <w:bottom w:val="single" w:sz="4" w:space="0" w:color="808080"/>
+              <w:right w:val="single" w:sz="4" w:space="0" w:color="808080"/>
+            </w:tcBorders>
+            <w:vAlign w:val="center"/>
+          </w:tcPr>
+          <w:p>
+            <w:pPr>
+              <w:pStyle w:val="LO-normal"/>
+              <w:widowControl w:val="0"/>
+            </w:pPr>
+            <w:r>
+              <w:rPr>
+                <w:rFonts w:hint="eastAsia"/>
+              </w:rPr>
+              <w:t>작업·시험 현황 문서화</w:t>
             </w:r>
           </w:p>
         </w:tc>
@@ -805,16 +919,22 @@
           <w:docPartUnique/>
         </w:docPartObj>
       </w:sdtPr>
-      <w:sdtEndPr/>
       <w:sdtContent>
         <w:p>
           <w:pPr>
             <w:pStyle w:val="10"/>
             <w:tabs>
-              <w:tab w:val="right" w:leader="dot" w:pos="9400"/>
+              <w:tab w:val="right" w:leader="dot" w:pos="9628"/>
             </w:tabs>
-            <w:snapToGrid w:val="0"/>
-            <w:spacing w:line="210" w:lineRule="exact"/>
+            <w:rPr>
+              <w:rFonts w:asciiTheme="minorHAnsi" w:eastAsiaTheme="minorEastAsia" w:hAnsiTheme="minorHAnsi" w:cstheme="minorBidi"/>
+              <w:noProof/>
+              <w:kern w:val="2"/>
+              <w:sz w:val="22"/>
+              <w:szCs w:val="24"/>
+              <w:lang w:eastAsia="ko-KR" w:bidi="ar-SA"/>
+              <w14:ligatures w14:val="standardContextual"/>
+            </w:rPr>
           </w:pPr>
           <w:r>
             <w:fldChar w:fldCharType="begin"/>
@@ -836,31 +956,2429 @@
             </w:rPr>
             <w:fldChar w:fldCharType="separate"/>
           </w:r>
-          <w:hyperlink w:anchor="_SRS_TOC_1">
-            <w:r>
-              <w:rPr>
-                <w:rStyle w:val="IndexLink"/>
-                <w:webHidden/>
-                <w:color w:val="000000"/>
-                <w:sz w:val="19"/>
-              </w:rPr>
-              <w:t xml:space="preserve">1. </w:t>
-            </w:r>
-            <w:r>
-              <w:rPr>
-                <w:rStyle w:val="IndexLink"/>
-                <w:color w:val="000000"/>
-                <w:sz w:val="19"/>
-              </w:rPr>
-              <w:t>서론</w:t>
-            </w:r>
-            <w:r>
-              <w:rPr>
-                <w:rStyle w:val="IndexLink"/>
-                <w:sz w:val="19"/>
+          <w:hyperlink w:anchor="_Toc244277497" w:history="1">
+            <w:r>
+              <w:rPr>
+                <w:rStyle w:val="a3"/>
+                <w:noProof/>
+              </w:rPr>
+              <w:t>1. 서론</w:t>
+            </w:r>
+            <w:r>
+              <w:rPr>
+                <w:noProof/>
+                <w:webHidden/>
               </w:rPr>
               <w:tab/>
-              <w:t>3</w:t>
+            </w:r>
+            <w:r>
+              <w:rPr>
+                <w:noProof/>
+                <w:webHidden/>
+              </w:rPr>
+              <w:fldChar w:fldCharType="begin"/>
+            </w:r>
+            <w:r>
+              <w:rPr>
+                <w:noProof/>
+                <w:webHidden/>
+              </w:rPr>
+              <w:instrText xml:space="preserve"> PAGEREF _Toc244277497 \h </w:instrText>
+            </w:r>
+            <w:r>
+              <w:rPr>
+                <w:noProof/>
+                <w:webHidden/>
+              </w:rPr>
+            </w:r>
+            <w:r>
+              <w:rPr>
+                <w:noProof/>
+                <w:webHidden/>
+              </w:rPr>
+              <w:fldChar w:fldCharType="separate"/>
+            </w:r>
+            <w:r>
+              <w:rPr>
+                <w:noProof/>
+                <w:webHidden/>
+              </w:rPr>
+              <w:t>4</w:t>
+            </w:r>
+            <w:r>
+              <w:rPr>
+                <w:noProof/>
+                <w:webHidden/>
+              </w:rPr>
+              <w:fldChar w:fldCharType="end"/>
+            </w:r>
+          </w:hyperlink>
+        </w:p>
+        <w:p>
+          <w:pPr>
+            <w:pStyle w:val="20"/>
+            <w:tabs>
+              <w:tab w:val="right" w:leader="dot" w:pos="9628"/>
+            </w:tabs>
+            <w:rPr>
+              <w:rFonts w:asciiTheme="minorHAnsi" w:eastAsiaTheme="minorEastAsia" w:hAnsiTheme="minorHAnsi" w:cstheme="minorBidi"/>
+              <w:noProof/>
+              <w:kern w:val="2"/>
+              <w:sz w:val="22"/>
+              <w:szCs w:val="24"/>
+              <w:lang w:eastAsia="ko-KR" w:bidi="ar-SA"/>
+              <w14:ligatures w14:val="standardContextual"/>
+            </w:rPr>
+          </w:pPr>
+          <w:hyperlink w:anchor="_Toc244277498" w:history="1">
+            <w:r>
+              <w:rPr>
+                <w:rStyle w:val="a3"/>
+                <w:noProof/>
+              </w:rPr>
+              <w:t>1.1 목적</w:t>
+            </w:r>
+            <w:r>
+              <w:rPr>
+                <w:noProof/>
+                <w:webHidden/>
+              </w:rPr>
+              <w:tab/>
+            </w:r>
+            <w:r>
+              <w:rPr>
+                <w:noProof/>
+                <w:webHidden/>
+              </w:rPr>
+              <w:fldChar w:fldCharType="begin"/>
+            </w:r>
+            <w:r>
+              <w:rPr>
+                <w:noProof/>
+                <w:webHidden/>
+              </w:rPr>
+              <w:instrText xml:space="preserve"> PAGEREF _Toc244277498 \h </w:instrText>
+            </w:r>
+            <w:r>
+              <w:rPr>
+                <w:noProof/>
+                <w:webHidden/>
+              </w:rPr>
+            </w:r>
+            <w:r>
+              <w:rPr>
+                <w:noProof/>
+                <w:webHidden/>
+              </w:rPr>
+              <w:fldChar w:fldCharType="separate"/>
+            </w:r>
+            <w:r>
+              <w:rPr>
+                <w:noProof/>
+                <w:webHidden/>
+              </w:rPr>
+              <w:t>4</w:t>
+            </w:r>
+            <w:r>
+              <w:rPr>
+                <w:noProof/>
+                <w:webHidden/>
+              </w:rPr>
+              <w:fldChar w:fldCharType="end"/>
+            </w:r>
+          </w:hyperlink>
+        </w:p>
+        <w:p>
+          <w:pPr>
+            <w:pStyle w:val="20"/>
+            <w:tabs>
+              <w:tab w:val="right" w:leader="dot" w:pos="9628"/>
+            </w:tabs>
+            <w:rPr>
+              <w:rFonts w:asciiTheme="minorHAnsi" w:eastAsiaTheme="minorEastAsia" w:hAnsiTheme="minorHAnsi" w:cstheme="minorBidi"/>
+              <w:noProof/>
+              <w:kern w:val="2"/>
+              <w:sz w:val="22"/>
+              <w:szCs w:val="24"/>
+              <w:lang w:eastAsia="ko-KR" w:bidi="ar-SA"/>
+              <w14:ligatures w14:val="standardContextual"/>
+            </w:rPr>
+          </w:pPr>
+          <w:hyperlink w:anchor="_Toc244277499" w:history="1">
+            <w:r>
+              <w:rPr>
+                <w:rStyle w:val="a3"/>
+                <w:noProof/>
+              </w:rPr>
+              <w:t>1.2 범위</w:t>
+            </w:r>
+            <w:r>
+              <w:rPr>
+                <w:noProof/>
+                <w:webHidden/>
+              </w:rPr>
+              <w:tab/>
+            </w:r>
+            <w:r>
+              <w:rPr>
+                <w:noProof/>
+                <w:webHidden/>
+              </w:rPr>
+              <w:fldChar w:fldCharType="begin"/>
+            </w:r>
+            <w:r>
+              <w:rPr>
+                <w:noProof/>
+                <w:webHidden/>
+              </w:rPr>
+              <w:instrText xml:space="preserve"> PAGEREF _Toc244277499 \h </w:instrText>
+            </w:r>
+            <w:r>
+              <w:rPr>
+                <w:noProof/>
+                <w:webHidden/>
+              </w:rPr>
+            </w:r>
+            <w:r>
+              <w:rPr>
+                <w:noProof/>
+                <w:webHidden/>
+              </w:rPr>
+              <w:fldChar w:fldCharType="separate"/>
+            </w:r>
+            <w:r>
+              <w:rPr>
+                <w:noProof/>
+                <w:webHidden/>
+              </w:rPr>
+              <w:t>4</w:t>
+            </w:r>
+            <w:r>
+              <w:rPr>
+                <w:noProof/>
+                <w:webHidden/>
+              </w:rPr>
+              <w:fldChar w:fldCharType="end"/>
+            </w:r>
+          </w:hyperlink>
+        </w:p>
+        <w:p>
+          <w:pPr>
+            <w:pStyle w:val="20"/>
+            <w:tabs>
+              <w:tab w:val="right" w:leader="dot" w:pos="9628"/>
+            </w:tabs>
+            <w:rPr>
+              <w:rFonts w:asciiTheme="minorHAnsi" w:eastAsiaTheme="minorEastAsia" w:hAnsiTheme="minorHAnsi" w:cstheme="minorBidi"/>
+              <w:noProof/>
+              <w:kern w:val="2"/>
+              <w:sz w:val="22"/>
+              <w:szCs w:val="24"/>
+              <w:lang w:eastAsia="ko-KR" w:bidi="ar-SA"/>
+              <w14:ligatures w14:val="standardContextual"/>
+            </w:rPr>
+          </w:pPr>
+          <w:hyperlink w:anchor="_Toc244277500" w:history="1">
+            <w:r>
+              <w:rPr>
+                <w:rStyle w:val="a3"/>
+                <w:noProof/>
+              </w:rPr>
+              <w:t>1.3 용어 정의 및 약어</w:t>
+            </w:r>
+            <w:r>
+              <w:rPr>
+                <w:noProof/>
+                <w:webHidden/>
+              </w:rPr>
+              <w:tab/>
+            </w:r>
+            <w:r>
+              <w:rPr>
+                <w:noProof/>
+                <w:webHidden/>
+              </w:rPr>
+              <w:fldChar w:fldCharType="begin"/>
+            </w:r>
+            <w:r>
+              <w:rPr>
+                <w:noProof/>
+                <w:webHidden/>
+              </w:rPr>
+              <w:instrText xml:space="preserve"> PAGEREF _Toc244277500 \h </w:instrText>
+            </w:r>
+            <w:r>
+              <w:rPr>
+                <w:noProof/>
+                <w:webHidden/>
+              </w:rPr>
+            </w:r>
+            <w:r>
+              <w:rPr>
+                <w:noProof/>
+                <w:webHidden/>
+              </w:rPr>
+              <w:fldChar w:fldCharType="separate"/>
+            </w:r>
+            <w:r>
+              <w:rPr>
+                <w:noProof/>
+                <w:webHidden/>
+              </w:rPr>
+              <w:t>4</w:t>
+            </w:r>
+            <w:r>
+              <w:rPr>
+                <w:noProof/>
+                <w:webHidden/>
+              </w:rPr>
+              <w:fldChar w:fldCharType="end"/>
+            </w:r>
+          </w:hyperlink>
+        </w:p>
+        <w:p>
+          <w:pPr>
+            <w:pStyle w:val="20"/>
+            <w:tabs>
+              <w:tab w:val="right" w:leader="dot" w:pos="9628"/>
+            </w:tabs>
+            <w:rPr>
+              <w:rFonts w:asciiTheme="minorHAnsi" w:eastAsiaTheme="minorEastAsia" w:hAnsiTheme="minorHAnsi" w:cstheme="minorBidi"/>
+              <w:noProof/>
+              <w:kern w:val="2"/>
+              <w:sz w:val="22"/>
+              <w:szCs w:val="24"/>
+              <w:lang w:eastAsia="ko-KR" w:bidi="ar-SA"/>
+              <w14:ligatures w14:val="standardContextual"/>
+            </w:rPr>
+          </w:pPr>
+          <w:hyperlink w:anchor="_Toc244277501" w:history="1">
+            <w:r>
+              <w:rPr>
+                <w:rStyle w:val="a3"/>
+                <w:noProof/>
+              </w:rPr>
+              <w:t>1.4 참고 문서</w:t>
+            </w:r>
+            <w:r>
+              <w:rPr>
+                <w:noProof/>
+                <w:webHidden/>
+              </w:rPr>
+              <w:tab/>
+            </w:r>
+            <w:r>
+              <w:rPr>
+                <w:noProof/>
+                <w:webHidden/>
+              </w:rPr>
+              <w:fldChar w:fldCharType="begin"/>
+            </w:r>
+            <w:r>
+              <w:rPr>
+                <w:noProof/>
+                <w:webHidden/>
+              </w:rPr>
+              <w:instrText xml:space="preserve"> PAGEREF _Toc244277501 \h </w:instrText>
+            </w:r>
+            <w:r>
+              <w:rPr>
+                <w:noProof/>
+                <w:webHidden/>
+              </w:rPr>
+            </w:r>
+            <w:r>
+              <w:rPr>
+                <w:noProof/>
+                <w:webHidden/>
+              </w:rPr>
+              <w:fldChar w:fldCharType="separate"/>
+            </w:r>
+            <w:r>
+              <w:rPr>
+                <w:noProof/>
+                <w:webHidden/>
+              </w:rPr>
+              <w:t>5</w:t>
+            </w:r>
+            <w:r>
+              <w:rPr>
+                <w:noProof/>
+                <w:webHidden/>
+              </w:rPr>
+              <w:fldChar w:fldCharType="end"/>
+            </w:r>
+          </w:hyperlink>
+        </w:p>
+        <w:p>
+          <w:pPr>
+            <w:pStyle w:val="20"/>
+            <w:tabs>
+              <w:tab w:val="right" w:leader="dot" w:pos="9628"/>
+            </w:tabs>
+            <w:rPr>
+              <w:rFonts w:asciiTheme="minorHAnsi" w:eastAsiaTheme="minorEastAsia" w:hAnsiTheme="minorHAnsi" w:cstheme="minorBidi"/>
+              <w:noProof/>
+              <w:kern w:val="2"/>
+              <w:sz w:val="22"/>
+              <w:szCs w:val="24"/>
+              <w:lang w:eastAsia="ko-KR" w:bidi="ar-SA"/>
+              <w14:ligatures w14:val="standardContextual"/>
+            </w:rPr>
+          </w:pPr>
+          <w:hyperlink w:anchor="_Toc244277502" w:history="1">
+            <w:r>
+              <w:rPr>
+                <w:rStyle w:val="a3"/>
+                <w:noProof/>
+              </w:rPr>
+              <w:t>1.5 작성 규칙</w:t>
+            </w:r>
+            <w:r>
+              <w:rPr>
+                <w:noProof/>
+                <w:webHidden/>
+              </w:rPr>
+              <w:tab/>
+            </w:r>
+            <w:r>
+              <w:rPr>
+                <w:noProof/>
+                <w:webHidden/>
+              </w:rPr>
+              <w:fldChar w:fldCharType="begin"/>
+            </w:r>
+            <w:r>
+              <w:rPr>
+                <w:noProof/>
+                <w:webHidden/>
+              </w:rPr>
+              <w:instrText xml:space="preserve"> PAGEREF _Toc244277502 \h </w:instrText>
+            </w:r>
+            <w:r>
+              <w:rPr>
+                <w:noProof/>
+                <w:webHidden/>
+              </w:rPr>
+            </w:r>
+            <w:r>
+              <w:rPr>
+                <w:noProof/>
+                <w:webHidden/>
+              </w:rPr>
+              <w:fldChar w:fldCharType="separate"/>
+            </w:r>
+            <w:r>
+              <w:rPr>
+                <w:noProof/>
+                <w:webHidden/>
+              </w:rPr>
+              <w:t>5</w:t>
+            </w:r>
+            <w:r>
+              <w:rPr>
+                <w:noProof/>
+                <w:webHidden/>
+              </w:rPr>
+              <w:fldChar w:fldCharType="end"/>
+            </w:r>
+          </w:hyperlink>
+        </w:p>
+        <w:p>
+          <w:pPr>
+            <w:pStyle w:val="20"/>
+            <w:tabs>
+              <w:tab w:val="right" w:leader="dot" w:pos="9628"/>
+            </w:tabs>
+            <w:rPr>
+              <w:rFonts w:asciiTheme="minorHAnsi" w:eastAsiaTheme="minorEastAsia" w:hAnsiTheme="minorHAnsi" w:cstheme="minorBidi"/>
+              <w:noProof/>
+              <w:kern w:val="2"/>
+              <w:sz w:val="22"/>
+              <w:szCs w:val="24"/>
+              <w:lang w:eastAsia="ko-KR" w:bidi="ar-SA"/>
+              <w14:ligatures w14:val="standardContextual"/>
+            </w:rPr>
+          </w:pPr>
+          <w:hyperlink w:anchor="_Toc244277503" w:history="1">
+            <w:r>
+              <w:rPr>
+                <w:rStyle w:val="a3"/>
+                <w:noProof/>
+              </w:rPr>
+              <w:t>1.6 문서 구성</w:t>
+            </w:r>
+            <w:r>
+              <w:rPr>
+                <w:noProof/>
+                <w:webHidden/>
+              </w:rPr>
+              <w:tab/>
+            </w:r>
+            <w:r>
+              <w:rPr>
+                <w:noProof/>
+                <w:webHidden/>
+              </w:rPr>
+              <w:fldChar w:fldCharType="begin"/>
+            </w:r>
+            <w:r>
+              <w:rPr>
+                <w:noProof/>
+                <w:webHidden/>
+              </w:rPr>
+              <w:instrText xml:space="preserve"> PAGEREF _Toc244277503 \h </w:instrText>
+            </w:r>
+            <w:r>
+              <w:rPr>
+                <w:noProof/>
+                <w:webHidden/>
+              </w:rPr>
+            </w:r>
+            <w:r>
+              <w:rPr>
+                <w:noProof/>
+                <w:webHidden/>
+              </w:rPr>
+              <w:fldChar w:fldCharType="separate"/>
+            </w:r>
+            <w:r>
+              <w:rPr>
+                <w:noProof/>
+                <w:webHidden/>
+              </w:rPr>
+              <w:t>6</w:t>
+            </w:r>
+            <w:r>
+              <w:rPr>
+                <w:noProof/>
+                <w:webHidden/>
+              </w:rPr>
+              <w:fldChar w:fldCharType="end"/>
+            </w:r>
+          </w:hyperlink>
+        </w:p>
+        <w:p>
+          <w:pPr>
+            <w:pStyle w:val="10"/>
+            <w:tabs>
+              <w:tab w:val="right" w:leader="dot" w:pos="9628"/>
+            </w:tabs>
+            <w:rPr>
+              <w:rFonts w:asciiTheme="minorHAnsi" w:eastAsiaTheme="minorEastAsia" w:hAnsiTheme="minorHAnsi" w:cstheme="minorBidi"/>
+              <w:noProof/>
+              <w:kern w:val="2"/>
+              <w:sz w:val="22"/>
+              <w:szCs w:val="24"/>
+              <w:lang w:eastAsia="ko-KR" w:bidi="ar-SA"/>
+              <w14:ligatures w14:val="standardContextual"/>
+            </w:rPr>
+          </w:pPr>
+          <w:hyperlink w:anchor="_Toc244277504" w:history="1">
+            <w:r>
+              <w:rPr>
+                <w:rStyle w:val="a3"/>
+                <w:noProof/>
+              </w:rPr>
+              <w:t>2. 제품 개요</w:t>
+            </w:r>
+            <w:r>
+              <w:rPr>
+                <w:noProof/>
+                <w:webHidden/>
+              </w:rPr>
+              <w:tab/>
+            </w:r>
+            <w:r>
+              <w:rPr>
+                <w:noProof/>
+                <w:webHidden/>
+              </w:rPr>
+              <w:fldChar w:fldCharType="begin"/>
+            </w:r>
+            <w:r>
+              <w:rPr>
+                <w:noProof/>
+                <w:webHidden/>
+              </w:rPr>
+              <w:instrText xml:space="preserve"> PAGEREF _Toc244277504 \h </w:instrText>
+            </w:r>
+            <w:r>
+              <w:rPr>
+                <w:noProof/>
+                <w:webHidden/>
+              </w:rPr>
+            </w:r>
+            <w:r>
+              <w:rPr>
+                <w:noProof/>
+                <w:webHidden/>
+              </w:rPr>
+              <w:fldChar w:fldCharType="separate"/>
+            </w:r>
+            <w:r>
+              <w:rPr>
+                <w:noProof/>
+                <w:webHidden/>
+              </w:rPr>
+              <w:t>7</w:t>
+            </w:r>
+            <w:r>
+              <w:rPr>
+                <w:noProof/>
+                <w:webHidden/>
+              </w:rPr>
+              <w:fldChar w:fldCharType="end"/>
+            </w:r>
+          </w:hyperlink>
+        </w:p>
+        <w:p>
+          <w:pPr>
+            <w:pStyle w:val="20"/>
+            <w:tabs>
+              <w:tab w:val="right" w:leader="dot" w:pos="9628"/>
+            </w:tabs>
+            <w:rPr>
+              <w:rFonts w:asciiTheme="minorHAnsi" w:eastAsiaTheme="minorEastAsia" w:hAnsiTheme="minorHAnsi" w:cstheme="minorBidi"/>
+              <w:noProof/>
+              <w:kern w:val="2"/>
+              <w:sz w:val="22"/>
+              <w:szCs w:val="24"/>
+              <w:lang w:eastAsia="ko-KR" w:bidi="ar-SA"/>
+              <w14:ligatures w14:val="standardContextual"/>
+            </w:rPr>
+          </w:pPr>
+          <w:hyperlink w:anchor="_Toc244277505" w:history="1">
+            <w:r>
+              <w:rPr>
+                <w:rStyle w:val="a3"/>
+                <w:noProof/>
+              </w:rPr>
+              <w:t>2.1 제품 관점</w:t>
+            </w:r>
+            <w:r>
+              <w:rPr>
+                <w:noProof/>
+                <w:webHidden/>
+              </w:rPr>
+              <w:tab/>
+            </w:r>
+            <w:r>
+              <w:rPr>
+                <w:noProof/>
+                <w:webHidden/>
+              </w:rPr>
+              <w:fldChar w:fldCharType="begin"/>
+            </w:r>
+            <w:r>
+              <w:rPr>
+                <w:noProof/>
+                <w:webHidden/>
+              </w:rPr>
+              <w:instrText xml:space="preserve"> PAGEREF _Toc244277505 \h </w:instrText>
+            </w:r>
+            <w:r>
+              <w:rPr>
+                <w:noProof/>
+                <w:webHidden/>
+              </w:rPr>
+            </w:r>
+            <w:r>
+              <w:rPr>
+                <w:noProof/>
+                <w:webHidden/>
+              </w:rPr>
+              <w:fldChar w:fldCharType="separate"/>
+            </w:r>
+            <w:r>
+              <w:rPr>
+                <w:noProof/>
+                <w:webHidden/>
+              </w:rPr>
+              <w:t>7</w:t>
+            </w:r>
+            <w:r>
+              <w:rPr>
+                <w:noProof/>
+                <w:webHidden/>
+              </w:rPr>
+              <w:fldChar w:fldCharType="end"/>
+            </w:r>
+          </w:hyperlink>
+        </w:p>
+        <w:p>
+          <w:pPr>
+            <w:pStyle w:val="20"/>
+            <w:tabs>
+              <w:tab w:val="right" w:leader="dot" w:pos="9628"/>
+            </w:tabs>
+            <w:rPr>
+              <w:rFonts w:asciiTheme="minorHAnsi" w:eastAsiaTheme="minorEastAsia" w:hAnsiTheme="minorHAnsi" w:cstheme="minorBidi"/>
+              <w:noProof/>
+              <w:kern w:val="2"/>
+              <w:sz w:val="22"/>
+              <w:szCs w:val="24"/>
+              <w:lang w:eastAsia="ko-KR" w:bidi="ar-SA"/>
+              <w14:ligatures w14:val="standardContextual"/>
+            </w:rPr>
+          </w:pPr>
+          <w:hyperlink w:anchor="_Toc244277506" w:history="1">
+            <w:r>
+              <w:rPr>
+                <w:rStyle w:val="a3"/>
+                <w:noProof/>
+              </w:rPr>
+              <w:t>2.2 제품 기능</w:t>
+            </w:r>
+            <w:r>
+              <w:rPr>
+                <w:noProof/>
+                <w:webHidden/>
+              </w:rPr>
+              <w:tab/>
+            </w:r>
+            <w:r>
+              <w:rPr>
+                <w:noProof/>
+                <w:webHidden/>
+              </w:rPr>
+              <w:fldChar w:fldCharType="begin"/>
+            </w:r>
+            <w:r>
+              <w:rPr>
+                <w:noProof/>
+                <w:webHidden/>
+              </w:rPr>
+              <w:instrText xml:space="preserve"> PAGEREF _Toc244277506 \h </w:instrText>
+            </w:r>
+            <w:r>
+              <w:rPr>
+                <w:noProof/>
+                <w:webHidden/>
+              </w:rPr>
+            </w:r>
+            <w:r>
+              <w:rPr>
+                <w:noProof/>
+                <w:webHidden/>
+              </w:rPr>
+              <w:fldChar w:fldCharType="separate"/>
+            </w:r>
+            <w:r>
+              <w:rPr>
+                <w:noProof/>
+                <w:webHidden/>
+              </w:rPr>
+              <w:t>7</w:t>
+            </w:r>
+            <w:r>
+              <w:rPr>
+                <w:noProof/>
+                <w:webHidden/>
+              </w:rPr>
+              <w:fldChar w:fldCharType="end"/>
+            </w:r>
+          </w:hyperlink>
+        </w:p>
+        <w:p>
+          <w:pPr>
+            <w:pStyle w:val="20"/>
+            <w:tabs>
+              <w:tab w:val="right" w:leader="dot" w:pos="9628"/>
+            </w:tabs>
+            <w:rPr>
+              <w:rFonts w:asciiTheme="minorHAnsi" w:eastAsiaTheme="minorEastAsia" w:hAnsiTheme="minorHAnsi" w:cstheme="minorBidi"/>
+              <w:noProof/>
+              <w:kern w:val="2"/>
+              <w:sz w:val="22"/>
+              <w:szCs w:val="24"/>
+              <w:lang w:eastAsia="ko-KR" w:bidi="ar-SA"/>
+              <w14:ligatures w14:val="standardContextual"/>
+            </w:rPr>
+          </w:pPr>
+          <w:hyperlink w:anchor="_Toc244277507" w:history="1">
+            <w:r>
+              <w:rPr>
+                <w:rStyle w:val="a3"/>
+                <w:noProof/>
+              </w:rPr>
+              <w:t>2.3 사용자 특성</w:t>
+            </w:r>
+            <w:r>
+              <w:rPr>
+                <w:noProof/>
+                <w:webHidden/>
+              </w:rPr>
+              <w:tab/>
+            </w:r>
+            <w:r>
+              <w:rPr>
+                <w:noProof/>
+                <w:webHidden/>
+              </w:rPr>
+              <w:fldChar w:fldCharType="begin"/>
+            </w:r>
+            <w:r>
+              <w:rPr>
+                <w:noProof/>
+                <w:webHidden/>
+              </w:rPr>
+              <w:instrText xml:space="preserve"> PAGEREF _Toc244277507 \h </w:instrText>
+            </w:r>
+            <w:r>
+              <w:rPr>
+                <w:noProof/>
+                <w:webHidden/>
+              </w:rPr>
+            </w:r>
+            <w:r>
+              <w:rPr>
+                <w:noProof/>
+                <w:webHidden/>
+              </w:rPr>
+              <w:fldChar w:fldCharType="separate"/>
+            </w:r>
+            <w:r>
+              <w:rPr>
+                <w:noProof/>
+                <w:webHidden/>
+              </w:rPr>
+              <w:t>8</w:t>
+            </w:r>
+            <w:r>
+              <w:rPr>
+                <w:noProof/>
+                <w:webHidden/>
+              </w:rPr>
+              <w:fldChar w:fldCharType="end"/>
+            </w:r>
+          </w:hyperlink>
+        </w:p>
+        <w:p>
+          <w:pPr>
+            <w:pStyle w:val="20"/>
+            <w:tabs>
+              <w:tab w:val="right" w:leader="dot" w:pos="9628"/>
+            </w:tabs>
+            <w:rPr>
+              <w:rFonts w:asciiTheme="minorHAnsi" w:eastAsiaTheme="minorEastAsia" w:hAnsiTheme="minorHAnsi" w:cstheme="minorBidi"/>
+              <w:noProof/>
+              <w:kern w:val="2"/>
+              <w:sz w:val="22"/>
+              <w:szCs w:val="24"/>
+              <w:lang w:eastAsia="ko-KR" w:bidi="ar-SA"/>
+              <w14:ligatures w14:val="standardContextual"/>
+            </w:rPr>
+          </w:pPr>
+          <w:hyperlink w:anchor="_Toc244277508" w:history="1">
+            <w:r>
+              <w:rPr>
+                <w:rStyle w:val="a3"/>
+                <w:noProof/>
+              </w:rPr>
+              <w:t>2.4 제약 조건</w:t>
+            </w:r>
+            <w:r>
+              <w:rPr>
+                <w:noProof/>
+                <w:webHidden/>
+              </w:rPr>
+              <w:tab/>
+            </w:r>
+            <w:r>
+              <w:rPr>
+                <w:noProof/>
+                <w:webHidden/>
+              </w:rPr>
+              <w:fldChar w:fldCharType="begin"/>
+            </w:r>
+            <w:r>
+              <w:rPr>
+                <w:noProof/>
+                <w:webHidden/>
+              </w:rPr>
+              <w:instrText xml:space="preserve"> PAGEREF _Toc244277508 \h </w:instrText>
+            </w:r>
+            <w:r>
+              <w:rPr>
+                <w:noProof/>
+                <w:webHidden/>
+              </w:rPr>
+            </w:r>
+            <w:r>
+              <w:rPr>
+                <w:noProof/>
+                <w:webHidden/>
+              </w:rPr>
+              <w:fldChar w:fldCharType="separate"/>
+            </w:r>
+            <w:r>
+              <w:rPr>
+                <w:noProof/>
+                <w:webHidden/>
+              </w:rPr>
+              <w:t>8</w:t>
+            </w:r>
+            <w:r>
+              <w:rPr>
+                <w:noProof/>
+                <w:webHidden/>
+              </w:rPr>
+              <w:fldChar w:fldCharType="end"/>
+            </w:r>
+          </w:hyperlink>
+        </w:p>
+        <w:p>
+          <w:pPr>
+            <w:pStyle w:val="20"/>
+            <w:tabs>
+              <w:tab w:val="right" w:leader="dot" w:pos="9628"/>
+            </w:tabs>
+            <w:rPr>
+              <w:rFonts w:asciiTheme="minorHAnsi" w:eastAsiaTheme="minorEastAsia" w:hAnsiTheme="minorHAnsi" w:cstheme="minorBidi"/>
+              <w:noProof/>
+              <w:kern w:val="2"/>
+              <w:sz w:val="22"/>
+              <w:szCs w:val="24"/>
+              <w:lang w:eastAsia="ko-KR" w:bidi="ar-SA"/>
+              <w14:ligatures w14:val="standardContextual"/>
+            </w:rPr>
+          </w:pPr>
+          <w:hyperlink w:anchor="_Toc244277509" w:history="1">
+            <w:r>
+              <w:rPr>
+                <w:rStyle w:val="a3"/>
+                <w:noProof/>
+              </w:rPr>
+              <w:t>2.5 가정 및 의존성</w:t>
+            </w:r>
+            <w:r>
+              <w:rPr>
+                <w:noProof/>
+                <w:webHidden/>
+              </w:rPr>
+              <w:tab/>
+            </w:r>
+            <w:r>
+              <w:rPr>
+                <w:noProof/>
+                <w:webHidden/>
+              </w:rPr>
+              <w:fldChar w:fldCharType="begin"/>
+            </w:r>
+            <w:r>
+              <w:rPr>
+                <w:noProof/>
+                <w:webHidden/>
+              </w:rPr>
+              <w:instrText xml:space="preserve"> PAGEREF _Toc244277509 \h </w:instrText>
+            </w:r>
+            <w:r>
+              <w:rPr>
+                <w:noProof/>
+                <w:webHidden/>
+              </w:rPr>
+            </w:r>
+            <w:r>
+              <w:rPr>
+                <w:noProof/>
+                <w:webHidden/>
+              </w:rPr>
+              <w:fldChar w:fldCharType="separate"/>
+            </w:r>
+            <w:r>
+              <w:rPr>
+                <w:noProof/>
+                <w:webHidden/>
+              </w:rPr>
+              <w:t>8</w:t>
+            </w:r>
+            <w:r>
+              <w:rPr>
+                <w:noProof/>
+                <w:webHidden/>
+              </w:rPr>
+              <w:fldChar w:fldCharType="end"/>
+            </w:r>
+          </w:hyperlink>
+        </w:p>
+        <w:p>
+          <w:pPr>
+            <w:pStyle w:val="20"/>
+            <w:tabs>
+              <w:tab w:val="right" w:leader="dot" w:pos="9628"/>
+            </w:tabs>
+            <w:rPr>
+              <w:rFonts w:asciiTheme="minorHAnsi" w:eastAsiaTheme="minorEastAsia" w:hAnsiTheme="minorHAnsi" w:cstheme="minorBidi"/>
+              <w:noProof/>
+              <w:kern w:val="2"/>
+              <w:sz w:val="22"/>
+              <w:szCs w:val="24"/>
+              <w:lang w:eastAsia="ko-KR" w:bidi="ar-SA"/>
+              <w14:ligatures w14:val="standardContextual"/>
+            </w:rPr>
+          </w:pPr>
+          <w:hyperlink w:anchor="_Toc244277510" w:history="1">
+            <w:r>
+              <w:rPr>
+                <w:rStyle w:val="a3"/>
+                <w:noProof/>
+              </w:rPr>
+              <w:t>2.6 요구사항 단계별 배분</w:t>
+            </w:r>
+            <w:r>
+              <w:rPr>
+                <w:noProof/>
+                <w:webHidden/>
+              </w:rPr>
+              <w:tab/>
+            </w:r>
+            <w:r>
+              <w:rPr>
+                <w:noProof/>
+                <w:webHidden/>
+              </w:rPr>
+              <w:fldChar w:fldCharType="begin"/>
+            </w:r>
+            <w:r>
+              <w:rPr>
+                <w:noProof/>
+                <w:webHidden/>
+              </w:rPr>
+              <w:instrText xml:space="preserve"> PAGEREF _Toc244277510 \h </w:instrText>
+            </w:r>
+            <w:r>
+              <w:rPr>
+                <w:noProof/>
+                <w:webHidden/>
+              </w:rPr>
+            </w:r>
+            <w:r>
+              <w:rPr>
+                <w:noProof/>
+                <w:webHidden/>
+              </w:rPr>
+              <w:fldChar w:fldCharType="separate"/>
+            </w:r>
+            <w:r>
+              <w:rPr>
+                <w:noProof/>
+                <w:webHidden/>
+              </w:rPr>
+              <w:t>8</w:t>
+            </w:r>
+            <w:r>
+              <w:rPr>
+                <w:noProof/>
+                <w:webHidden/>
+              </w:rPr>
+              <w:fldChar w:fldCharType="end"/>
+            </w:r>
+          </w:hyperlink>
+        </w:p>
+        <w:p>
+          <w:pPr>
+            <w:pStyle w:val="10"/>
+            <w:tabs>
+              <w:tab w:val="right" w:leader="dot" w:pos="9628"/>
+            </w:tabs>
+            <w:rPr>
+              <w:rFonts w:asciiTheme="minorHAnsi" w:eastAsiaTheme="minorEastAsia" w:hAnsiTheme="minorHAnsi" w:cstheme="minorBidi"/>
+              <w:noProof/>
+              <w:kern w:val="2"/>
+              <w:sz w:val="22"/>
+              <w:szCs w:val="24"/>
+              <w:lang w:eastAsia="ko-KR" w:bidi="ar-SA"/>
+              <w14:ligatures w14:val="standardContextual"/>
+            </w:rPr>
+          </w:pPr>
+          <w:hyperlink w:anchor="_Toc244277511" w:history="1">
+            <w:r>
+              <w:rPr>
+                <w:rStyle w:val="a3"/>
+                <w:noProof/>
+              </w:rPr>
+              <w:t>3. 기능 요구사항</w:t>
+            </w:r>
+            <w:r>
+              <w:rPr>
+                <w:noProof/>
+                <w:webHidden/>
+              </w:rPr>
+              <w:tab/>
+            </w:r>
+            <w:r>
+              <w:rPr>
+                <w:noProof/>
+                <w:webHidden/>
+              </w:rPr>
+              <w:fldChar w:fldCharType="begin"/>
+            </w:r>
+            <w:r>
+              <w:rPr>
+                <w:noProof/>
+                <w:webHidden/>
+              </w:rPr>
+              <w:instrText xml:space="preserve"> PAGEREF _Toc244277511 \h </w:instrText>
+            </w:r>
+            <w:r>
+              <w:rPr>
+                <w:noProof/>
+                <w:webHidden/>
+              </w:rPr>
+            </w:r>
+            <w:r>
+              <w:rPr>
+                <w:noProof/>
+                <w:webHidden/>
+              </w:rPr>
+              <w:fldChar w:fldCharType="separate"/>
+            </w:r>
+            <w:r>
+              <w:rPr>
+                <w:noProof/>
+                <w:webHidden/>
+              </w:rPr>
+              <w:t>10</w:t>
+            </w:r>
+            <w:r>
+              <w:rPr>
+                <w:noProof/>
+                <w:webHidden/>
+              </w:rPr>
+              <w:fldChar w:fldCharType="end"/>
+            </w:r>
+          </w:hyperlink>
+        </w:p>
+        <w:p>
+          <w:pPr>
+            <w:pStyle w:val="20"/>
+            <w:tabs>
+              <w:tab w:val="right" w:leader="dot" w:pos="9628"/>
+            </w:tabs>
+            <w:rPr>
+              <w:rFonts w:asciiTheme="minorHAnsi" w:eastAsiaTheme="minorEastAsia" w:hAnsiTheme="minorHAnsi" w:cstheme="minorBidi"/>
+              <w:noProof/>
+              <w:kern w:val="2"/>
+              <w:sz w:val="22"/>
+              <w:szCs w:val="24"/>
+              <w:lang w:eastAsia="ko-KR" w:bidi="ar-SA"/>
+              <w14:ligatures w14:val="standardContextual"/>
+            </w:rPr>
+          </w:pPr>
+          <w:hyperlink w:anchor="_Toc244277512" w:history="1">
+            <w:r>
+              <w:rPr>
+                <w:rStyle w:val="a3"/>
+                <w:noProof/>
+              </w:rPr>
+              <w:t>3.1 기능 요구사항 목록</w:t>
+            </w:r>
+            <w:r>
+              <w:rPr>
+                <w:noProof/>
+                <w:webHidden/>
+              </w:rPr>
+              <w:tab/>
+            </w:r>
+            <w:r>
+              <w:rPr>
+                <w:noProof/>
+                <w:webHidden/>
+              </w:rPr>
+              <w:fldChar w:fldCharType="begin"/>
+            </w:r>
+            <w:r>
+              <w:rPr>
+                <w:noProof/>
+                <w:webHidden/>
+              </w:rPr>
+              <w:instrText xml:space="preserve"> PAGEREF _Toc244277512 \h </w:instrText>
+            </w:r>
+            <w:r>
+              <w:rPr>
+                <w:noProof/>
+                <w:webHidden/>
+              </w:rPr>
+            </w:r>
+            <w:r>
+              <w:rPr>
+                <w:noProof/>
+                <w:webHidden/>
+              </w:rPr>
+              <w:fldChar w:fldCharType="separate"/>
+            </w:r>
+            <w:r>
+              <w:rPr>
+                <w:noProof/>
+                <w:webHidden/>
+              </w:rPr>
+              <w:t>10</w:t>
+            </w:r>
+            <w:r>
+              <w:rPr>
+                <w:noProof/>
+                <w:webHidden/>
+              </w:rPr>
+              <w:fldChar w:fldCharType="end"/>
+            </w:r>
+          </w:hyperlink>
+        </w:p>
+        <w:p>
+          <w:pPr>
+            <w:pStyle w:val="20"/>
+            <w:tabs>
+              <w:tab w:val="right" w:leader="dot" w:pos="9628"/>
+            </w:tabs>
+            <w:rPr>
+              <w:rFonts w:asciiTheme="minorHAnsi" w:eastAsiaTheme="minorEastAsia" w:hAnsiTheme="minorHAnsi" w:cstheme="minorBidi"/>
+              <w:noProof/>
+              <w:kern w:val="2"/>
+              <w:sz w:val="22"/>
+              <w:szCs w:val="24"/>
+              <w:lang w:eastAsia="ko-KR" w:bidi="ar-SA"/>
+              <w14:ligatures w14:val="standardContextual"/>
+            </w:rPr>
+          </w:pPr>
+          <w:hyperlink w:anchor="_Toc244277513" w:history="1">
+            <w:r>
+              <w:rPr>
+                <w:rStyle w:val="a3"/>
+                <w:noProof/>
+              </w:rPr>
+              <w:t>3.2 기능 요구사항 상세</w:t>
+            </w:r>
+            <w:r>
+              <w:rPr>
+                <w:noProof/>
+                <w:webHidden/>
+              </w:rPr>
+              <w:tab/>
+            </w:r>
+            <w:r>
+              <w:rPr>
+                <w:noProof/>
+                <w:webHidden/>
+              </w:rPr>
+              <w:fldChar w:fldCharType="begin"/>
+            </w:r>
+            <w:r>
+              <w:rPr>
+                <w:noProof/>
+                <w:webHidden/>
+              </w:rPr>
+              <w:instrText xml:space="preserve"> PAGEREF _Toc244277513 \h </w:instrText>
+            </w:r>
+            <w:r>
+              <w:rPr>
+                <w:noProof/>
+                <w:webHidden/>
+              </w:rPr>
+            </w:r>
+            <w:r>
+              <w:rPr>
+                <w:noProof/>
+                <w:webHidden/>
+              </w:rPr>
+              <w:fldChar w:fldCharType="separate"/>
+            </w:r>
+            <w:r>
+              <w:rPr>
+                <w:noProof/>
+                <w:webHidden/>
+              </w:rPr>
+              <w:t>12</w:t>
+            </w:r>
+            <w:r>
+              <w:rPr>
+                <w:noProof/>
+                <w:webHidden/>
+              </w:rPr>
+              <w:fldChar w:fldCharType="end"/>
+            </w:r>
+          </w:hyperlink>
+        </w:p>
+        <w:p>
+          <w:pPr>
+            <w:pStyle w:val="10"/>
+            <w:tabs>
+              <w:tab w:val="right" w:leader="dot" w:pos="9628"/>
+            </w:tabs>
+            <w:rPr>
+              <w:rFonts w:asciiTheme="minorHAnsi" w:eastAsiaTheme="minorEastAsia" w:hAnsiTheme="minorHAnsi" w:cstheme="minorBidi"/>
+              <w:noProof/>
+              <w:kern w:val="2"/>
+              <w:sz w:val="22"/>
+              <w:szCs w:val="24"/>
+              <w:lang w:eastAsia="ko-KR" w:bidi="ar-SA"/>
+              <w14:ligatures w14:val="standardContextual"/>
+            </w:rPr>
+          </w:pPr>
+          <w:hyperlink w:anchor="_Toc244277514" w:history="1">
+            <w:r>
+              <w:rPr>
+                <w:rStyle w:val="a3"/>
+                <w:noProof/>
+              </w:rPr>
+              <w:t>4. 외부 인터페이스 요구사항</w:t>
+            </w:r>
+            <w:r>
+              <w:rPr>
+                <w:noProof/>
+                <w:webHidden/>
+              </w:rPr>
+              <w:tab/>
+            </w:r>
+            <w:r>
+              <w:rPr>
+                <w:noProof/>
+                <w:webHidden/>
+              </w:rPr>
+              <w:fldChar w:fldCharType="begin"/>
+            </w:r>
+            <w:r>
+              <w:rPr>
+                <w:noProof/>
+                <w:webHidden/>
+              </w:rPr>
+              <w:instrText xml:space="preserve"> PAGEREF _Toc244277514 \h </w:instrText>
+            </w:r>
+            <w:r>
+              <w:rPr>
+                <w:noProof/>
+                <w:webHidden/>
+              </w:rPr>
+            </w:r>
+            <w:r>
+              <w:rPr>
+                <w:noProof/>
+                <w:webHidden/>
+              </w:rPr>
+              <w:fldChar w:fldCharType="separate"/>
+            </w:r>
+            <w:r>
+              <w:rPr>
+                <w:noProof/>
+                <w:webHidden/>
+              </w:rPr>
+              <w:t>16</w:t>
+            </w:r>
+            <w:r>
+              <w:rPr>
+                <w:noProof/>
+                <w:webHidden/>
+              </w:rPr>
+              <w:fldChar w:fldCharType="end"/>
+            </w:r>
+          </w:hyperlink>
+        </w:p>
+        <w:p>
+          <w:pPr>
+            <w:pStyle w:val="20"/>
+            <w:tabs>
+              <w:tab w:val="right" w:leader="dot" w:pos="9628"/>
+            </w:tabs>
+            <w:rPr>
+              <w:rFonts w:asciiTheme="minorHAnsi" w:eastAsiaTheme="minorEastAsia" w:hAnsiTheme="minorHAnsi" w:cstheme="minorBidi"/>
+              <w:noProof/>
+              <w:kern w:val="2"/>
+              <w:sz w:val="22"/>
+              <w:szCs w:val="24"/>
+              <w:lang w:eastAsia="ko-KR" w:bidi="ar-SA"/>
+              <w14:ligatures w14:val="standardContextual"/>
+            </w:rPr>
+          </w:pPr>
+          <w:hyperlink w:anchor="_Toc244277515" w:history="1">
+            <w:r>
+              <w:rPr>
+                <w:rStyle w:val="a3"/>
+                <w:noProof/>
+              </w:rPr>
+              <w:t>4.1 사용자 인터페이스</w:t>
+            </w:r>
+            <w:r>
+              <w:rPr>
+                <w:noProof/>
+                <w:webHidden/>
+              </w:rPr>
+              <w:tab/>
+            </w:r>
+            <w:r>
+              <w:rPr>
+                <w:noProof/>
+                <w:webHidden/>
+              </w:rPr>
+              <w:fldChar w:fldCharType="begin"/>
+            </w:r>
+            <w:r>
+              <w:rPr>
+                <w:noProof/>
+                <w:webHidden/>
+              </w:rPr>
+              <w:instrText xml:space="preserve"> PAGEREF _Toc244277515 \h </w:instrText>
+            </w:r>
+            <w:r>
+              <w:rPr>
+                <w:noProof/>
+                <w:webHidden/>
+              </w:rPr>
+            </w:r>
+            <w:r>
+              <w:rPr>
+                <w:noProof/>
+                <w:webHidden/>
+              </w:rPr>
+              <w:fldChar w:fldCharType="separate"/>
+            </w:r>
+            <w:r>
+              <w:rPr>
+                <w:noProof/>
+                <w:webHidden/>
+              </w:rPr>
+              <w:t>16</w:t>
+            </w:r>
+            <w:r>
+              <w:rPr>
+                <w:noProof/>
+                <w:webHidden/>
+              </w:rPr>
+              <w:fldChar w:fldCharType="end"/>
+            </w:r>
+          </w:hyperlink>
+        </w:p>
+        <w:p>
+          <w:pPr>
+            <w:pStyle w:val="20"/>
+            <w:tabs>
+              <w:tab w:val="right" w:leader="dot" w:pos="9628"/>
+            </w:tabs>
+            <w:rPr>
+              <w:rFonts w:asciiTheme="minorHAnsi" w:eastAsiaTheme="minorEastAsia" w:hAnsiTheme="minorHAnsi" w:cstheme="minorBidi"/>
+              <w:noProof/>
+              <w:kern w:val="2"/>
+              <w:sz w:val="22"/>
+              <w:szCs w:val="24"/>
+              <w:lang w:eastAsia="ko-KR" w:bidi="ar-SA"/>
+              <w14:ligatures w14:val="standardContextual"/>
+            </w:rPr>
+          </w:pPr>
+          <w:hyperlink w:anchor="_Toc244277516" w:history="1">
+            <w:r>
+              <w:rPr>
+                <w:rStyle w:val="a3"/>
+                <w:noProof/>
+              </w:rPr>
+              <w:t>4.2 하드웨어 인터페이스</w:t>
+            </w:r>
+            <w:r>
+              <w:rPr>
+                <w:noProof/>
+                <w:webHidden/>
+              </w:rPr>
+              <w:tab/>
+            </w:r>
+            <w:r>
+              <w:rPr>
+                <w:noProof/>
+                <w:webHidden/>
+              </w:rPr>
+              <w:fldChar w:fldCharType="begin"/>
+            </w:r>
+            <w:r>
+              <w:rPr>
+                <w:noProof/>
+                <w:webHidden/>
+              </w:rPr>
+              <w:instrText xml:space="preserve"> PAGEREF _Toc244277516 \h </w:instrText>
+            </w:r>
+            <w:r>
+              <w:rPr>
+                <w:noProof/>
+                <w:webHidden/>
+              </w:rPr>
+            </w:r>
+            <w:r>
+              <w:rPr>
+                <w:noProof/>
+                <w:webHidden/>
+              </w:rPr>
+              <w:fldChar w:fldCharType="separate"/>
+            </w:r>
+            <w:r>
+              <w:rPr>
+                <w:noProof/>
+                <w:webHidden/>
+              </w:rPr>
+              <w:t>17</w:t>
+            </w:r>
+            <w:r>
+              <w:rPr>
+                <w:noProof/>
+                <w:webHidden/>
+              </w:rPr>
+              <w:fldChar w:fldCharType="end"/>
+            </w:r>
+          </w:hyperlink>
+        </w:p>
+        <w:p>
+          <w:pPr>
+            <w:pStyle w:val="20"/>
+            <w:tabs>
+              <w:tab w:val="right" w:leader="dot" w:pos="9628"/>
+            </w:tabs>
+            <w:rPr>
+              <w:rFonts w:asciiTheme="minorHAnsi" w:eastAsiaTheme="minorEastAsia" w:hAnsiTheme="minorHAnsi" w:cstheme="minorBidi"/>
+              <w:noProof/>
+              <w:kern w:val="2"/>
+              <w:sz w:val="22"/>
+              <w:szCs w:val="24"/>
+              <w:lang w:eastAsia="ko-KR" w:bidi="ar-SA"/>
+              <w14:ligatures w14:val="standardContextual"/>
+            </w:rPr>
+          </w:pPr>
+          <w:hyperlink w:anchor="_Toc244277517" w:history="1">
+            <w:r>
+              <w:rPr>
+                <w:rStyle w:val="a3"/>
+                <w:noProof/>
+              </w:rPr>
+              <w:t>4.3 소프트웨어 인터페이스</w:t>
+            </w:r>
+            <w:r>
+              <w:rPr>
+                <w:noProof/>
+                <w:webHidden/>
+              </w:rPr>
+              <w:tab/>
+            </w:r>
+            <w:r>
+              <w:rPr>
+                <w:noProof/>
+                <w:webHidden/>
+              </w:rPr>
+              <w:fldChar w:fldCharType="begin"/>
+            </w:r>
+            <w:r>
+              <w:rPr>
+                <w:noProof/>
+                <w:webHidden/>
+              </w:rPr>
+              <w:instrText xml:space="preserve"> PAGEREF _Toc244277517 \h </w:instrText>
+            </w:r>
+            <w:r>
+              <w:rPr>
+                <w:noProof/>
+                <w:webHidden/>
+              </w:rPr>
+            </w:r>
+            <w:r>
+              <w:rPr>
+                <w:noProof/>
+                <w:webHidden/>
+              </w:rPr>
+              <w:fldChar w:fldCharType="separate"/>
+            </w:r>
+            <w:r>
+              <w:rPr>
+                <w:noProof/>
+                <w:webHidden/>
+              </w:rPr>
+              <w:t>17</w:t>
+            </w:r>
+            <w:r>
+              <w:rPr>
+                <w:noProof/>
+                <w:webHidden/>
+              </w:rPr>
+              <w:fldChar w:fldCharType="end"/>
+            </w:r>
+          </w:hyperlink>
+        </w:p>
+        <w:p>
+          <w:pPr>
+            <w:pStyle w:val="20"/>
+            <w:tabs>
+              <w:tab w:val="right" w:leader="dot" w:pos="9628"/>
+            </w:tabs>
+            <w:rPr>
+              <w:rFonts w:asciiTheme="minorHAnsi" w:eastAsiaTheme="minorEastAsia" w:hAnsiTheme="minorHAnsi" w:cstheme="minorBidi"/>
+              <w:noProof/>
+              <w:kern w:val="2"/>
+              <w:sz w:val="22"/>
+              <w:szCs w:val="24"/>
+              <w:lang w:eastAsia="ko-KR" w:bidi="ar-SA"/>
+              <w14:ligatures w14:val="standardContextual"/>
+            </w:rPr>
+          </w:pPr>
+          <w:hyperlink w:anchor="_Toc244277518" w:history="1">
+            <w:r>
+              <w:rPr>
+                <w:rStyle w:val="a3"/>
+                <w:noProof/>
+              </w:rPr>
+              <w:t>4.4 통신 인터페이스</w:t>
+            </w:r>
+            <w:r>
+              <w:rPr>
+                <w:noProof/>
+                <w:webHidden/>
+              </w:rPr>
+              <w:tab/>
+            </w:r>
+            <w:r>
+              <w:rPr>
+                <w:noProof/>
+                <w:webHidden/>
+              </w:rPr>
+              <w:fldChar w:fldCharType="begin"/>
+            </w:r>
+            <w:r>
+              <w:rPr>
+                <w:noProof/>
+                <w:webHidden/>
+              </w:rPr>
+              <w:instrText xml:space="preserve"> PAGEREF _Toc244277518 \h </w:instrText>
+            </w:r>
+            <w:r>
+              <w:rPr>
+                <w:noProof/>
+                <w:webHidden/>
+              </w:rPr>
+            </w:r>
+            <w:r>
+              <w:rPr>
+                <w:noProof/>
+                <w:webHidden/>
+              </w:rPr>
+              <w:fldChar w:fldCharType="separate"/>
+            </w:r>
+            <w:r>
+              <w:rPr>
+                <w:noProof/>
+                <w:webHidden/>
+              </w:rPr>
+              <w:t>18</w:t>
+            </w:r>
+            <w:r>
+              <w:rPr>
+                <w:noProof/>
+                <w:webHidden/>
+              </w:rPr>
+              <w:fldChar w:fldCharType="end"/>
+            </w:r>
+          </w:hyperlink>
+        </w:p>
+        <w:p>
+          <w:pPr>
+            <w:pStyle w:val="10"/>
+            <w:tabs>
+              <w:tab w:val="right" w:leader="dot" w:pos="9628"/>
+            </w:tabs>
+            <w:rPr>
+              <w:rFonts w:asciiTheme="minorHAnsi" w:eastAsiaTheme="minorEastAsia" w:hAnsiTheme="minorHAnsi" w:cstheme="minorBidi"/>
+              <w:noProof/>
+              <w:kern w:val="2"/>
+              <w:sz w:val="22"/>
+              <w:szCs w:val="24"/>
+              <w:lang w:eastAsia="ko-KR" w:bidi="ar-SA"/>
+              <w14:ligatures w14:val="standardContextual"/>
+            </w:rPr>
+          </w:pPr>
+          <w:hyperlink w:anchor="_Toc244277519" w:history="1">
+            <w:r>
+              <w:rPr>
+                <w:rStyle w:val="a3"/>
+                <w:noProof/>
+              </w:rPr>
+              <w:t>5. 비기능 요구사항</w:t>
+            </w:r>
+            <w:r>
+              <w:rPr>
+                <w:noProof/>
+                <w:webHidden/>
+              </w:rPr>
+              <w:tab/>
+            </w:r>
+            <w:r>
+              <w:rPr>
+                <w:noProof/>
+                <w:webHidden/>
+              </w:rPr>
+              <w:fldChar w:fldCharType="begin"/>
+            </w:r>
+            <w:r>
+              <w:rPr>
+                <w:noProof/>
+                <w:webHidden/>
+              </w:rPr>
+              <w:instrText xml:space="preserve"> PAGEREF _Toc244277519 \h </w:instrText>
+            </w:r>
+            <w:r>
+              <w:rPr>
+                <w:noProof/>
+                <w:webHidden/>
+              </w:rPr>
+            </w:r>
+            <w:r>
+              <w:rPr>
+                <w:noProof/>
+                <w:webHidden/>
+              </w:rPr>
+              <w:fldChar w:fldCharType="separate"/>
+            </w:r>
+            <w:r>
+              <w:rPr>
+                <w:noProof/>
+                <w:webHidden/>
+              </w:rPr>
+              <w:t>19</w:t>
+            </w:r>
+            <w:r>
+              <w:rPr>
+                <w:noProof/>
+                <w:webHidden/>
+              </w:rPr>
+              <w:fldChar w:fldCharType="end"/>
+            </w:r>
+          </w:hyperlink>
+        </w:p>
+        <w:p>
+          <w:pPr>
+            <w:pStyle w:val="10"/>
+            <w:tabs>
+              <w:tab w:val="right" w:leader="dot" w:pos="9628"/>
+            </w:tabs>
+            <w:rPr>
+              <w:rFonts w:asciiTheme="minorHAnsi" w:eastAsiaTheme="minorEastAsia" w:hAnsiTheme="minorHAnsi" w:cstheme="minorBidi"/>
+              <w:noProof/>
+              <w:kern w:val="2"/>
+              <w:sz w:val="22"/>
+              <w:szCs w:val="24"/>
+              <w:lang w:eastAsia="ko-KR" w:bidi="ar-SA"/>
+              <w14:ligatures w14:val="standardContextual"/>
+            </w:rPr>
+          </w:pPr>
+          <w:hyperlink w:anchor="_Toc244277520" w:history="1">
+            <w:r>
+              <w:rPr>
+                <w:rStyle w:val="a3"/>
+                <w:noProof/>
+              </w:rPr>
+              <w:t>6. 데이터 요구사항</w:t>
+            </w:r>
+            <w:r>
+              <w:rPr>
+                <w:noProof/>
+                <w:webHidden/>
+              </w:rPr>
+              <w:tab/>
+            </w:r>
+            <w:r>
+              <w:rPr>
+                <w:noProof/>
+                <w:webHidden/>
+              </w:rPr>
+              <w:fldChar w:fldCharType="begin"/>
+            </w:r>
+            <w:r>
+              <w:rPr>
+                <w:noProof/>
+                <w:webHidden/>
+              </w:rPr>
+              <w:instrText xml:space="preserve"> PAGEREF _Toc244277520 \h </w:instrText>
+            </w:r>
+            <w:r>
+              <w:rPr>
+                <w:noProof/>
+                <w:webHidden/>
+              </w:rPr>
+            </w:r>
+            <w:r>
+              <w:rPr>
+                <w:noProof/>
+                <w:webHidden/>
+              </w:rPr>
+              <w:fldChar w:fldCharType="separate"/>
+            </w:r>
+            <w:r>
+              <w:rPr>
+                <w:noProof/>
+                <w:webHidden/>
+              </w:rPr>
+              <w:t>20</w:t>
+            </w:r>
+            <w:r>
+              <w:rPr>
+                <w:noProof/>
+                <w:webHidden/>
+              </w:rPr>
+              <w:fldChar w:fldCharType="end"/>
+            </w:r>
+          </w:hyperlink>
+        </w:p>
+        <w:p>
+          <w:pPr>
+            <w:pStyle w:val="10"/>
+            <w:tabs>
+              <w:tab w:val="right" w:leader="dot" w:pos="9628"/>
+            </w:tabs>
+            <w:rPr>
+              <w:rFonts w:asciiTheme="minorHAnsi" w:eastAsiaTheme="minorEastAsia" w:hAnsiTheme="minorHAnsi" w:cstheme="minorBidi"/>
+              <w:noProof/>
+              <w:kern w:val="2"/>
+              <w:sz w:val="22"/>
+              <w:szCs w:val="24"/>
+              <w:lang w:eastAsia="ko-KR" w:bidi="ar-SA"/>
+              <w14:ligatures w14:val="standardContextual"/>
+            </w:rPr>
+          </w:pPr>
+          <w:hyperlink w:anchor="_Toc244277521" w:history="1">
+            <w:r>
+              <w:rPr>
+                <w:rStyle w:val="a3"/>
+                <w:noProof/>
+              </w:rPr>
+              <w:t>7. 검증</w:t>
+            </w:r>
+            <w:r>
+              <w:rPr>
+                <w:noProof/>
+                <w:webHidden/>
+              </w:rPr>
+              <w:tab/>
+            </w:r>
+            <w:r>
+              <w:rPr>
+                <w:noProof/>
+                <w:webHidden/>
+              </w:rPr>
+              <w:fldChar w:fldCharType="begin"/>
+            </w:r>
+            <w:r>
+              <w:rPr>
+                <w:noProof/>
+                <w:webHidden/>
+              </w:rPr>
+              <w:instrText xml:space="preserve"> PAGEREF _Toc244277521 \h </w:instrText>
+            </w:r>
+            <w:r>
+              <w:rPr>
+                <w:noProof/>
+                <w:webHidden/>
+              </w:rPr>
+            </w:r>
+            <w:r>
+              <w:rPr>
+                <w:noProof/>
+                <w:webHidden/>
+              </w:rPr>
+              <w:fldChar w:fldCharType="separate"/>
+            </w:r>
+            <w:r>
+              <w:rPr>
+                <w:noProof/>
+                <w:webHidden/>
+              </w:rPr>
+              <w:t>22</w:t>
+            </w:r>
+            <w:r>
+              <w:rPr>
+                <w:noProof/>
+                <w:webHidden/>
+              </w:rPr>
+              <w:fldChar w:fldCharType="end"/>
+            </w:r>
+          </w:hyperlink>
+        </w:p>
+        <w:p>
+          <w:pPr>
+            <w:pStyle w:val="20"/>
+            <w:tabs>
+              <w:tab w:val="right" w:leader="dot" w:pos="9628"/>
+            </w:tabs>
+            <w:rPr>
+              <w:rFonts w:asciiTheme="minorHAnsi" w:eastAsiaTheme="minorEastAsia" w:hAnsiTheme="minorHAnsi" w:cstheme="minorBidi"/>
+              <w:noProof/>
+              <w:kern w:val="2"/>
+              <w:sz w:val="22"/>
+              <w:szCs w:val="24"/>
+              <w:lang w:eastAsia="ko-KR" w:bidi="ar-SA"/>
+              <w14:ligatures w14:val="standardContextual"/>
+            </w:rPr>
+          </w:pPr>
+          <w:hyperlink w:anchor="_Toc244277522" w:history="1">
+            <w:r>
+              <w:rPr>
+                <w:rStyle w:val="a3"/>
+                <w:noProof/>
+              </w:rPr>
+              <w:t>7.1 검증 방법</w:t>
+            </w:r>
+            <w:r>
+              <w:rPr>
+                <w:noProof/>
+                <w:webHidden/>
+              </w:rPr>
+              <w:tab/>
+            </w:r>
+            <w:r>
+              <w:rPr>
+                <w:noProof/>
+                <w:webHidden/>
+              </w:rPr>
+              <w:fldChar w:fldCharType="begin"/>
+            </w:r>
+            <w:r>
+              <w:rPr>
+                <w:noProof/>
+                <w:webHidden/>
+              </w:rPr>
+              <w:instrText xml:space="preserve"> PAGEREF _Toc244277522 \h </w:instrText>
+            </w:r>
+            <w:r>
+              <w:rPr>
+                <w:noProof/>
+                <w:webHidden/>
+              </w:rPr>
+            </w:r>
+            <w:r>
+              <w:rPr>
+                <w:noProof/>
+                <w:webHidden/>
+              </w:rPr>
+              <w:fldChar w:fldCharType="separate"/>
+            </w:r>
+            <w:r>
+              <w:rPr>
+                <w:noProof/>
+                <w:webHidden/>
+              </w:rPr>
+              <w:t>22</w:t>
+            </w:r>
+            <w:r>
+              <w:rPr>
+                <w:noProof/>
+                <w:webHidden/>
+              </w:rPr>
+              <w:fldChar w:fldCharType="end"/>
+            </w:r>
+          </w:hyperlink>
+        </w:p>
+        <w:p>
+          <w:pPr>
+            <w:pStyle w:val="20"/>
+            <w:tabs>
+              <w:tab w:val="right" w:leader="dot" w:pos="9628"/>
+            </w:tabs>
+            <w:rPr>
+              <w:rFonts w:asciiTheme="minorHAnsi" w:eastAsiaTheme="minorEastAsia" w:hAnsiTheme="minorHAnsi" w:cstheme="minorBidi"/>
+              <w:noProof/>
+              <w:kern w:val="2"/>
+              <w:sz w:val="22"/>
+              <w:szCs w:val="24"/>
+              <w:lang w:eastAsia="ko-KR" w:bidi="ar-SA"/>
+              <w14:ligatures w14:val="standardContextual"/>
+            </w:rPr>
+          </w:pPr>
+          <w:hyperlink w:anchor="_Toc244277523" w:history="1">
+            <w:r>
+              <w:rPr>
+                <w:rStyle w:val="a3"/>
+                <w:noProof/>
+              </w:rPr>
+              <w:t>7.2 요구사항 추적 매트릭스</w:t>
+            </w:r>
+            <w:r>
+              <w:rPr>
+                <w:noProof/>
+                <w:webHidden/>
+              </w:rPr>
+              <w:tab/>
+            </w:r>
+            <w:r>
+              <w:rPr>
+                <w:noProof/>
+                <w:webHidden/>
+              </w:rPr>
+              <w:fldChar w:fldCharType="begin"/>
+            </w:r>
+            <w:r>
+              <w:rPr>
+                <w:noProof/>
+                <w:webHidden/>
+              </w:rPr>
+              <w:instrText xml:space="preserve"> PAGEREF _Toc244277523 \h </w:instrText>
+            </w:r>
+            <w:r>
+              <w:rPr>
+                <w:noProof/>
+                <w:webHidden/>
+              </w:rPr>
+            </w:r>
+            <w:r>
+              <w:rPr>
+                <w:noProof/>
+                <w:webHidden/>
+              </w:rPr>
+              <w:fldChar w:fldCharType="separate"/>
+            </w:r>
+            <w:r>
+              <w:rPr>
+                <w:noProof/>
+                <w:webHidden/>
+              </w:rPr>
+              <w:t>22</w:t>
+            </w:r>
+            <w:r>
+              <w:rPr>
+                <w:noProof/>
+                <w:webHidden/>
+              </w:rPr>
+              <w:fldChar w:fldCharType="end"/>
+            </w:r>
+          </w:hyperlink>
+        </w:p>
+        <w:p>
+          <w:pPr>
+            <w:pStyle w:val="10"/>
+            <w:tabs>
+              <w:tab w:val="right" w:leader="dot" w:pos="9628"/>
+            </w:tabs>
+            <w:rPr>
+              <w:rFonts w:asciiTheme="minorHAnsi" w:eastAsiaTheme="minorEastAsia" w:hAnsiTheme="minorHAnsi" w:cstheme="minorBidi"/>
+              <w:noProof/>
+              <w:kern w:val="2"/>
+              <w:sz w:val="22"/>
+              <w:szCs w:val="24"/>
+              <w:lang w:eastAsia="ko-KR" w:bidi="ar-SA"/>
+              <w14:ligatures w14:val="standardContextual"/>
+            </w:rPr>
+          </w:pPr>
+          <w:hyperlink w:anchor="_Toc244277524" w:history="1">
+            <w:r>
+              <w:rPr>
+                <w:rStyle w:val="a3"/>
+                <w:noProof/>
+              </w:rPr>
+              <w:t>8. 변경 관리</w:t>
+            </w:r>
+            <w:r>
+              <w:rPr>
+                <w:noProof/>
+                <w:webHidden/>
+              </w:rPr>
+              <w:tab/>
+            </w:r>
+            <w:r>
+              <w:rPr>
+                <w:noProof/>
+                <w:webHidden/>
+              </w:rPr>
+              <w:fldChar w:fldCharType="begin"/>
+            </w:r>
+            <w:r>
+              <w:rPr>
+                <w:noProof/>
+                <w:webHidden/>
+              </w:rPr>
+              <w:instrText xml:space="preserve"> PAGEREF _Toc244277524 \h </w:instrText>
+            </w:r>
+            <w:r>
+              <w:rPr>
+                <w:noProof/>
+                <w:webHidden/>
+              </w:rPr>
+            </w:r>
+            <w:r>
+              <w:rPr>
+                <w:noProof/>
+                <w:webHidden/>
+              </w:rPr>
+              <w:fldChar w:fldCharType="separate"/>
+            </w:r>
+            <w:r>
+              <w:rPr>
+                <w:noProof/>
+                <w:webHidden/>
+              </w:rPr>
+              <w:t>28</w:t>
+            </w:r>
+            <w:r>
+              <w:rPr>
+                <w:noProof/>
+                <w:webHidden/>
+              </w:rPr>
+              <w:fldChar w:fldCharType="end"/>
+            </w:r>
+          </w:hyperlink>
+        </w:p>
+        <w:p>
+          <w:pPr>
+            <w:pStyle w:val="10"/>
+            <w:tabs>
+              <w:tab w:val="right" w:leader="dot" w:pos="9628"/>
+            </w:tabs>
+            <w:rPr>
+              <w:rFonts w:asciiTheme="minorHAnsi" w:eastAsiaTheme="minorEastAsia" w:hAnsiTheme="minorHAnsi" w:cstheme="minorBidi"/>
+              <w:noProof/>
+              <w:kern w:val="2"/>
+              <w:sz w:val="22"/>
+              <w:szCs w:val="24"/>
+              <w:lang w:eastAsia="ko-KR" w:bidi="ar-SA"/>
+              <w14:ligatures w14:val="standardContextual"/>
+            </w:rPr>
+          </w:pPr>
+          <w:hyperlink w:anchor="_Toc244277525" w:history="1">
+            <w:r>
+              <w:rPr>
+                <w:rStyle w:val="a3"/>
+                <w:noProof/>
+              </w:rPr>
+              <w:t>9. 검토 및 승인</w:t>
+            </w:r>
+            <w:r>
+              <w:rPr>
+                <w:noProof/>
+                <w:webHidden/>
+              </w:rPr>
+              <w:tab/>
+            </w:r>
+            <w:r>
+              <w:rPr>
+                <w:noProof/>
+                <w:webHidden/>
+              </w:rPr>
+              <w:fldChar w:fldCharType="begin"/>
+            </w:r>
+            <w:r>
+              <w:rPr>
+                <w:noProof/>
+                <w:webHidden/>
+              </w:rPr>
+              <w:instrText xml:space="preserve"> PAGEREF _Toc244277525 \h </w:instrText>
+            </w:r>
+            <w:r>
+              <w:rPr>
+                <w:noProof/>
+                <w:webHidden/>
+              </w:rPr>
+            </w:r>
+            <w:r>
+              <w:rPr>
+                <w:noProof/>
+                <w:webHidden/>
+              </w:rPr>
+              <w:fldChar w:fldCharType="separate"/>
+            </w:r>
+            <w:r>
+              <w:rPr>
+                <w:noProof/>
+                <w:webHidden/>
+              </w:rPr>
+              <w:t>28</w:t>
+            </w:r>
+            <w:r>
+              <w:rPr>
+                <w:noProof/>
+                <w:webHidden/>
+              </w:rPr>
+              <w:fldChar w:fldCharType="end"/>
+            </w:r>
+          </w:hyperlink>
+        </w:p>
+        <w:p>
+          <w:pPr>
+            <w:pStyle w:val="10"/>
+            <w:tabs>
+              <w:tab w:val="right" w:leader="dot" w:pos="9628"/>
+            </w:tabs>
+            <w:rPr>
+              <w:rFonts w:asciiTheme="minorHAnsi" w:eastAsiaTheme="minorEastAsia" w:hAnsiTheme="minorHAnsi" w:cstheme="minorBidi"/>
+              <w:noProof/>
+              <w:kern w:val="2"/>
+              <w:sz w:val="22"/>
+              <w:szCs w:val="24"/>
+              <w:lang w:eastAsia="ko-KR" w:bidi="ar-SA"/>
+              <w14:ligatures w14:val="standardContextual"/>
+            </w:rPr>
+          </w:pPr>
+          <w:hyperlink w:anchor="_Toc244277526" w:history="1">
+            <w:r>
+              <w:rPr>
+                <w:rStyle w:val="a3"/>
+                <w:noProof/>
+              </w:rPr>
+              <w:t>부록</w:t>
+            </w:r>
+            <w:r>
+              <w:rPr>
+                <w:noProof/>
+                <w:webHidden/>
+              </w:rPr>
+              <w:tab/>
+            </w:r>
+            <w:r>
+              <w:rPr>
+                <w:noProof/>
+                <w:webHidden/>
+              </w:rPr>
+              <w:fldChar w:fldCharType="begin"/>
+            </w:r>
+            <w:r>
+              <w:rPr>
+                <w:noProof/>
+                <w:webHidden/>
+              </w:rPr>
+              <w:instrText xml:space="preserve"> PAGEREF _Toc244277526 \h </w:instrText>
+            </w:r>
+            <w:r>
+              <w:rPr>
+                <w:noProof/>
+                <w:webHidden/>
+              </w:rPr>
+            </w:r>
+            <w:r>
+              <w:rPr>
+                <w:noProof/>
+                <w:webHidden/>
+              </w:rPr>
+              <w:fldChar w:fldCharType="separate"/>
+            </w:r>
+            <w:r>
+              <w:rPr>
+                <w:noProof/>
+                <w:webHidden/>
+              </w:rPr>
+              <w:t>29</w:t>
+            </w:r>
+            <w:r>
+              <w:rPr>
+                <w:noProof/>
+                <w:webHidden/>
+              </w:rPr>
+              <w:fldChar w:fldCharType="end"/>
+            </w:r>
+          </w:hyperlink>
+        </w:p>
+        <w:p>
+          <w:pPr>
+            <w:pStyle w:val="20"/>
+            <w:tabs>
+              <w:tab w:val="right" w:leader="dot" w:pos="9628"/>
+            </w:tabs>
+            <w:rPr>
+              <w:rFonts w:asciiTheme="minorHAnsi" w:eastAsiaTheme="minorEastAsia" w:hAnsiTheme="minorHAnsi" w:cstheme="minorBidi"/>
+              <w:noProof/>
+              <w:kern w:val="2"/>
+              <w:sz w:val="22"/>
+              <w:szCs w:val="24"/>
+              <w:lang w:eastAsia="ko-KR" w:bidi="ar-SA"/>
+              <w14:ligatures w14:val="standardContextual"/>
+            </w:rPr>
+          </w:pPr>
+          <w:hyperlink w:anchor="_Toc244277527" w:history="1">
+            <w:r>
+              <w:rPr>
+                <w:rStyle w:val="a3"/>
+                <w:noProof/>
+              </w:rPr>
+              <w:t>부록 A. 참고 자료</w:t>
+            </w:r>
+            <w:r>
+              <w:rPr>
+                <w:noProof/>
+                <w:webHidden/>
+              </w:rPr>
+              <w:tab/>
+            </w:r>
+            <w:r>
+              <w:rPr>
+                <w:noProof/>
+                <w:webHidden/>
+              </w:rPr>
+              <w:fldChar w:fldCharType="begin"/>
+            </w:r>
+            <w:r>
+              <w:rPr>
+                <w:noProof/>
+                <w:webHidden/>
+              </w:rPr>
+              <w:instrText xml:space="preserve"> PAGEREF _Toc244277527 \h </w:instrText>
+            </w:r>
+            <w:r>
+              <w:rPr>
+                <w:noProof/>
+                <w:webHidden/>
+              </w:rPr>
+            </w:r>
+            <w:r>
+              <w:rPr>
+                <w:noProof/>
+                <w:webHidden/>
+              </w:rPr>
+              <w:fldChar w:fldCharType="separate"/>
+            </w:r>
+            <w:r>
+              <w:rPr>
+                <w:noProof/>
+                <w:webHidden/>
+              </w:rPr>
+              <w:t>29</w:t>
+            </w:r>
+            <w:r>
+              <w:rPr>
+                <w:noProof/>
+                <w:webHidden/>
+              </w:rPr>
+              <w:fldChar w:fldCharType="end"/>
+            </w:r>
+          </w:hyperlink>
+        </w:p>
+        <w:p>
+          <w:pPr>
+            <w:pStyle w:val="20"/>
+            <w:tabs>
+              <w:tab w:val="right" w:leader="dot" w:pos="9628"/>
+            </w:tabs>
+            <w:rPr>
+              <w:rFonts w:asciiTheme="minorHAnsi" w:eastAsiaTheme="minorEastAsia" w:hAnsiTheme="minorHAnsi" w:cstheme="minorBidi"/>
+              <w:noProof/>
+              <w:kern w:val="2"/>
+              <w:sz w:val="22"/>
+              <w:szCs w:val="24"/>
+              <w:lang w:eastAsia="ko-KR" w:bidi="ar-SA"/>
+              <w14:ligatures w14:val="standardContextual"/>
+            </w:rPr>
+          </w:pPr>
+          <w:hyperlink w:anchor="_Toc244277528" w:history="1">
+            <w:r>
+              <w:rPr>
+                <w:rStyle w:val="a3"/>
+                <w:noProof/>
+              </w:rPr>
+              <w:t>부록 B. 품질 점검표</w:t>
+            </w:r>
+            <w:r>
+              <w:rPr>
+                <w:noProof/>
+                <w:webHidden/>
+              </w:rPr>
+              <w:tab/>
+            </w:r>
+            <w:r>
+              <w:rPr>
+                <w:noProof/>
+                <w:webHidden/>
+              </w:rPr>
+              <w:fldChar w:fldCharType="begin"/>
+            </w:r>
+            <w:r>
+              <w:rPr>
+                <w:noProof/>
+                <w:webHidden/>
+              </w:rPr>
+              <w:instrText xml:space="preserve"> PAGEREF _Toc244277528 \h </w:instrText>
+            </w:r>
+            <w:r>
+              <w:rPr>
+                <w:noProof/>
+                <w:webHidden/>
+              </w:rPr>
+            </w:r>
+            <w:r>
+              <w:rPr>
+                <w:noProof/>
+                <w:webHidden/>
+              </w:rPr>
+              <w:fldChar w:fldCharType="separate"/>
+            </w:r>
+            <w:r>
+              <w:rPr>
+                <w:noProof/>
+                <w:webHidden/>
+              </w:rPr>
+              <w:t>29</w:t>
+            </w:r>
+            <w:r>
+              <w:rPr>
+                <w:noProof/>
+                <w:webHidden/>
+              </w:rPr>
+              <w:fldChar w:fldCharType="end"/>
+            </w:r>
+          </w:hyperlink>
+        </w:p>
+        <w:p>
+          <w:pPr>
+            <w:pStyle w:val="10"/>
+            <w:tabs>
+              <w:tab w:val="right" w:leader="dot" w:pos="9628"/>
+            </w:tabs>
+            <w:rPr>
+              <w:rFonts w:asciiTheme="minorHAnsi" w:eastAsiaTheme="minorEastAsia" w:hAnsiTheme="minorHAnsi" w:cstheme="minorBidi"/>
+              <w:noProof/>
+              <w:kern w:val="2"/>
+              <w:sz w:val="22"/>
+              <w:szCs w:val="24"/>
+              <w:lang w:eastAsia="ko-KR" w:bidi="ar-SA"/>
+              <w14:ligatures w14:val="standardContextual"/>
+            </w:rPr>
+          </w:pPr>
+          <w:hyperlink w:anchor="_Toc244277529" w:history="1">
+            <w:r>
+              <w:rPr>
+                <w:rStyle w:val="a3"/>
+                <w:noProof/>
+              </w:rPr>
+              <w:t>2026년 10월 30일 시험 기록 보완</w:t>
+            </w:r>
+            <w:r>
+              <w:rPr>
+                <w:noProof/>
+                <w:webHidden/>
+              </w:rPr>
+              <w:tab/>
+            </w:r>
+            <w:r>
+              <w:rPr>
+                <w:noProof/>
+                <w:webHidden/>
+              </w:rPr>
+              <w:fldChar w:fldCharType="begin"/>
+            </w:r>
+            <w:r>
+              <w:rPr>
+                <w:noProof/>
+                <w:webHidden/>
+              </w:rPr>
+              <w:instrText xml:space="preserve"> PAGEREF _Toc244277529 \h </w:instrText>
+            </w:r>
+            <w:r>
+              <w:rPr>
+                <w:noProof/>
+                <w:webHidden/>
+              </w:rPr>
+            </w:r>
+            <w:r>
+              <w:rPr>
+                <w:noProof/>
+                <w:webHidden/>
+              </w:rPr>
+              <w:fldChar w:fldCharType="separate"/>
+            </w:r>
+            <w:r>
+              <w:rPr>
+                <w:noProof/>
+                <w:webHidden/>
+              </w:rPr>
+              <w:t>31</w:t>
+            </w:r>
+            <w:r>
+              <w:rPr>
+                <w:noProof/>
+                <w:webHidden/>
+              </w:rPr>
+              <w:fldChar w:fldCharType="end"/>
             </w:r>
           </w:hyperlink>
         </w:p>
@@ -874,1156 +3392,6 @@
             <w:spacing w:line="210" w:lineRule="exact"/>
             <w:ind w:left="240"/>
           </w:pPr>
-          <w:hyperlink w:anchor="_SRS_TOC_2">
-            <w:r>
-              <w:rPr>
-                <w:rStyle w:val="IndexLink"/>
-                <w:webHidden/>
-                <w:color w:val="000000"/>
-                <w:sz w:val="19"/>
-              </w:rPr>
-              <w:t xml:space="preserve">1.1 </w:t>
-            </w:r>
-            <w:r>
-              <w:rPr>
-                <w:rStyle w:val="IndexLink"/>
-                <w:color w:val="000000"/>
-                <w:sz w:val="19"/>
-              </w:rPr>
-              <w:t>목적</w:t>
-            </w:r>
-            <w:r>
-              <w:rPr>
-                <w:rStyle w:val="IndexLink"/>
-                <w:sz w:val="19"/>
-              </w:rPr>
-              <w:tab/>
-              <w:t>3</w:t>
-            </w:r>
-          </w:hyperlink>
-        </w:p>
-        <w:p>
-          <w:pPr>
-            <w:pStyle w:val="20"/>
-            <w:tabs>
-              <w:tab w:val="right" w:leader="dot" w:pos="9400"/>
-            </w:tabs>
-            <w:snapToGrid w:val="0"/>
-            <w:spacing w:line="210" w:lineRule="exact"/>
-            <w:ind w:left="240"/>
-          </w:pPr>
-          <w:hyperlink w:anchor="_SRS_TOC_3">
-            <w:r>
-              <w:rPr>
-                <w:rStyle w:val="IndexLink"/>
-                <w:webHidden/>
-                <w:color w:val="000000"/>
-                <w:sz w:val="19"/>
-              </w:rPr>
-              <w:t xml:space="preserve">1.2 </w:t>
-            </w:r>
-            <w:r>
-              <w:rPr>
-                <w:rStyle w:val="IndexLink"/>
-                <w:color w:val="000000"/>
-                <w:sz w:val="19"/>
-              </w:rPr>
-              <w:t>범위</w:t>
-            </w:r>
-            <w:r>
-              <w:rPr>
-                <w:rStyle w:val="IndexLink"/>
-                <w:sz w:val="19"/>
-              </w:rPr>
-              <w:tab/>
-              <w:t>3</w:t>
-            </w:r>
-          </w:hyperlink>
-        </w:p>
-        <w:p>
-          <w:pPr>
-            <w:pStyle w:val="20"/>
-            <w:tabs>
-              <w:tab w:val="right" w:leader="dot" w:pos="9400"/>
-            </w:tabs>
-            <w:snapToGrid w:val="0"/>
-            <w:spacing w:line="210" w:lineRule="exact"/>
-            <w:ind w:left="240"/>
-          </w:pPr>
-          <w:hyperlink w:anchor="_SRS_TOC_4">
-            <w:r>
-              <w:rPr>
-                <w:rStyle w:val="IndexLink"/>
-                <w:webHidden/>
-                <w:color w:val="000000"/>
-                <w:sz w:val="19"/>
-              </w:rPr>
-              <w:t xml:space="preserve">1.3 </w:t>
-            </w:r>
-            <w:r>
-              <w:rPr>
-                <w:rStyle w:val="IndexLink"/>
-                <w:color w:val="000000"/>
-                <w:sz w:val="19"/>
-              </w:rPr>
-              <w:t>용어 정의 및 약어</w:t>
-            </w:r>
-            <w:r>
-              <w:rPr>
-                <w:rStyle w:val="IndexLink"/>
-                <w:sz w:val="19"/>
-              </w:rPr>
-              <w:tab/>
-              <w:t>3</w:t>
-            </w:r>
-          </w:hyperlink>
-        </w:p>
-        <w:p>
-          <w:pPr>
-            <w:pStyle w:val="20"/>
-            <w:tabs>
-              <w:tab w:val="right" w:leader="dot" w:pos="9400"/>
-            </w:tabs>
-            <w:snapToGrid w:val="0"/>
-            <w:spacing w:line="210" w:lineRule="exact"/>
-            <w:ind w:left="240"/>
-          </w:pPr>
-          <w:hyperlink w:anchor="_SRS_TOC_5">
-            <w:r>
-              <w:rPr>
-                <w:rStyle w:val="IndexLink"/>
-                <w:webHidden/>
-                <w:color w:val="000000"/>
-                <w:sz w:val="19"/>
-              </w:rPr>
-              <w:t xml:space="preserve">1.4 </w:t>
-            </w:r>
-            <w:r>
-              <w:rPr>
-                <w:rStyle w:val="IndexLink"/>
-                <w:color w:val="000000"/>
-                <w:sz w:val="19"/>
-              </w:rPr>
-              <w:t>참고 문서</w:t>
-            </w:r>
-            <w:r>
-              <w:rPr>
-                <w:rStyle w:val="IndexLink"/>
-                <w:sz w:val="19"/>
-              </w:rPr>
-              <w:tab/>
-              <w:t>4</w:t>
-            </w:r>
-          </w:hyperlink>
-        </w:p>
-        <w:p>
-          <w:pPr>
-            <w:pStyle w:val="20"/>
-            <w:tabs>
-              <w:tab w:val="right" w:leader="dot" w:pos="9400"/>
-            </w:tabs>
-            <w:snapToGrid w:val="0"/>
-            <w:spacing w:line="210" w:lineRule="exact"/>
-            <w:ind w:left="240"/>
-          </w:pPr>
-          <w:hyperlink w:anchor="_SRS_TOC_6">
-            <w:r>
-              <w:rPr>
-                <w:rStyle w:val="IndexLink"/>
-                <w:webHidden/>
-                <w:color w:val="000000"/>
-                <w:sz w:val="19"/>
-              </w:rPr>
-              <w:t xml:space="preserve">1.5 </w:t>
-            </w:r>
-            <w:r>
-              <w:rPr>
-                <w:rStyle w:val="IndexLink"/>
-                <w:color w:val="000000"/>
-                <w:sz w:val="19"/>
-              </w:rPr>
-              <w:t>작성 규칙</w:t>
-            </w:r>
-            <w:r>
-              <w:rPr>
-                <w:rStyle w:val="IndexLink"/>
-                <w:sz w:val="19"/>
-              </w:rPr>
-              <w:tab/>
-              <w:t>4</w:t>
-            </w:r>
-          </w:hyperlink>
-        </w:p>
-        <w:p>
-          <w:pPr>
-            <w:pStyle w:val="20"/>
-            <w:tabs>
-              <w:tab w:val="right" w:leader="dot" w:pos="9400"/>
-            </w:tabs>
-            <w:snapToGrid w:val="0"/>
-            <w:spacing w:line="210" w:lineRule="exact"/>
-            <w:ind w:left="240"/>
-          </w:pPr>
-          <w:hyperlink w:anchor="_SRS_TOC_7">
-            <w:r>
-              <w:rPr>
-                <w:rStyle w:val="IndexLink"/>
-                <w:webHidden/>
-                <w:color w:val="000000"/>
-                <w:sz w:val="19"/>
-              </w:rPr>
-              <w:t xml:space="preserve">1.6 </w:t>
-            </w:r>
-            <w:r>
-              <w:rPr>
-                <w:rStyle w:val="IndexLink"/>
-                <w:color w:val="000000"/>
-                <w:sz w:val="19"/>
-              </w:rPr>
-              <w:t>문서 구성</w:t>
-            </w:r>
-            <w:r>
-              <w:rPr>
-                <w:rStyle w:val="IndexLink"/>
-                <w:sz w:val="19"/>
-              </w:rPr>
-              <w:tab/>
-              <w:t>5</w:t>
-            </w:r>
-          </w:hyperlink>
-        </w:p>
-        <w:p>
-          <w:pPr>
-            <w:pStyle w:val="10"/>
-            <w:tabs>
-              <w:tab w:val="right" w:leader="dot" w:pos="9400"/>
-            </w:tabs>
-            <w:snapToGrid w:val="0"/>
-            <w:spacing w:line="210" w:lineRule="exact"/>
-          </w:pPr>
-          <w:hyperlink w:anchor="_SRS_TOC_8">
-            <w:r>
-              <w:rPr>
-                <w:rStyle w:val="IndexLink"/>
-                <w:webHidden/>
-                <w:color w:val="000000"/>
-                <w:sz w:val="19"/>
-              </w:rPr>
-              <w:t xml:space="preserve">2. </w:t>
-            </w:r>
-            <w:r>
-              <w:rPr>
-                <w:rStyle w:val="IndexLink"/>
-                <w:color w:val="000000"/>
-                <w:sz w:val="19"/>
-              </w:rPr>
-              <w:t>제품 개요</w:t>
-            </w:r>
-            <w:r>
-              <w:rPr>
-                <w:rStyle w:val="IndexLink"/>
-                <w:sz w:val="19"/>
-              </w:rPr>
-              <w:tab/>
-              <w:t>6</w:t>
-            </w:r>
-          </w:hyperlink>
-        </w:p>
-        <w:p>
-          <w:pPr>
-            <w:pStyle w:val="20"/>
-            <w:tabs>
-              <w:tab w:val="right" w:leader="dot" w:pos="9400"/>
-            </w:tabs>
-            <w:snapToGrid w:val="0"/>
-            <w:spacing w:line="210" w:lineRule="exact"/>
-            <w:ind w:left="240"/>
-          </w:pPr>
-          <w:hyperlink w:anchor="_SRS_TOC_9">
-            <w:r>
-              <w:rPr>
-                <w:rStyle w:val="IndexLink"/>
-                <w:webHidden/>
-                <w:color w:val="000000"/>
-                <w:sz w:val="19"/>
-              </w:rPr>
-              <w:t xml:space="preserve">2.1 </w:t>
-            </w:r>
-            <w:r>
-              <w:rPr>
-                <w:rStyle w:val="IndexLink"/>
-                <w:color w:val="000000"/>
-                <w:sz w:val="19"/>
-              </w:rPr>
-              <w:t>제품 관점</w:t>
-            </w:r>
-            <w:r>
-              <w:rPr>
-                <w:rStyle w:val="IndexLink"/>
-                <w:sz w:val="19"/>
-              </w:rPr>
-              <w:tab/>
-              <w:t>6</w:t>
-            </w:r>
-          </w:hyperlink>
-        </w:p>
-        <w:p>
-          <w:pPr>
-            <w:pStyle w:val="20"/>
-            <w:tabs>
-              <w:tab w:val="right" w:leader="dot" w:pos="9400"/>
-            </w:tabs>
-            <w:snapToGrid w:val="0"/>
-            <w:spacing w:line="210" w:lineRule="exact"/>
-            <w:ind w:left="240"/>
-          </w:pPr>
-          <w:hyperlink w:anchor="_SRS_TOC_10">
-            <w:r>
-              <w:rPr>
-                <w:rStyle w:val="IndexLink"/>
-                <w:webHidden/>
-                <w:color w:val="000000"/>
-                <w:sz w:val="19"/>
-              </w:rPr>
-              <w:t xml:space="preserve">2.2 </w:t>
-            </w:r>
-            <w:r>
-              <w:rPr>
-                <w:rStyle w:val="IndexLink"/>
-                <w:color w:val="000000"/>
-                <w:sz w:val="19"/>
-              </w:rPr>
-              <w:t>제품 기능</w:t>
-            </w:r>
-            <w:r>
-              <w:rPr>
-                <w:rStyle w:val="IndexLink"/>
-                <w:sz w:val="19"/>
-              </w:rPr>
-              <w:tab/>
-              <w:t>6</w:t>
-            </w:r>
-          </w:hyperlink>
-        </w:p>
-        <w:p>
-          <w:pPr>
-            <w:pStyle w:val="20"/>
-            <w:tabs>
-              <w:tab w:val="right" w:leader="dot" w:pos="9400"/>
-            </w:tabs>
-            <w:snapToGrid w:val="0"/>
-            <w:spacing w:line="210" w:lineRule="exact"/>
-            <w:ind w:left="240"/>
-          </w:pPr>
-          <w:hyperlink w:anchor="_SRS_TOC_11">
-            <w:r>
-              <w:rPr>
-                <w:rStyle w:val="IndexLink"/>
-                <w:webHidden/>
-                <w:color w:val="000000"/>
-                <w:sz w:val="19"/>
-              </w:rPr>
-              <w:t xml:space="preserve">2.3 </w:t>
-            </w:r>
-            <w:r>
-              <w:rPr>
-                <w:rStyle w:val="IndexLink"/>
-                <w:color w:val="000000"/>
-                <w:sz w:val="19"/>
-              </w:rPr>
-              <w:t>사용자 특성</w:t>
-            </w:r>
-            <w:r>
-              <w:rPr>
-                <w:rStyle w:val="IndexLink"/>
-                <w:sz w:val="19"/>
-              </w:rPr>
-              <w:tab/>
-              <w:t>7</w:t>
-            </w:r>
-          </w:hyperlink>
-        </w:p>
-        <w:p>
-          <w:pPr>
-            <w:pStyle w:val="20"/>
-            <w:tabs>
-              <w:tab w:val="right" w:leader="dot" w:pos="9400"/>
-            </w:tabs>
-            <w:snapToGrid w:val="0"/>
-            <w:spacing w:line="210" w:lineRule="exact"/>
-            <w:ind w:left="240"/>
-          </w:pPr>
-          <w:hyperlink w:anchor="_SRS_TOC_12">
-            <w:r>
-              <w:rPr>
-                <w:rStyle w:val="IndexLink"/>
-                <w:webHidden/>
-                <w:color w:val="000000"/>
-                <w:sz w:val="19"/>
-              </w:rPr>
-              <w:t xml:space="preserve">2.4 </w:t>
-            </w:r>
-            <w:r>
-              <w:rPr>
-                <w:rStyle w:val="IndexLink"/>
-                <w:color w:val="000000"/>
-                <w:sz w:val="19"/>
-              </w:rPr>
-              <w:t>제약 조건</w:t>
-            </w:r>
-            <w:r>
-              <w:rPr>
-                <w:rStyle w:val="IndexLink"/>
-                <w:sz w:val="19"/>
-              </w:rPr>
-              <w:tab/>
-              <w:t>7</w:t>
-            </w:r>
-          </w:hyperlink>
-        </w:p>
-        <w:p>
-          <w:pPr>
-            <w:pStyle w:val="20"/>
-            <w:tabs>
-              <w:tab w:val="right" w:leader="dot" w:pos="9400"/>
-            </w:tabs>
-            <w:snapToGrid w:val="0"/>
-            <w:spacing w:line="210" w:lineRule="exact"/>
-            <w:ind w:left="240"/>
-          </w:pPr>
-          <w:hyperlink w:anchor="_SRS_TOC_13">
-            <w:r>
-              <w:rPr>
-                <w:rStyle w:val="IndexLink"/>
-                <w:webHidden/>
-                <w:color w:val="000000"/>
-                <w:sz w:val="19"/>
-              </w:rPr>
-              <w:t xml:space="preserve">2.5 </w:t>
-            </w:r>
-            <w:r>
-              <w:rPr>
-                <w:rStyle w:val="IndexLink"/>
-                <w:color w:val="000000"/>
-                <w:sz w:val="19"/>
-              </w:rPr>
-              <w:t>가정 및 의존성</w:t>
-            </w:r>
-            <w:r>
-              <w:rPr>
-                <w:rStyle w:val="IndexLink"/>
-                <w:sz w:val="19"/>
-              </w:rPr>
-              <w:tab/>
-              <w:t>7</w:t>
-            </w:r>
-          </w:hyperlink>
-        </w:p>
-        <w:p>
-          <w:pPr>
-            <w:pStyle w:val="20"/>
-            <w:tabs>
-              <w:tab w:val="right" w:leader="dot" w:pos="9400"/>
-            </w:tabs>
-            <w:snapToGrid w:val="0"/>
-            <w:spacing w:line="210" w:lineRule="exact"/>
-            <w:ind w:left="240"/>
-          </w:pPr>
-          <w:hyperlink w:anchor="_SRS_TOC_14">
-            <w:r>
-              <w:rPr>
-                <w:rStyle w:val="IndexLink"/>
-                <w:webHidden/>
-                <w:color w:val="000000"/>
-                <w:sz w:val="19"/>
-              </w:rPr>
-              <w:t xml:space="preserve">2.6 </w:t>
-            </w:r>
-            <w:r>
-              <w:rPr>
-                <w:rStyle w:val="IndexLink"/>
-                <w:color w:val="000000"/>
-                <w:sz w:val="19"/>
-              </w:rPr>
-              <w:t>요구사항 단계별 배분</w:t>
-            </w:r>
-            <w:r>
-              <w:rPr>
-                <w:rStyle w:val="IndexLink"/>
-                <w:sz w:val="19"/>
-              </w:rPr>
-              <w:tab/>
-              <w:t>7</w:t>
-            </w:r>
-          </w:hyperlink>
-        </w:p>
-        <w:p>
-          <w:pPr>
-            <w:pStyle w:val="10"/>
-            <w:tabs>
-              <w:tab w:val="right" w:leader="dot" w:pos="9400"/>
-            </w:tabs>
-            <w:snapToGrid w:val="0"/>
-            <w:spacing w:line="210" w:lineRule="exact"/>
-          </w:pPr>
-          <w:hyperlink w:anchor="_SRS_TOC_15">
-            <w:r>
-              <w:rPr>
-                <w:rStyle w:val="IndexLink"/>
-                <w:webHidden/>
-                <w:color w:val="000000"/>
-                <w:sz w:val="19"/>
-              </w:rPr>
-              <w:t xml:space="preserve">3. </w:t>
-            </w:r>
-            <w:r>
-              <w:rPr>
-                <w:rStyle w:val="IndexLink"/>
-                <w:color w:val="000000"/>
-                <w:sz w:val="19"/>
-              </w:rPr>
-              <w:t>기능 요구사항</w:t>
-            </w:r>
-            <w:r>
-              <w:rPr>
-                <w:rStyle w:val="IndexLink"/>
-                <w:sz w:val="19"/>
-              </w:rPr>
-              <w:tab/>
-              <w:t>9</w:t>
-            </w:r>
-          </w:hyperlink>
-        </w:p>
-        <w:p>
-          <w:pPr>
-            <w:pStyle w:val="20"/>
-            <w:tabs>
-              <w:tab w:val="right" w:leader="dot" w:pos="9400"/>
-            </w:tabs>
-            <w:snapToGrid w:val="0"/>
-            <w:spacing w:line="210" w:lineRule="exact"/>
-            <w:ind w:left="240"/>
-          </w:pPr>
-          <w:hyperlink w:anchor="_SRS_TOC_16">
-            <w:r>
-              <w:rPr>
-                <w:rStyle w:val="IndexLink"/>
-                <w:webHidden/>
-                <w:color w:val="000000"/>
-                <w:sz w:val="19"/>
-              </w:rPr>
-              <w:t xml:space="preserve">3.1 </w:t>
-            </w:r>
-            <w:r>
-              <w:rPr>
-                <w:rStyle w:val="IndexLink"/>
-                <w:color w:val="000000"/>
-                <w:sz w:val="19"/>
-              </w:rPr>
-              <w:t>기능 요구사항 목록</w:t>
-            </w:r>
-            <w:r>
-              <w:rPr>
-                <w:rStyle w:val="IndexLink"/>
-                <w:sz w:val="19"/>
-              </w:rPr>
-              <w:tab/>
-              <w:t>9</w:t>
-            </w:r>
-          </w:hyperlink>
-        </w:p>
-        <w:p>
-          <w:pPr>
-            <w:pStyle w:val="20"/>
-            <w:tabs>
-              <w:tab w:val="right" w:leader="dot" w:pos="9400"/>
-            </w:tabs>
-            <w:snapToGrid w:val="0"/>
-            <w:spacing w:line="210" w:lineRule="exact"/>
-            <w:ind w:left="240"/>
-          </w:pPr>
-          <w:hyperlink w:anchor="_SRS_TOC_17">
-            <w:r>
-              <w:rPr>
-                <w:rStyle w:val="IndexLink"/>
-                <w:webHidden/>
-                <w:color w:val="000000"/>
-                <w:sz w:val="19"/>
-              </w:rPr>
-              <w:t xml:space="preserve">3.2 </w:t>
-            </w:r>
-            <w:r>
-              <w:rPr>
-                <w:rStyle w:val="IndexLink"/>
-                <w:color w:val="000000"/>
-                <w:sz w:val="19"/>
-              </w:rPr>
-              <w:t>기능 요구사항 상세</w:t>
-            </w:r>
-            <w:r>
-              <w:rPr>
-                <w:rStyle w:val="IndexLink"/>
-                <w:sz w:val="19"/>
-              </w:rPr>
-              <w:tab/>
-              <w:t>11</w:t>
-            </w:r>
-          </w:hyperlink>
-        </w:p>
-        <w:p>
-          <w:pPr>
-            <w:pStyle w:val="10"/>
-            <w:tabs>
-              <w:tab w:val="right" w:leader="dot" w:pos="9400"/>
-            </w:tabs>
-            <w:snapToGrid w:val="0"/>
-            <w:spacing w:line="210" w:lineRule="exact"/>
-          </w:pPr>
-          <w:hyperlink w:anchor="_SRS_TOC_18">
-            <w:r>
-              <w:rPr>
-                <w:rStyle w:val="IndexLink"/>
-                <w:webHidden/>
-                <w:color w:val="000000"/>
-                <w:sz w:val="19"/>
-              </w:rPr>
-              <w:t xml:space="preserve">4. </w:t>
-            </w:r>
-            <w:r>
-              <w:rPr>
-                <w:rStyle w:val="IndexLink"/>
-                <w:color w:val="000000"/>
-                <w:sz w:val="19"/>
-              </w:rPr>
-              <w:t>외부 인터페이스 요구사항</w:t>
-            </w:r>
-            <w:r>
-              <w:rPr>
-                <w:rStyle w:val="IndexLink"/>
-                <w:sz w:val="19"/>
-              </w:rPr>
-              <w:tab/>
-              <w:t>15</w:t>
-            </w:r>
-          </w:hyperlink>
-        </w:p>
-        <w:p>
-          <w:pPr>
-            <w:pStyle w:val="20"/>
-            <w:tabs>
-              <w:tab w:val="right" w:leader="dot" w:pos="9400"/>
-            </w:tabs>
-            <w:snapToGrid w:val="0"/>
-            <w:spacing w:line="210" w:lineRule="exact"/>
-            <w:ind w:left="240"/>
-          </w:pPr>
-          <w:hyperlink w:anchor="_SRS_TOC_19">
-            <w:r>
-              <w:rPr>
-                <w:rStyle w:val="IndexLink"/>
-                <w:webHidden/>
-                <w:color w:val="000000"/>
-                <w:sz w:val="19"/>
-              </w:rPr>
-              <w:t xml:space="preserve">4.1 </w:t>
-            </w:r>
-            <w:r>
-              <w:rPr>
-                <w:rStyle w:val="IndexLink"/>
-                <w:color w:val="000000"/>
-                <w:sz w:val="19"/>
-              </w:rPr>
-              <w:t>사용자 인터페이스</w:t>
-            </w:r>
-            <w:r>
-              <w:rPr>
-                <w:rStyle w:val="IndexLink"/>
-                <w:sz w:val="19"/>
-              </w:rPr>
-              <w:tab/>
-              <w:t>15</w:t>
-            </w:r>
-          </w:hyperlink>
-        </w:p>
-        <w:p>
-          <w:pPr>
-            <w:pStyle w:val="20"/>
-            <w:tabs>
-              <w:tab w:val="right" w:leader="dot" w:pos="9400"/>
-            </w:tabs>
-            <w:snapToGrid w:val="0"/>
-            <w:spacing w:line="210" w:lineRule="exact"/>
-            <w:ind w:left="240"/>
-          </w:pPr>
-          <w:hyperlink w:anchor="_SRS_TOC_20">
-            <w:r>
-              <w:rPr>
-                <w:rStyle w:val="IndexLink"/>
-                <w:webHidden/>
-                <w:color w:val="000000"/>
-                <w:sz w:val="19"/>
-              </w:rPr>
-              <w:t xml:space="preserve">4.2 </w:t>
-            </w:r>
-            <w:r>
-              <w:rPr>
-                <w:rStyle w:val="IndexLink"/>
-                <w:color w:val="000000"/>
-                <w:sz w:val="19"/>
-              </w:rPr>
-              <w:t>하드웨어 인터페이스</w:t>
-            </w:r>
-            <w:r>
-              <w:rPr>
-                <w:rStyle w:val="IndexLink"/>
-                <w:sz w:val="19"/>
-              </w:rPr>
-              <w:tab/>
-              <w:t>16</w:t>
-            </w:r>
-          </w:hyperlink>
-        </w:p>
-        <w:p>
-          <w:pPr>
-            <w:pStyle w:val="20"/>
-            <w:tabs>
-              <w:tab w:val="right" w:leader="dot" w:pos="9400"/>
-            </w:tabs>
-            <w:snapToGrid w:val="0"/>
-            <w:spacing w:line="210" w:lineRule="exact"/>
-            <w:ind w:left="240"/>
-          </w:pPr>
-          <w:hyperlink w:anchor="_SRS_TOC_21">
-            <w:r>
-              <w:rPr>
-                <w:rStyle w:val="IndexLink"/>
-                <w:webHidden/>
-                <w:color w:val="000000"/>
-                <w:sz w:val="19"/>
-              </w:rPr>
-              <w:t xml:space="preserve">4.3 </w:t>
-            </w:r>
-            <w:r>
-              <w:rPr>
-                <w:rStyle w:val="IndexLink"/>
-                <w:color w:val="000000"/>
-                <w:sz w:val="19"/>
-              </w:rPr>
-              <w:t>소프트웨어 인터페이스</w:t>
-            </w:r>
-            <w:r>
-              <w:rPr>
-                <w:rStyle w:val="IndexLink"/>
-                <w:sz w:val="19"/>
-              </w:rPr>
-              <w:tab/>
-              <w:t>16</w:t>
-            </w:r>
-          </w:hyperlink>
-        </w:p>
-        <w:p>
-          <w:pPr>
-            <w:pStyle w:val="20"/>
-            <w:tabs>
-              <w:tab w:val="right" w:leader="dot" w:pos="9400"/>
-            </w:tabs>
-            <w:snapToGrid w:val="0"/>
-            <w:spacing w:line="210" w:lineRule="exact"/>
-            <w:ind w:left="240"/>
-          </w:pPr>
-          <w:hyperlink w:anchor="_SRS_TOC_22">
-            <w:r>
-              <w:rPr>
-                <w:rStyle w:val="IndexLink"/>
-                <w:webHidden/>
-                <w:color w:val="000000"/>
-                <w:sz w:val="19"/>
-              </w:rPr>
-              <w:t xml:space="preserve">4.4 </w:t>
-            </w:r>
-            <w:r>
-              <w:rPr>
-                <w:rStyle w:val="IndexLink"/>
-                <w:color w:val="000000"/>
-                <w:sz w:val="19"/>
-              </w:rPr>
-              <w:t>통신 인터페이스</w:t>
-            </w:r>
-            <w:r>
-              <w:rPr>
-                <w:rStyle w:val="IndexLink"/>
-                <w:sz w:val="19"/>
-              </w:rPr>
-              <w:tab/>
-              <w:t>17</w:t>
-            </w:r>
-          </w:hyperlink>
-        </w:p>
-        <w:p>
-          <w:pPr>
-            <w:pStyle w:val="10"/>
-            <w:tabs>
-              <w:tab w:val="right" w:leader="dot" w:pos="9400"/>
-            </w:tabs>
-            <w:snapToGrid w:val="0"/>
-            <w:spacing w:line="210" w:lineRule="exact"/>
-          </w:pPr>
-          <w:hyperlink w:anchor="_SRS_TOC_23">
-            <w:r>
-              <w:rPr>
-                <w:rStyle w:val="IndexLink"/>
-                <w:webHidden/>
-                <w:color w:val="000000"/>
-                <w:sz w:val="19"/>
-              </w:rPr>
-              <w:t xml:space="preserve">5. </w:t>
-            </w:r>
-            <w:r>
-              <w:rPr>
-                <w:rStyle w:val="IndexLink"/>
-                <w:color w:val="000000"/>
-                <w:sz w:val="19"/>
-              </w:rPr>
-              <w:t>비기능 요구사항</w:t>
-            </w:r>
-            <w:r>
-              <w:rPr>
-                <w:rStyle w:val="IndexLink"/>
-                <w:sz w:val="19"/>
-              </w:rPr>
-              <w:tab/>
-              <w:t>18</w:t>
-            </w:r>
-          </w:hyperlink>
-        </w:p>
-        <w:p>
-          <w:pPr>
-            <w:pStyle w:val="10"/>
-            <w:tabs>
-              <w:tab w:val="right" w:leader="dot" w:pos="9400"/>
-            </w:tabs>
-            <w:snapToGrid w:val="0"/>
-            <w:spacing w:line="210" w:lineRule="exact"/>
-          </w:pPr>
-          <w:hyperlink w:anchor="_SRS_TOC_24">
-            <w:r>
-              <w:rPr>
-                <w:rStyle w:val="IndexLink"/>
-                <w:webHidden/>
-                <w:color w:val="000000"/>
-                <w:sz w:val="19"/>
-              </w:rPr>
-              <w:t xml:space="preserve">6. </w:t>
-            </w:r>
-            <w:r>
-              <w:rPr>
-                <w:rStyle w:val="IndexLink"/>
-                <w:color w:val="000000"/>
-                <w:sz w:val="19"/>
-              </w:rPr>
-              <w:t>데이터 요구사항</w:t>
-            </w:r>
-            <w:r>
-              <w:rPr>
-                <w:rStyle w:val="IndexLink"/>
-                <w:sz w:val="19"/>
-              </w:rPr>
-              <w:tab/>
-              <w:t>19</w:t>
-            </w:r>
-          </w:hyperlink>
-        </w:p>
-        <w:p>
-          <w:pPr>
-            <w:pStyle w:val="10"/>
-            <w:tabs>
-              <w:tab w:val="right" w:leader="dot" w:pos="9400"/>
-            </w:tabs>
-            <w:snapToGrid w:val="0"/>
-            <w:spacing w:line="210" w:lineRule="exact"/>
-          </w:pPr>
-          <w:hyperlink w:anchor="_SRS_TOC_25">
-            <w:r>
-              <w:rPr>
-                <w:rStyle w:val="IndexLink"/>
-                <w:webHidden/>
-                <w:color w:val="000000"/>
-                <w:sz w:val="19"/>
-              </w:rPr>
-              <w:t xml:space="preserve">7. </w:t>
-            </w:r>
-            <w:r>
-              <w:rPr>
-                <w:rStyle w:val="IndexLink"/>
-                <w:color w:val="000000"/>
-                <w:sz w:val="19"/>
-              </w:rPr>
-              <w:t>검증</w:t>
-            </w:r>
-            <w:r>
-              <w:rPr>
-                <w:rStyle w:val="IndexLink"/>
-                <w:sz w:val="19"/>
-              </w:rPr>
-              <w:tab/>
-              <w:t>21</w:t>
-            </w:r>
-          </w:hyperlink>
-        </w:p>
-        <w:p>
-          <w:pPr>
-            <w:pStyle w:val="20"/>
-            <w:tabs>
-              <w:tab w:val="right" w:leader="dot" w:pos="9400"/>
-            </w:tabs>
-            <w:snapToGrid w:val="0"/>
-            <w:spacing w:line="210" w:lineRule="exact"/>
-            <w:ind w:left="240"/>
-          </w:pPr>
-          <w:hyperlink w:anchor="_SRS_TOC_26">
-            <w:r>
-              <w:rPr>
-                <w:rStyle w:val="IndexLink"/>
-                <w:webHidden/>
-                <w:color w:val="000000"/>
-                <w:sz w:val="19"/>
-              </w:rPr>
-              <w:t xml:space="preserve">7.1 </w:t>
-            </w:r>
-            <w:r>
-              <w:rPr>
-                <w:rStyle w:val="IndexLink"/>
-                <w:color w:val="000000"/>
-                <w:sz w:val="19"/>
-              </w:rPr>
-              <w:t>검증 방법</w:t>
-            </w:r>
-            <w:r>
-              <w:rPr>
-                <w:rStyle w:val="IndexLink"/>
-                <w:sz w:val="19"/>
-              </w:rPr>
-              <w:tab/>
-              <w:t>21</w:t>
-            </w:r>
-          </w:hyperlink>
-        </w:p>
-        <w:p>
-          <w:pPr>
-            <w:pStyle w:val="20"/>
-            <w:tabs>
-              <w:tab w:val="right" w:leader="dot" w:pos="9400"/>
-            </w:tabs>
-            <w:snapToGrid w:val="0"/>
-            <w:spacing w:line="210" w:lineRule="exact"/>
-            <w:ind w:left="240"/>
-          </w:pPr>
-          <w:hyperlink w:anchor="_SRS_TOC_27">
-            <w:r>
-              <w:rPr>
-                <w:rStyle w:val="IndexLink"/>
-                <w:webHidden/>
-                <w:color w:val="000000"/>
-                <w:sz w:val="19"/>
-              </w:rPr>
-              <w:t xml:space="preserve">7.2 </w:t>
-            </w:r>
-            <w:r>
-              <w:rPr>
-                <w:rStyle w:val="IndexLink"/>
-                <w:color w:val="000000"/>
-                <w:sz w:val="19"/>
-              </w:rPr>
-              <w:t>요구사항 추적 매트릭스</w:t>
-            </w:r>
-            <w:r>
-              <w:rPr>
-                <w:rStyle w:val="IndexLink"/>
-                <w:sz w:val="19"/>
-              </w:rPr>
-              <w:tab/>
-              <w:t>21</w:t>
-            </w:r>
-          </w:hyperlink>
-        </w:p>
-        <w:p>
-          <w:pPr>
-            <w:pStyle w:val="10"/>
-            <w:tabs>
-              <w:tab w:val="right" w:leader="dot" w:pos="9400"/>
-            </w:tabs>
-            <w:snapToGrid w:val="0"/>
-            <w:spacing w:line="210" w:lineRule="exact"/>
-          </w:pPr>
-          <w:hyperlink w:anchor="_SRS_TOC_28">
-            <w:r>
-              <w:rPr>
-                <w:rStyle w:val="IndexLink"/>
-                <w:webHidden/>
-                <w:color w:val="000000"/>
-                <w:sz w:val="19"/>
-              </w:rPr>
-              <w:t xml:space="preserve">8. </w:t>
-            </w:r>
-            <w:r>
-              <w:rPr>
-                <w:rStyle w:val="IndexLink"/>
-                <w:color w:val="000000"/>
-                <w:sz w:val="19"/>
-              </w:rPr>
-              <w:t>변경 관리</w:t>
-            </w:r>
-            <w:r>
-              <w:rPr>
-                <w:rStyle w:val="IndexLink"/>
-                <w:sz w:val="19"/>
-              </w:rPr>
-              <w:tab/>
-              <w:t>25</w:t>
-            </w:r>
-          </w:hyperlink>
-        </w:p>
-        <w:p>
-          <w:pPr>
-            <w:pStyle w:val="10"/>
-            <w:tabs>
-              <w:tab w:val="right" w:leader="dot" w:pos="9400"/>
-            </w:tabs>
-            <w:snapToGrid w:val="0"/>
-            <w:spacing w:line="210" w:lineRule="exact"/>
-          </w:pPr>
-          <w:hyperlink w:anchor="_SRS_TOC_29">
-            <w:r>
-              <w:rPr>
-                <w:rStyle w:val="IndexLink"/>
-                <w:webHidden/>
-                <w:color w:val="000000"/>
-                <w:sz w:val="19"/>
-              </w:rPr>
-              <w:t xml:space="preserve">9. </w:t>
-            </w:r>
-            <w:r>
-              <w:rPr>
-                <w:rStyle w:val="IndexLink"/>
-                <w:color w:val="000000"/>
-                <w:sz w:val="19"/>
-              </w:rPr>
-              <w:t>검토 및 승인</w:t>
-            </w:r>
-            <w:r>
-              <w:rPr>
-                <w:rStyle w:val="IndexLink"/>
-                <w:sz w:val="19"/>
-              </w:rPr>
-              <w:tab/>
-              <w:t>25</w:t>
-            </w:r>
-          </w:hyperlink>
-        </w:p>
-        <w:p>
-          <w:pPr>
-            <w:pStyle w:val="10"/>
-            <w:tabs>
-              <w:tab w:val="right" w:leader="dot" w:pos="9400"/>
-            </w:tabs>
-            <w:snapToGrid w:val="0"/>
-            <w:spacing w:line="210" w:lineRule="exact"/>
-          </w:pPr>
-          <w:hyperlink w:anchor="_SRS_TOC_30">
-            <w:r>
-              <w:rPr>
-                <w:rStyle w:val="IndexLink"/>
-                <w:webHidden/>
-                <w:color w:val="000000"/>
-                <w:sz w:val="19"/>
-              </w:rPr>
-              <w:t>부록</w:t>
-            </w:r>
-            <w:r>
-              <w:rPr>
-                <w:rStyle w:val="IndexLink"/>
-                <w:sz w:val="19"/>
-              </w:rPr>
-              <w:tab/>
-              <w:t>26</w:t>
-            </w:r>
-          </w:hyperlink>
-        </w:p>
-        <w:p>
-          <w:pPr>
-            <w:pStyle w:val="20"/>
-            <w:tabs>
-              <w:tab w:val="right" w:leader="dot" w:pos="9400"/>
-            </w:tabs>
-            <w:snapToGrid w:val="0"/>
-            <w:spacing w:line="210" w:lineRule="exact"/>
-            <w:ind w:left="240"/>
-          </w:pPr>
-          <w:hyperlink w:anchor="_SRS_TOC_31">
-            <w:r>
-              <w:rPr>
-                <w:rStyle w:val="IndexLink"/>
-                <w:webHidden/>
-                <w:color w:val="000000"/>
-                <w:sz w:val="19"/>
-              </w:rPr>
-              <w:t xml:space="preserve">부록 </w:t>
-            </w:r>
-            <w:r>
-              <w:rPr>
-                <w:rStyle w:val="IndexLink"/>
-                <w:color w:val="000000"/>
-                <w:sz w:val="19"/>
-              </w:rPr>
-              <w:t>A. 참고 자료</w:t>
-            </w:r>
-            <w:r>
-              <w:rPr>
-                <w:rStyle w:val="IndexLink"/>
-                <w:sz w:val="19"/>
-              </w:rPr>
-              <w:tab/>
-              <w:t>26</w:t>
-            </w:r>
-          </w:hyperlink>
-        </w:p>
-        <w:p>
-          <w:pPr>
-            <w:pStyle w:val="20"/>
-            <w:tabs>
-              <w:tab w:val="right" w:leader="dot" w:pos="9400"/>
-            </w:tabs>
-            <w:snapToGrid w:val="0"/>
-            <w:spacing w:line="210" w:lineRule="exact"/>
-            <w:ind w:left="240"/>
-          </w:pPr>
-          <w:hyperlink w:anchor="_SRS_TOC_32">
-            <w:r>
-              <w:rPr>
-                <w:rStyle w:val="IndexLink"/>
-                <w:webHidden/>
-                <w:color w:val="000000"/>
-                <w:sz w:val="19"/>
-              </w:rPr>
-              <w:t xml:space="preserve">부록 </w:t>
-            </w:r>
-            <w:r>
-              <w:rPr>
-                <w:rStyle w:val="IndexLink"/>
-                <w:color w:val="000000"/>
-                <w:sz w:val="19"/>
-              </w:rPr>
-              <w:t>B. 품질 점검표</w:t>
-            </w:r>
-            <w:r>
-              <w:rPr>
-                <w:rStyle w:val="IndexLink"/>
-                <w:sz w:val="19"/>
-              </w:rPr>
-              <w:tab/>
-              <w:t>26</w:t>
-            </w:r>
-          </w:hyperlink>
           <w:r>
             <w:rPr>
               <w:rStyle w:val="IndexLink"/>
@@ -2039,7 +3407,6 @@
         <w:pStyle w:val="LO-normal"/>
       </w:pPr>
       <w:r>
-        <w:lastRenderedPageBreak/>
         <w:br w:type="page"/>
       </w:r>
     </w:p>
@@ -2048,7 +3415,7 @@
         <w:pStyle w:val="1"/>
         <w:keepNext/>
       </w:pPr>
-      <w:bookmarkStart w:id="0" w:name="_SRS_TOC_1"/>
+      <w:bookmarkStart w:id="0" w:name="_Toc244277497"/>
       <w:r>
         <w:lastRenderedPageBreak/>
         <w:t>1. 서론</w:t>
@@ -2060,7 +3427,7 @@
         <w:pStyle w:val="2"/>
         <w:keepNext/>
       </w:pPr>
-      <w:bookmarkStart w:id="1" w:name="_SRS_TOC_2"/>
+      <w:bookmarkStart w:id="1" w:name="_Toc244277498"/>
       <w:r>
         <w:t>1.1 목적</w:t>
       </w:r>
@@ -2089,7 +3456,7 @@
         <w:pStyle w:val="2"/>
         <w:keepNext/>
       </w:pPr>
-      <w:bookmarkStart w:id="2" w:name="_SRS_TOC_3"/>
+      <w:bookmarkStart w:id="2" w:name="_Toc244277499"/>
       <w:r>
         <w:t>1.2 범위</w:t>
       </w:r>
@@ -2372,7 +3739,7 @@
         <w:pStyle w:val="2"/>
         <w:keepNext/>
       </w:pPr>
-      <w:bookmarkStart w:id="3" w:name="_SRS_TOC_4"/>
+      <w:bookmarkStart w:id="3" w:name="_Toc244277500"/>
       <w:r>
         <w:t>1.3 용어 정의 및 약어</w:t>
       </w:r>
@@ -2796,7 +4163,7 @@
         <w:pStyle w:val="2"/>
         <w:keepNext/>
       </w:pPr>
-      <w:bookmarkStart w:id="4" w:name="_SRS_TOC_5"/>
+      <w:bookmarkStart w:id="4" w:name="_Toc244277501"/>
       <w:r>
         <w:t>1.4 참고 문서</w:t>
       </w:r>
@@ -3197,7 +4564,7 @@
         <w:pStyle w:val="2"/>
         <w:keepNext/>
       </w:pPr>
-      <w:bookmarkStart w:id="5" w:name="_SRS_TOC_6"/>
+      <w:bookmarkStart w:id="5" w:name="_Toc244277502"/>
       <w:r>
         <w:t>1.5 작성 규칙</w:t>
       </w:r>
@@ -4109,6 +5476,7 @@
               <w:jc w:val="center"/>
             </w:pPr>
             <w:r>
+              <w:lastRenderedPageBreak/>
               <w:t>수정 전</w:t>
             </w:r>
           </w:p>
@@ -4243,7 +5611,7 @@
         <w:pStyle w:val="2"/>
         <w:keepNext/>
       </w:pPr>
-      <w:bookmarkStart w:id="6" w:name="_SRS_TOC_7"/>
+      <w:bookmarkStart w:id="6" w:name="_Toc244277503"/>
       <w:r>
         <w:t>1.6 문서 구성</w:t>
       </w:r>
@@ -4280,8 +5648,9 @@
         <w:pStyle w:val="1"/>
         <w:keepNext/>
       </w:pPr>
-      <w:bookmarkStart w:id="7" w:name="_SRS_TOC_8"/>
+      <w:bookmarkStart w:id="7" w:name="_Toc244277504"/>
       <w:r>
+        <w:lastRenderedPageBreak/>
         <w:t>2. 제품 개요</w:t>
       </w:r>
       <w:bookmarkEnd w:id="7"/>
@@ -4300,7 +5669,7 @@
         <w:pStyle w:val="2"/>
         <w:keepNext/>
       </w:pPr>
-      <w:bookmarkStart w:id="8" w:name="_SRS_TOC_9"/>
+      <w:bookmarkStart w:id="8" w:name="_Toc244277505"/>
       <w:r>
         <w:t>2.1 제품 관점</w:t>
       </w:r>
@@ -4321,7 +5690,15 @@
         <w:spacing w:after="100" w:line="276" w:lineRule="auto"/>
       </w:pPr>
       <w:r>
-        <w:t>사용자 → Unity 물류센터 시뮬레이션 → 공정 상태와 대시보드. 선택 확장은 CNN 기반 이미지 인식으로 박스 위치와 수평 회전각을 구한다. Unity 카메라로 합성 이미지를 수집하고 CNN을 학습한 뒤 ONNX 모델을 Unity Sentis(Inference Engine)에서 추론한다.</w:t>
+        <w:t xml:space="preserve">사용자 → Unity 물류센터 시뮬레이션 → 공정 상태와 대시보드. 선택 확장은 CNN 기반 이미지 인식으로 박스 위치와 수평 회전각을 구한다. Unity 카메라로 합성 이미지를 수집하고 CNN을 학습한 뒤 ONNX 모델을 Unity </w:t>
+      </w:r>
+      <w:proofErr w:type="spellStart"/>
+      <w:r>
+        <w:t>Sentis</w:t>
+      </w:r>
+      <w:proofErr w:type="spellEnd"/>
+      <w:r>
+        <w:t>(Inference Engine)에서 추론한다.</w:t>
       </w:r>
     </w:p>
     <w:p>
@@ -4505,7 +5882,7 @@
         <w:pStyle w:val="2"/>
         <w:keepNext/>
       </w:pPr>
-      <w:bookmarkStart w:id="9" w:name="_SRS_TOC_10"/>
+      <w:bookmarkStart w:id="9" w:name="_Toc244277506"/>
       <w:r>
         <w:t>2.2 제품 기능</w:t>
       </w:r>
@@ -4564,8 +5941,9 @@
         <w:pStyle w:val="2"/>
         <w:keepNext/>
       </w:pPr>
-      <w:bookmarkStart w:id="10" w:name="_SRS_TOC_11"/>
+      <w:bookmarkStart w:id="10" w:name="_Toc244277507"/>
       <w:r>
+        <w:lastRenderedPageBreak/>
         <w:t>2.3 사용자 특성</w:t>
       </w:r>
       <w:bookmarkEnd w:id="10"/>
@@ -4751,7 +6129,7 @@
         <w:pStyle w:val="2"/>
         <w:keepNext/>
       </w:pPr>
-      <w:bookmarkStart w:id="11" w:name="_SRS_TOC_12"/>
+      <w:bookmarkStart w:id="11" w:name="_Toc244277508"/>
       <w:r>
         <w:t>2.4 제약 조건</w:t>
       </w:r>
@@ -5034,7 +6412,7 @@
         <w:pStyle w:val="2"/>
         <w:keepNext/>
       </w:pPr>
-      <w:bookmarkStart w:id="12" w:name="_SRS_TOC_13"/>
+      <w:bookmarkStart w:id="12" w:name="_Toc244277509"/>
       <w:r>
         <w:t>2.5 가정 및 의존성</w:t>
       </w:r>
@@ -5080,7 +6458,7 @@
         <w:pStyle w:val="2"/>
         <w:keepNext/>
       </w:pPr>
-      <w:bookmarkStart w:id="13" w:name="_SRS_TOC_14"/>
+      <w:bookmarkStart w:id="13" w:name="_Toc244277510"/>
       <w:r>
         <w:t>2.6 요구사항 단계별 배분</w:t>
       </w:r>
@@ -5273,6 +6651,7 @@
               <w:widowControl w:val="0"/>
             </w:pPr>
             <w:r>
+              <w:lastRenderedPageBreak/>
               <w:t>핵심 공정 구현</w:t>
             </w:r>
           </w:p>
@@ -5538,8 +6917,9 @@
         <w:pStyle w:val="1"/>
         <w:keepNext/>
       </w:pPr>
-      <w:bookmarkStart w:id="14" w:name="_SRS_TOC_15"/>
+      <w:bookmarkStart w:id="14" w:name="_Toc244277511"/>
       <w:r>
+        <w:lastRenderedPageBreak/>
         <w:t>3. 기능 요구사항</w:t>
       </w:r>
       <w:bookmarkEnd w:id="14"/>
@@ -5549,7 +6929,7 @@
         <w:pStyle w:val="2"/>
         <w:keepNext/>
       </w:pPr>
-      <w:bookmarkStart w:id="15" w:name="_SRS_TOC_16"/>
+      <w:bookmarkStart w:id="15" w:name="_Toc244277512"/>
       <w:r>
         <w:t>3.1 기능 요구사항 목록</w:t>
       </w:r>
@@ -6766,6 +8146,7 @@
               <w:widowControl w:val="0"/>
             </w:pPr>
             <w:r>
+              <w:lastRenderedPageBreak/>
               <w:t>FR-13</w:t>
             </w:r>
           </w:p>
@@ -7567,6 +8948,7 @@
               <w:widowControl w:val="0"/>
             </w:pPr>
             <w:r>
+              <w:lastRenderedPageBreak/>
               <w:t>FR-22</w:t>
             </w:r>
           </w:p>
@@ -7825,7 +9207,7 @@
         <w:pStyle w:val="2"/>
         <w:keepNext/>
       </w:pPr>
-      <w:bookmarkStart w:id="16" w:name="_SRS_TOC_17"/>
+      <w:bookmarkStart w:id="16" w:name="_Toc244277513"/>
       <w:r>
         <w:t>3.2 기능 요구사항 상세</w:t>
       </w:r>
@@ -8456,6 +9838,7 @@
         <w:keepNext/>
       </w:pPr>
       <w:r>
+        <w:lastRenderedPageBreak/>
         <w:t>FR-03~FR-08 투입과 분류</w:t>
       </w:r>
     </w:p>
@@ -9357,6 +10740,7 @@
               <w:widowControl w:val="0"/>
             </w:pPr>
             <w:r>
+              <w:lastRenderedPageBreak/>
               <w:t>처리 (동작 순서)</w:t>
             </w:r>
           </w:p>
@@ -9991,6 +11375,7 @@
               <w:widowControl w:val="0"/>
             </w:pPr>
             <w:r>
+              <w:lastRenderedPageBreak/>
               <w:t>처리 (동작 순서)</w:t>
             </w:r>
           </w:p>
@@ -10344,6 +11729,7 @@
         <w:keepNext/>
       </w:pPr>
       <w:r>
+        <w:lastRenderedPageBreak/>
         <w:t>FR-21 시뮬레이션 조작</w:t>
       </w:r>
     </w:p>
@@ -10953,7 +12339,7 @@
         <w:pStyle w:val="1"/>
         <w:keepNext/>
       </w:pPr>
-      <w:bookmarkStart w:id="17" w:name="_SRS_TOC_18"/>
+      <w:bookmarkStart w:id="17" w:name="_Toc244277514"/>
       <w:r>
         <w:t>4. 외부 인터페이스 요구사항</w:t>
       </w:r>
@@ -10973,7 +12359,7 @@
         <w:pStyle w:val="2"/>
         <w:keepNext/>
       </w:pPr>
-      <w:bookmarkStart w:id="18" w:name="_SRS_TOC_19"/>
+      <w:bookmarkStart w:id="18" w:name="_Toc244277515"/>
       <w:r>
         <w:t>4.1 사용자 인터페이스</w:t>
       </w:r>
@@ -11303,6 +12689,7 @@
               <w:widowControl w:val="0"/>
             </w:pPr>
             <w:r>
+              <w:lastRenderedPageBreak/>
               <w:t>UI-03</w:t>
             </w:r>
           </w:p>
@@ -11472,7 +12859,7 @@
         <w:pStyle w:val="2"/>
         <w:keepNext/>
       </w:pPr>
-      <w:bookmarkStart w:id="19" w:name="_SRS_TOC_20"/>
+      <w:bookmarkStart w:id="19" w:name="_Toc244277516"/>
       <w:r>
         <w:t>4.2 하드웨어 인터페이스</w:t>
       </w:r>
@@ -11492,7 +12879,7 @@
         <w:pStyle w:val="2"/>
         <w:keepNext/>
       </w:pPr>
-      <w:bookmarkStart w:id="20" w:name="_SRS_TOC_21"/>
+      <w:bookmarkStart w:id="20" w:name="_Toc244277517"/>
       <w:r>
         <w:t>4.3 소프트웨어 인터페이스</w:t>
       </w:r>
@@ -11754,8 +13141,15 @@
               <w:widowControl w:val="0"/>
             </w:pPr>
             <w:r>
-              <w:t>17.6.0 / manifest.json</w:t>
-            </w:r>
+              <w:t xml:space="preserve">17.6.0 / </w:t>
+            </w:r>
+            <w:proofErr w:type="spellStart"/>
+            <w:proofErr w:type="gramStart"/>
+            <w:r>
+              <w:t>manifest.json</w:t>
+            </w:r>
+            <w:proofErr w:type="spellEnd"/>
+            <w:proofErr w:type="gramEnd"/>
           </w:p>
         </w:tc>
         <w:tc>
@@ -12021,7 +13415,20 @@
               <w:widowControl w:val="0"/>
             </w:pPr>
             <w:r>
-              <w:t>Unity Sentis(Inference Engine), ONNX. 선택 확장용 미설치, 버전 확인 필요</w:t>
+              <w:t xml:space="preserve">Unity </w:t>
+            </w:r>
+            <w:proofErr w:type="spellStart"/>
+            <w:proofErr w:type="gramStart"/>
+            <w:r>
+              <w:t>Sentis</w:t>
+            </w:r>
+            <w:proofErr w:type="spellEnd"/>
+            <w:r>
+              <w:t>(</w:t>
+            </w:r>
+            <w:proofErr w:type="gramEnd"/>
+            <w:r>
+              <w:t>Inference Engine), ONNX. 선택 확장용 미설치, 버전 확인 필요</w:t>
             </w:r>
           </w:p>
         </w:tc>
@@ -12169,8 +13576,9 @@
         <w:pStyle w:val="2"/>
         <w:keepNext/>
       </w:pPr>
-      <w:bookmarkStart w:id="21" w:name="_SRS_TOC_22"/>
+      <w:bookmarkStart w:id="21" w:name="_Toc244277518"/>
       <w:r>
+        <w:lastRenderedPageBreak/>
         <w:t>4.4 통신 인터페이스</w:t>
       </w:r>
       <w:bookmarkEnd w:id="21"/>
@@ -12223,8 +13631,9 @@
         <w:pStyle w:val="1"/>
         <w:keepNext/>
       </w:pPr>
-      <w:bookmarkStart w:id="22" w:name="_SRS_TOC_23"/>
+      <w:bookmarkStart w:id="22" w:name="_Toc244277519"/>
       <w:r>
+        <w:lastRenderedPageBreak/>
         <w:t>5. 비기능 요구사항</w:t>
       </w:r>
       <w:bookmarkEnd w:id="22"/>
@@ -13174,8 +14583,9 @@
         <w:pStyle w:val="1"/>
         <w:keepNext/>
       </w:pPr>
-      <w:bookmarkStart w:id="23" w:name="_SRS_TOC_24"/>
+      <w:bookmarkStart w:id="23" w:name="_Toc244277520"/>
       <w:r>
+        <w:lastRenderedPageBreak/>
         <w:t>6. 데이터 요구사항</w:t>
       </w:r>
       <w:bookmarkEnd w:id="23"/>
@@ -13866,6 +15276,7 @@
               <w:widowControl w:val="0"/>
             </w:pPr>
             <w:r>
+              <w:lastRenderedPageBreak/>
               <w:t>제품 처리와 모니터 기록</w:t>
             </w:r>
           </w:p>
@@ -14043,8 +15454,9 @@
         <w:pStyle w:val="1"/>
         <w:keepNext/>
       </w:pPr>
-      <w:bookmarkStart w:id="24" w:name="_SRS_TOC_25"/>
+      <w:bookmarkStart w:id="24" w:name="_Toc244277521"/>
       <w:r>
+        <w:lastRenderedPageBreak/>
         <w:t>7. 검증</w:t>
       </w:r>
       <w:bookmarkEnd w:id="24"/>
@@ -14054,7 +15466,7 @@
         <w:pStyle w:val="2"/>
         <w:keepNext/>
       </w:pPr>
-      <w:bookmarkStart w:id="25" w:name="_SRS_TOC_26"/>
+      <w:bookmarkStart w:id="25" w:name="_Toc244277522"/>
       <w:r>
         <w:t>7.1 검증 방법</w:t>
       </w:r>
@@ -14391,7 +15803,7 @@
         <w:pStyle w:val="2"/>
         <w:keepNext/>
       </w:pPr>
-      <w:bookmarkStart w:id="26" w:name="_SRS_TOC_27"/>
+      <w:bookmarkStart w:id="26" w:name="_Toc244277523"/>
       <w:r>
         <w:t>7.2 요구사항 추적 매트릭스</w:t>
       </w:r>
@@ -14733,6 +16145,7 @@
               <w:widowControl w:val="0"/>
             </w:pPr>
             <w:r>
+              <w:lastRenderedPageBreak/>
               <w:t>FR-03</w:t>
             </w:r>
           </w:p>
@@ -15119,6 +16532,7 @@
               <w:widowControl w:val="0"/>
             </w:pPr>
             <w:r>
+              <w:lastRenderedPageBreak/>
               <w:t>FR-07</w:t>
             </w:r>
           </w:p>
@@ -15372,6 +16786,1350 @@
               <w:widowControl w:val="0"/>
             </w:pPr>
             <w:r>
+              <w:t>통과 10/30: 기존 FR5 흡착·해제 배치.</w:t>
+            </w:r>
+          </w:p>
+        </w:tc>
+      </w:tr>
+      <w:tr>
+        <w:trPr>
+          <w:cantSplit/>
+        </w:trPr>
+        <w:tc>
+          <w:tcPr>
+            <w:tcW w:w="1597" w:type="dxa"/>
+            <w:tcBorders>
+              <w:top w:val="single" w:sz="4" w:space="0" w:color="808080"/>
+              <w:left w:val="single" w:sz="4" w:space="0" w:color="808080"/>
+              <w:bottom w:val="single" w:sz="4" w:space="0" w:color="808080"/>
+              <w:right w:val="single" w:sz="4" w:space="0" w:color="808080"/>
+            </w:tcBorders>
+            <w:vAlign w:val="center"/>
+          </w:tcPr>
+          <w:p>
+            <w:pPr>
+              <w:pStyle w:val="LO-normal"/>
+              <w:widowControl w:val="0"/>
+            </w:pPr>
+            <w:r>
+              <w:t>FR-10</w:t>
+            </w:r>
+          </w:p>
+        </w:tc>
+        <w:tc>
+          <w:tcPr>
+            <w:tcW w:w="1803" w:type="dxa"/>
+            <w:tcBorders>
+              <w:top w:val="single" w:sz="4" w:space="0" w:color="808080"/>
+              <w:left w:val="single" w:sz="4" w:space="0" w:color="808080"/>
+              <w:bottom w:val="single" w:sz="4" w:space="0" w:color="808080"/>
+              <w:right w:val="single" w:sz="4" w:space="0" w:color="808080"/>
+            </w:tcBorders>
+            <w:vAlign w:val="center"/>
+          </w:tcPr>
+          <w:p>
+            <w:pPr>
+              <w:pStyle w:val="LO-normal"/>
+              <w:widowControl w:val="0"/>
+            </w:pPr>
+            <w:r>
+              <w:t>TC-10</w:t>
+            </w:r>
+          </w:p>
+        </w:tc>
+        <w:tc>
+          <w:tcPr>
+            <w:tcW w:w="4837" w:type="dxa"/>
+            <w:tcBorders>
+              <w:top w:val="single" w:sz="4" w:space="0" w:color="808080"/>
+              <w:left w:val="single" w:sz="4" w:space="0" w:color="808080"/>
+              <w:bottom w:val="single" w:sz="4" w:space="0" w:color="808080"/>
+              <w:right w:val="single" w:sz="4" w:space="0" w:color="808080"/>
+            </w:tcBorders>
+            <w:vAlign w:val="center"/>
+          </w:tcPr>
+          <w:p>
+            <w:pPr>
+              <w:pStyle w:val="LO-normal"/>
+              <w:widowControl w:val="0"/>
+            </w:pPr>
+            <w:r>
+              <w:t>각 레인의 FR5가 지정한 빈 위치에 박스를 놓는지 확인한다.</w:t>
+            </w:r>
+          </w:p>
+        </w:tc>
+        <w:tc>
+          <w:tcPr>
+            <w:tcW w:w="1400" w:type="dxa"/>
+            <w:tcBorders>
+              <w:top w:val="single" w:sz="4" w:space="0" w:color="808080"/>
+              <w:left w:val="single" w:sz="4" w:space="0" w:color="808080"/>
+              <w:bottom w:val="single" w:sz="4" w:space="0" w:color="808080"/>
+              <w:right w:val="single" w:sz="4" w:space="0" w:color="808080"/>
+            </w:tcBorders>
+            <w:vAlign w:val="center"/>
+          </w:tcPr>
+          <w:p>
+            <w:pPr>
+              <w:pStyle w:val="LO-normal"/>
+              <w:widowControl w:val="0"/>
+            </w:pPr>
+            <w:r>
+              <w:t>통과 10/30: 기존 FR5 3대 적재 배치.</w:t>
+            </w:r>
+          </w:p>
+        </w:tc>
+      </w:tr>
+      <w:tr>
+        <w:trPr>
+          <w:cantSplit/>
+        </w:trPr>
+        <w:tc>
+          <w:tcPr>
+            <w:tcW w:w="1597" w:type="dxa"/>
+            <w:tcBorders>
+              <w:top w:val="single" w:sz="4" w:space="0" w:color="808080"/>
+              <w:left w:val="single" w:sz="4" w:space="0" w:color="808080"/>
+              <w:bottom w:val="single" w:sz="4" w:space="0" w:color="808080"/>
+              <w:right w:val="single" w:sz="4" w:space="0" w:color="808080"/>
+            </w:tcBorders>
+            <w:vAlign w:val="center"/>
+          </w:tcPr>
+          <w:p>
+            <w:pPr>
+              <w:pStyle w:val="LO-normal"/>
+              <w:widowControl w:val="0"/>
+            </w:pPr>
+            <w:r>
+              <w:t>FR-11</w:t>
+            </w:r>
+          </w:p>
+        </w:tc>
+        <w:tc>
+          <w:tcPr>
+            <w:tcW w:w="1803" w:type="dxa"/>
+            <w:tcBorders>
+              <w:top w:val="single" w:sz="4" w:space="0" w:color="808080"/>
+              <w:left w:val="single" w:sz="4" w:space="0" w:color="808080"/>
+              <w:bottom w:val="single" w:sz="4" w:space="0" w:color="808080"/>
+              <w:right w:val="single" w:sz="4" w:space="0" w:color="808080"/>
+            </w:tcBorders>
+            <w:vAlign w:val="center"/>
+          </w:tcPr>
+          <w:p>
+            <w:pPr>
+              <w:pStyle w:val="LO-normal"/>
+              <w:widowControl w:val="0"/>
+            </w:pPr>
+            <w:r>
+              <w:t>TC-11</w:t>
+            </w:r>
+          </w:p>
+        </w:tc>
+        <w:tc>
+          <w:tcPr>
+            <w:tcW w:w="4837" w:type="dxa"/>
+            <w:tcBorders>
+              <w:top w:val="single" w:sz="4" w:space="0" w:color="808080"/>
+              <w:left w:val="single" w:sz="4" w:space="0" w:color="808080"/>
+              <w:bottom w:val="single" w:sz="4" w:space="0" w:color="808080"/>
+              <w:right w:val="single" w:sz="4" w:space="0" w:color="808080"/>
+            </w:tcBorders>
+            <w:vAlign w:val="center"/>
+          </w:tcPr>
+          <w:p>
+            <w:pPr>
+              <w:pStyle w:val="LO-normal"/>
+              <w:widowControl w:val="0"/>
+            </w:pPr>
+            <w:r>
+              <w:t>한 층의 6자리가 차기 전에는 다음 층에 박스를 놓지 않는지 확인한다.</w:t>
+            </w:r>
+          </w:p>
+        </w:tc>
+        <w:tc>
+          <w:tcPr>
+            <w:tcW w:w="1400" w:type="dxa"/>
+            <w:tcBorders>
+              <w:top w:val="single" w:sz="4" w:space="0" w:color="808080"/>
+              <w:left w:val="single" w:sz="4" w:space="0" w:color="808080"/>
+              <w:bottom w:val="single" w:sz="4" w:space="0" w:color="808080"/>
+              <w:right w:val="single" w:sz="4" w:space="0" w:color="808080"/>
+            </w:tcBorders>
+            <w:vAlign w:val="center"/>
+          </w:tcPr>
+          <w:p>
+            <w:pPr>
+              <w:pStyle w:val="LO-normal"/>
+              <w:widowControl w:val="0"/>
+            </w:pPr>
+            <w:r>
+              <w:t>통과 10/30: 기존 FR5 층당 6자리 배치.</w:t>
+            </w:r>
+          </w:p>
+        </w:tc>
+      </w:tr>
+      <w:tr>
+        <w:trPr>
+          <w:cantSplit/>
+        </w:trPr>
+        <w:tc>
+          <w:tcPr>
+            <w:tcW w:w="1597" w:type="dxa"/>
+            <w:tcBorders>
+              <w:top w:val="single" w:sz="4" w:space="0" w:color="808080"/>
+              <w:left w:val="single" w:sz="4" w:space="0" w:color="808080"/>
+              <w:bottom w:val="single" w:sz="4" w:space="0" w:color="808080"/>
+              <w:right w:val="single" w:sz="4" w:space="0" w:color="808080"/>
+            </w:tcBorders>
+            <w:vAlign w:val="center"/>
+          </w:tcPr>
+          <w:p>
+            <w:pPr>
+              <w:pStyle w:val="LO-normal"/>
+              <w:widowControl w:val="0"/>
+            </w:pPr>
+            <w:r>
+              <w:t>FR-12</w:t>
+            </w:r>
+          </w:p>
+        </w:tc>
+        <w:tc>
+          <w:tcPr>
+            <w:tcW w:w="1803" w:type="dxa"/>
+            <w:tcBorders>
+              <w:top w:val="single" w:sz="4" w:space="0" w:color="808080"/>
+              <w:left w:val="single" w:sz="4" w:space="0" w:color="808080"/>
+              <w:bottom w:val="single" w:sz="4" w:space="0" w:color="808080"/>
+              <w:right w:val="single" w:sz="4" w:space="0" w:color="808080"/>
+            </w:tcBorders>
+            <w:vAlign w:val="center"/>
+          </w:tcPr>
+          <w:p>
+            <w:pPr>
+              <w:pStyle w:val="LO-normal"/>
+              <w:widowControl w:val="0"/>
+            </w:pPr>
+            <w:r>
+              <w:t>TC-12</w:t>
+            </w:r>
+          </w:p>
+        </w:tc>
+        <w:tc>
+          <w:tcPr>
+            <w:tcW w:w="4837" w:type="dxa"/>
+            <w:tcBorders>
+              <w:top w:val="single" w:sz="4" w:space="0" w:color="808080"/>
+              <w:left w:val="single" w:sz="4" w:space="0" w:color="808080"/>
+              <w:bottom w:val="single" w:sz="4" w:space="0" w:color="808080"/>
+              <w:right w:val="single" w:sz="4" w:space="0" w:color="808080"/>
+            </w:tcBorders>
+            <w:vAlign w:val="center"/>
+          </w:tcPr>
+          <w:p>
+            <w:pPr>
+              <w:pStyle w:val="LO-normal"/>
+              <w:widowControl w:val="0"/>
+            </w:pPr>
+            <w:r>
+              <w:t>기본 설정 L=3과 시연 설정 L=2에서 각각 6×L-1개는 미완료이고 6×L개가 층별로 모두 놓이면 완료로 바뀌는지 확인한다.</w:t>
+            </w:r>
+          </w:p>
+        </w:tc>
+        <w:tc>
+          <w:tcPr>
+            <w:tcW w:w="1400" w:type="dxa"/>
+            <w:tcBorders>
+              <w:top w:val="single" w:sz="4" w:space="0" w:color="808080"/>
+              <w:left w:val="single" w:sz="4" w:space="0" w:color="808080"/>
+              <w:bottom w:val="single" w:sz="4" w:space="0" w:color="808080"/>
+              <w:right w:val="single" w:sz="4" w:space="0" w:color="808080"/>
+            </w:tcBorders>
+            <w:vAlign w:val="center"/>
+          </w:tcPr>
+          <w:p>
+            <w:pPr>
+              <w:pStyle w:val="LO-normal"/>
+              <w:widowControl w:val="0"/>
+            </w:pPr>
+            <w:r>
+              <w:t>부분: L2/L3 완료 확인. 11/12·17/18 경계 기록 추가 확인.</w:t>
+            </w:r>
+          </w:p>
+        </w:tc>
+      </w:tr>
+      <w:tr>
+        <w:trPr>
+          <w:cantSplit/>
+        </w:trPr>
+        <w:tc>
+          <w:tcPr>
+            <w:tcW w:w="1597" w:type="dxa"/>
+            <w:tcBorders>
+              <w:top w:val="single" w:sz="4" w:space="0" w:color="808080"/>
+              <w:left w:val="single" w:sz="4" w:space="0" w:color="808080"/>
+              <w:bottom w:val="single" w:sz="4" w:space="0" w:color="808080"/>
+              <w:right w:val="single" w:sz="4" w:space="0" w:color="808080"/>
+            </w:tcBorders>
+            <w:vAlign w:val="center"/>
+          </w:tcPr>
+          <w:p>
+            <w:pPr>
+              <w:pStyle w:val="LO-normal"/>
+              <w:widowControl w:val="0"/>
+            </w:pPr>
+            <w:r>
+              <w:lastRenderedPageBreak/>
+              <w:t>FR-13</w:t>
+            </w:r>
+          </w:p>
+        </w:tc>
+        <w:tc>
+          <w:tcPr>
+            <w:tcW w:w="1803" w:type="dxa"/>
+            <w:tcBorders>
+              <w:top w:val="single" w:sz="4" w:space="0" w:color="808080"/>
+              <w:left w:val="single" w:sz="4" w:space="0" w:color="808080"/>
+              <w:bottom w:val="single" w:sz="4" w:space="0" w:color="808080"/>
+              <w:right w:val="single" w:sz="4" w:space="0" w:color="808080"/>
+            </w:tcBorders>
+            <w:vAlign w:val="center"/>
+          </w:tcPr>
+          <w:p>
+            <w:pPr>
+              <w:pStyle w:val="LO-normal"/>
+              <w:widowControl w:val="0"/>
+            </w:pPr>
+            <w:r>
+              <w:t>TC-13</w:t>
+            </w:r>
+          </w:p>
+        </w:tc>
+        <w:tc>
+          <w:tcPr>
+            <w:tcW w:w="4837" w:type="dxa"/>
+            <w:tcBorders>
+              <w:top w:val="single" w:sz="4" w:space="0" w:color="808080"/>
+              <w:left w:val="single" w:sz="4" w:space="0" w:color="808080"/>
+              <w:bottom w:val="single" w:sz="4" w:space="0" w:color="808080"/>
+              <w:right w:val="single" w:sz="4" w:space="0" w:color="808080"/>
+            </w:tcBorders>
+            <w:vAlign w:val="center"/>
+          </w:tcPr>
+          <w:p>
+            <w:pPr>
+              <w:pStyle w:val="LO-normal"/>
+              <w:widowControl w:val="0"/>
+            </w:pPr>
+            <w:r>
+              <w:t>레인 1/AMR 1/도크 1, 레인 2/AMR 2/도크 2, 레인 3/AMR 3/도크 3의 전담 관계와 완료 신호 수신 후 이동, 인양을 확인한다.</w:t>
+            </w:r>
+          </w:p>
+        </w:tc>
+        <w:tc>
+          <w:tcPr>
+            <w:tcW w:w="1400" w:type="dxa"/>
+            <w:tcBorders>
+              <w:top w:val="single" w:sz="4" w:space="0" w:color="808080"/>
+              <w:left w:val="single" w:sz="4" w:space="0" w:color="808080"/>
+              <w:bottom w:val="single" w:sz="4" w:space="0" w:color="808080"/>
+              <w:right w:val="single" w:sz="4" w:space="0" w:color="808080"/>
+            </w:tcBorders>
+            <w:vAlign w:val="center"/>
+          </w:tcPr>
+          <w:p>
+            <w:pPr>
+              <w:pStyle w:val="LO-normal"/>
+              <w:widowControl w:val="0"/>
+            </w:pPr>
+            <w:r>
+              <w:t>통과 10/30: 3레인 전담·인양. 완성 파레트 시험 입력.</w:t>
+            </w:r>
+          </w:p>
+        </w:tc>
+      </w:tr>
+      <w:tr>
+        <w:trPr>
+          <w:cantSplit/>
+        </w:trPr>
+        <w:tc>
+          <w:tcPr>
+            <w:tcW w:w="1597" w:type="dxa"/>
+            <w:tcBorders>
+              <w:top w:val="single" w:sz="4" w:space="0" w:color="808080"/>
+              <w:left w:val="single" w:sz="4" w:space="0" w:color="808080"/>
+              <w:bottom w:val="single" w:sz="4" w:space="0" w:color="808080"/>
+              <w:right w:val="single" w:sz="4" w:space="0" w:color="808080"/>
+            </w:tcBorders>
+            <w:vAlign w:val="center"/>
+          </w:tcPr>
+          <w:p>
+            <w:pPr>
+              <w:pStyle w:val="LO-normal"/>
+              <w:widowControl w:val="0"/>
+            </w:pPr>
+            <w:r>
+              <w:t>FR-14</w:t>
+            </w:r>
+          </w:p>
+        </w:tc>
+        <w:tc>
+          <w:tcPr>
+            <w:tcW w:w="1803" w:type="dxa"/>
+            <w:tcBorders>
+              <w:top w:val="single" w:sz="4" w:space="0" w:color="808080"/>
+              <w:left w:val="single" w:sz="4" w:space="0" w:color="808080"/>
+              <w:bottom w:val="single" w:sz="4" w:space="0" w:color="808080"/>
+              <w:right w:val="single" w:sz="4" w:space="0" w:color="808080"/>
+            </w:tcBorders>
+            <w:vAlign w:val="center"/>
+          </w:tcPr>
+          <w:p>
+            <w:pPr>
+              <w:pStyle w:val="LO-normal"/>
+              <w:widowControl w:val="0"/>
+            </w:pPr>
+            <w:r>
+              <w:t>TC-14</w:t>
+            </w:r>
+          </w:p>
+        </w:tc>
+        <w:tc>
+          <w:tcPr>
+            <w:tcW w:w="4837" w:type="dxa"/>
+            <w:tcBorders>
+              <w:top w:val="single" w:sz="4" w:space="0" w:color="808080"/>
+              <w:left w:val="single" w:sz="4" w:space="0" w:color="808080"/>
+              <w:bottom w:val="single" w:sz="4" w:space="0" w:color="808080"/>
+              <w:right w:val="single" w:sz="4" w:space="0" w:color="808080"/>
+            </w:tcBorders>
+            <w:vAlign w:val="center"/>
+          </w:tcPr>
+          <w:p>
+            <w:pPr>
+              <w:pStyle w:val="LO-normal"/>
+              <w:widowControl w:val="0"/>
+            </w:pPr>
+            <w:r>
+              <w:t>장애물이 없는 경로에서 이동하고 장애물을 발견하면 정지하는지 확인한다. 장애물 해소 후 재개 조건은 확인 필요.</w:t>
+            </w:r>
+          </w:p>
+        </w:tc>
+        <w:tc>
+          <w:tcPr>
+            <w:tcW w:w="1400" w:type="dxa"/>
+            <w:tcBorders>
+              <w:top w:val="single" w:sz="4" w:space="0" w:color="808080"/>
+              <w:left w:val="single" w:sz="4" w:space="0" w:color="808080"/>
+              <w:bottom w:val="single" w:sz="4" w:space="0" w:color="808080"/>
+              <w:right w:val="single" w:sz="4" w:space="0" w:color="808080"/>
+            </w:tcBorders>
+            <w:vAlign w:val="center"/>
+          </w:tcPr>
+          <w:p>
+            <w:pPr>
+              <w:pStyle w:val="LO-normal"/>
+              <w:widowControl w:val="0"/>
+            </w:pPr>
+            <w:r>
+              <w:t>통과 10/30: 정지·약 5초 재개. 재탐색·고장 검사 포함.</w:t>
+            </w:r>
+          </w:p>
+        </w:tc>
+      </w:tr>
+      <w:tr>
+        <w:trPr>
+          <w:cantSplit/>
+        </w:trPr>
+        <w:tc>
+          <w:tcPr>
+            <w:tcW w:w="1597" w:type="dxa"/>
+            <w:tcBorders>
+              <w:top w:val="single" w:sz="4" w:space="0" w:color="808080"/>
+              <w:left w:val="single" w:sz="4" w:space="0" w:color="808080"/>
+              <w:bottom w:val="single" w:sz="4" w:space="0" w:color="808080"/>
+              <w:right w:val="single" w:sz="4" w:space="0" w:color="808080"/>
+            </w:tcBorders>
+            <w:vAlign w:val="center"/>
+          </w:tcPr>
+          <w:p>
+            <w:pPr>
+              <w:pStyle w:val="LO-normal"/>
+              <w:widowControl w:val="0"/>
+            </w:pPr>
+            <w:r>
+              <w:t>FR-15</w:t>
+            </w:r>
+          </w:p>
+        </w:tc>
+        <w:tc>
+          <w:tcPr>
+            <w:tcW w:w="1803" w:type="dxa"/>
+            <w:tcBorders>
+              <w:top w:val="single" w:sz="4" w:space="0" w:color="808080"/>
+              <w:left w:val="single" w:sz="4" w:space="0" w:color="808080"/>
+              <w:bottom w:val="single" w:sz="4" w:space="0" w:color="808080"/>
+              <w:right w:val="single" w:sz="4" w:space="0" w:color="808080"/>
+            </w:tcBorders>
+            <w:vAlign w:val="center"/>
+          </w:tcPr>
+          <w:p>
+            <w:pPr>
+              <w:pStyle w:val="LO-normal"/>
+              <w:widowControl w:val="0"/>
+            </w:pPr>
+            <w:r>
+              <w:t>TC-15</w:t>
+            </w:r>
+          </w:p>
+        </w:tc>
+        <w:tc>
+          <w:tcPr>
+            <w:tcW w:w="4837" w:type="dxa"/>
+            <w:tcBorders>
+              <w:top w:val="single" w:sz="4" w:space="0" w:color="808080"/>
+              <w:left w:val="single" w:sz="4" w:space="0" w:color="808080"/>
+              <w:bottom w:val="single" w:sz="4" w:space="0" w:color="808080"/>
+              <w:right w:val="single" w:sz="4" w:space="0" w:color="808080"/>
+            </w:tcBorders>
+            <w:vAlign w:val="center"/>
+          </w:tcPr>
+          <w:p>
+            <w:pPr>
+              <w:pStyle w:val="LO-normal"/>
+              <w:widowControl w:val="0"/>
+            </w:pPr>
+            <w:r>
+              <w:t>파레트가 전담 도크 차량 적재함의 지정 자리에 놓이는지 확인한다. 상차 실패를 발생시켜 자체 재시도를 확인한다. 횟수와 간격, 반복 실패 처리는 시험 후 정한다.</w:t>
+            </w:r>
+          </w:p>
+        </w:tc>
+        <w:tc>
+          <w:tcPr>
+            <w:tcW w:w="1400" w:type="dxa"/>
+            <w:tcBorders>
+              <w:top w:val="single" w:sz="4" w:space="0" w:color="808080"/>
+              <w:left w:val="single" w:sz="4" w:space="0" w:color="808080"/>
+              <w:bottom w:val="single" w:sz="4" w:space="0" w:color="808080"/>
+              <w:right w:val="single" w:sz="4" w:space="0" w:color="808080"/>
+            </w:tcBorders>
+            <w:vAlign w:val="center"/>
+          </w:tcPr>
+          <w:p>
+            <w:pPr>
+              <w:pStyle w:val="LO-normal"/>
+              <w:widowControl w:val="0"/>
+            </w:pPr>
+            <w:r>
+              <w:t>통과 10/30: 지정 자리·재시도·반복 실패 고장.</w:t>
+            </w:r>
+          </w:p>
+        </w:tc>
+      </w:tr>
+      <w:tr>
+        <w:trPr>
+          <w:cantSplit/>
+        </w:trPr>
+        <w:tc>
+          <w:tcPr>
+            <w:tcW w:w="1597" w:type="dxa"/>
+            <w:tcBorders>
+              <w:top w:val="single" w:sz="4" w:space="0" w:color="808080"/>
+              <w:left w:val="single" w:sz="4" w:space="0" w:color="808080"/>
+              <w:bottom w:val="single" w:sz="4" w:space="0" w:color="808080"/>
+              <w:right w:val="single" w:sz="4" w:space="0" w:color="808080"/>
+            </w:tcBorders>
+            <w:vAlign w:val="center"/>
+          </w:tcPr>
+          <w:p>
+            <w:pPr>
+              <w:pStyle w:val="LO-normal"/>
+              <w:widowControl w:val="0"/>
+            </w:pPr>
+            <w:r>
+              <w:t>FR-16</w:t>
+            </w:r>
+          </w:p>
+        </w:tc>
+        <w:tc>
+          <w:tcPr>
+            <w:tcW w:w="1803" w:type="dxa"/>
+            <w:tcBorders>
+              <w:top w:val="single" w:sz="4" w:space="0" w:color="808080"/>
+              <w:left w:val="single" w:sz="4" w:space="0" w:color="808080"/>
+              <w:bottom w:val="single" w:sz="4" w:space="0" w:color="808080"/>
+              <w:right w:val="single" w:sz="4" w:space="0" w:color="808080"/>
+            </w:tcBorders>
+            <w:vAlign w:val="center"/>
+          </w:tcPr>
+          <w:p>
+            <w:pPr>
+              <w:pStyle w:val="LO-normal"/>
+              <w:widowControl w:val="0"/>
+            </w:pPr>
+            <w:r>
+              <w:t>TC-16</w:t>
+            </w:r>
+          </w:p>
+        </w:tc>
+        <w:tc>
+          <w:tcPr>
+            <w:tcW w:w="4837" w:type="dxa"/>
+            <w:tcBorders>
+              <w:top w:val="single" w:sz="4" w:space="0" w:color="808080"/>
+              <w:left w:val="single" w:sz="4" w:space="0" w:color="808080"/>
+              <w:bottom w:val="single" w:sz="4" w:space="0" w:color="808080"/>
+              <w:right w:val="single" w:sz="4" w:space="0" w:color="808080"/>
+            </w:tcBorders>
+            <w:vAlign w:val="center"/>
+          </w:tcPr>
+          <w:p>
+            <w:pPr>
+              <w:pStyle w:val="LO-normal"/>
+              <w:widowControl w:val="0"/>
+            </w:pPr>
+            <w:r>
+              <w:t>기본 설정 N=10과 시연 설정 N=3에서 각각 N-1개는 만재가 아니고 N개가 상차되면 만재로 바뀌는지 확인한다.</w:t>
+            </w:r>
+          </w:p>
+        </w:tc>
+        <w:tc>
+          <w:tcPr>
+            <w:tcW w:w="1400" w:type="dxa"/>
+            <w:tcBorders>
+              <w:top w:val="single" w:sz="4" w:space="0" w:color="808080"/>
+              <w:left w:val="single" w:sz="4" w:space="0" w:color="808080"/>
+              <w:bottom w:val="single" w:sz="4" w:space="0" w:color="808080"/>
+              <w:right w:val="single" w:sz="4" w:space="0" w:color="808080"/>
+            </w:tcBorders>
+            <w:vAlign w:val="center"/>
+          </w:tcPr>
+          <w:p>
+            <w:pPr>
+              <w:pStyle w:val="LO-normal"/>
+              <w:widowControl w:val="0"/>
+            </w:pPr>
+            <w:r>
+              <w:t>통과 10/30: N3 3레인. N10 8개 사전 적재 후 9/10 경계.</w:t>
+            </w:r>
+          </w:p>
+        </w:tc>
+      </w:tr>
+      <w:tr>
+        <w:trPr>
+          <w:cantSplit/>
+        </w:trPr>
+        <w:tc>
+          <w:tcPr>
+            <w:tcW w:w="1597" w:type="dxa"/>
+            <w:tcBorders>
+              <w:top w:val="single" w:sz="4" w:space="0" w:color="808080"/>
+              <w:left w:val="single" w:sz="4" w:space="0" w:color="808080"/>
+              <w:bottom w:val="single" w:sz="4" w:space="0" w:color="808080"/>
+              <w:right w:val="single" w:sz="4" w:space="0" w:color="808080"/>
+            </w:tcBorders>
+            <w:vAlign w:val="center"/>
+          </w:tcPr>
+          <w:p>
+            <w:pPr>
+              <w:pStyle w:val="LO-normal"/>
+              <w:widowControl w:val="0"/>
+            </w:pPr>
+            <w:r>
+              <w:t>FR-17</w:t>
+            </w:r>
+          </w:p>
+        </w:tc>
+        <w:tc>
+          <w:tcPr>
+            <w:tcW w:w="1803" w:type="dxa"/>
+            <w:tcBorders>
+              <w:top w:val="single" w:sz="4" w:space="0" w:color="808080"/>
+              <w:left w:val="single" w:sz="4" w:space="0" w:color="808080"/>
+              <w:bottom w:val="single" w:sz="4" w:space="0" w:color="808080"/>
+              <w:right w:val="single" w:sz="4" w:space="0" w:color="808080"/>
+            </w:tcBorders>
+            <w:vAlign w:val="center"/>
+          </w:tcPr>
+          <w:p>
+            <w:pPr>
+              <w:pStyle w:val="LO-normal"/>
+              <w:widowControl w:val="0"/>
+            </w:pPr>
+            <w:r>
+              <w:t>TC-17</w:t>
+            </w:r>
+          </w:p>
+        </w:tc>
+        <w:tc>
+          <w:tcPr>
+            <w:tcW w:w="4837" w:type="dxa"/>
+            <w:tcBorders>
+              <w:top w:val="single" w:sz="4" w:space="0" w:color="808080"/>
+              <w:left w:val="single" w:sz="4" w:space="0" w:color="808080"/>
+              <w:bottom w:val="single" w:sz="4" w:space="0" w:color="808080"/>
+              <w:right w:val="single" w:sz="4" w:space="0" w:color="808080"/>
+            </w:tcBorders>
+            <w:vAlign w:val="center"/>
+          </w:tcPr>
+          <w:p>
+            <w:pPr>
+              <w:pStyle w:val="LO-normal"/>
+              <w:widowControl w:val="0"/>
+            </w:pPr>
+            <w:r>
+              <w:t>선택한 설정값 N개를 실은 차량이 출발하고 같은 전담 도크에 다음 차량이 배치되는지 확인한다.</w:t>
+            </w:r>
+          </w:p>
+        </w:tc>
+        <w:tc>
+          <w:tcPr>
+            <w:tcW w:w="1400" w:type="dxa"/>
+            <w:tcBorders>
+              <w:top w:val="single" w:sz="4" w:space="0" w:color="808080"/>
+              <w:left w:val="single" w:sz="4" w:space="0" w:color="808080"/>
+              <w:bottom w:val="single" w:sz="4" w:space="0" w:color="808080"/>
+              <w:right w:val="single" w:sz="4" w:space="0" w:color="808080"/>
+            </w:tcBorders>
+            <w:vAlign w:val="center"/>
+          </w:tcPr>
+          <w:p>
+            <w:pPr>
+              <w:pStyle w:val="LO-normal"/>
+              <w:widowControl w:val="0"/>
+            </w:pPr>
+            <w:r>
+              <w:t>통과 10/30: 숨김/빈차 재등장. 사용자 시연 확인 별도.</w:t>
+            </w:r>
+          </w:p>
+        </w:tc>
+      </w:tr>
+      <w:tr>
+        <w:trPr>
+          <w:cantSplit/>
+        </w:trPr>
+        <w:tc>
+          <w:tcPr>
+            <w:tcW w:w="1597" w:type="dxa"/>
+            <w:tcBorders>
+              <w:top w:val="single" w:sz="4" w:space="0" w:color="808080"/>
+              <w:left w:val="single" w:sz="4" w:space="0" w:color="808080"/>
+              <w:bottom w:val="single" w:sz="4" w:space="0" w:color="808080"/>
+              <w:right w:val="single" w:sz="4" w:space="0" w:color="808080"/>
+            </w:tcBorders>
+            <w:vAlign w:val="center"/>
+          </w:tcPr>
+          <w:p>
+            <w:pPr>
+              <w:pStyle w:val="LO-normal"/>
+              <w:widowControl w:val="0"/>
+            </w:pPr>
+            <w:r>
+              <w:t>FR-18</w:t>
+            </w:r>
+          </w:p>
+        </w:tc>
+        <w:tc>
+          <w:tcPr>
+            <w:tcW w:w="1803" w:type="dxa"/>
+            <w:tcBorders>
+              <w:top w:val="single" w:sz="4" w:space="0" w:color="808080"/>
+              <w:left w:val="single" w:sz="4" w:space="0" w:color="808080"/>
+              <w:bottom w:val="single" w:sz="4" w:space="0" w:color="808080"/>
+              <w:right w:val="single" w:sz="4" w:space="0" w:color="808080"/>
+            </w:tcBorders>
+            <w:vAlign w:val="center"/>
+          </w:tcPr>
+          <w:p>
+            <w:pPr>
+              <w:pStyle w:val="LO-normal"/>
+              <w:widowControl w:val="0"/>
+            </w:pPr>
+            <w:r>
+              <w:t>TC-18</w:t>
+            </w:r>
+          </w:p>
+        </w:tc>
+        <w:tc>
+          <w:tcPr>
+            <w:tcW w:w="4837" w:type="dxa"/>
+            <w:tcBorders>
+              <w:top w:val="single" w:sz="4" w:space="0" w:color="808080"/>
+              <w:left w:val="single" w:sz="4" w:space="0" w:color="808080"/>
+              <w:bottom w:val="single" w:sz="4" w:space="0" w:color="808080"/>
+              <w:right w:val="single" w:sz="4" w:space="0" w:color="808080"/>
+            </w:tcBorders>
+            <w:vAlign w:val="center"/>
+          </w:tcPr>
+          <w:p>
+            <w:pPr>
+              <w:pStyle w:val="LO-normal"/>
+              <w:widowControl w:val="0"/>
+            </w:pPr>
+            <w:r>
+              <w:t>처리한 제품과 시간당 생산량, 레인 대기 수, 적재 단수, 설비 상태, 차량 상차 수가 모니터 표시값과 기록에서 일치하는지 확인한다.</w:t>
+            </w:r>
+          </w:p>
+        </w:tc>
+        <w:tc>
+          <w:tcPr>
+            <w:tcW w:w="1400" w:type="dxa"/>
+            <w:tcBorders>
+              <w:top w:val="single" w:sz="4" w:space="0" w:color="808080"/>
+              <w:left w:val="single" w:sz="4" w:space="0" w:color="808080"/>
+              <w:bottom w:val="single" w:sz="4" w:space="0" w:color="808080"/>
+              <w:right w:val="single" w:sz="4" w:space="0" w:color="808080"/>
+            </w:tcBorders>
+            <w:vAlign w:val="center"/>
+          </w:tcPr>
+          <w:p>
+            <w:pPr>
+              <w:pStyle w:val="LO-normal"/>
+              <w:widowControl w:val="0"/>
+            </w:pPr>
+            <w:r>
+              <w:t>부분: AMR·차량 UI/CSV 대조. 전체 수치·주기 미완료.</w:t>
+            </w:r>
+          </w:p>
+        </w:tc>
+      </w:tr>
+      <w:tr>
+        <w:trPr>
+          <w:cantSplit/>
+        </w:trPr>
+        <w:tc>
+          <w:tcPr>
+            <w:tcW w:w="1597" w:type="dxa"/>
+            <w:tcBorders>
+              <w:top w:val="single" w:sz="4" w:space="0" w:color="808080"/>
+              <w:left w:val="single" w:sz="4" w:space="0" w:color="808080"/>
+              <w:bottom w:val="single" w:sz="4" w:space="0" w:color="808080"/>
+              <w:right w:val="single" w:sz="4" w:space="0" w:color="808080"/>
+            </w:tcBorders>
+            <w:vAlign w:val="center"/>
+          </w:tcPr>
+          <w:p>
+            <w:pPr>
+              <w:pStyle w:val="LO-normal"/>
+              <w:widowControl w:val="0"/>
+            </w:pPr>
+            <w:r>
+              <w:lastRenderedPageBreak/>
+              <w:t>FR-19</w:t>
+            </w:r>
+          </w:p>
+        </w:tc>
+        <w:tc>
+          <w:tcPr>
+            <w:tcW w:w="1803" w:type="dxa"/>
+            <w:tcBorders>
+              <w:top w:val="single" w:sz="4" w:space="0" w:color="808080"/>
+              <w:left w:val="single" w:sz="4" w:space="0" w:color="808080"/>
+              <w:bottom w:val="single" w:sz="4" w:space="0" w:color="808080"/>
+              <w:right w:val="single" w:sz="4" w:space="0" w:color="808080"/>
+            </w:tcBorders>
+            <w:vAlign w:val="center"/>
+          </w:tcPr>
+          <w:p>
+            <w:pPr>
+              <w:pStyle w:val="LO-normal"/>
+              <w:widowControl w:val="0"/>
+            </w:pPr>
+            <w:r>
+              <w:t>TC-19</w:t>
+            </w:r>
+          </w:p>
+        </w:tc>
+        <w:tc>
+          <w:tcPr>
+            <w:tcW w:w="4837" w:type="dxa"/>
+            <w:tcBorders>
+              <w:top w:val="single" w:sz="4" w:space="0" w:color="808080"/>
+              <w:left w:val="single" w:sz="4" w:space="0" w:color="808080"/>
+              <w:bottom w:val="single" w:sz="4" w:space="0" w:color="808080"/>
+              <w:right w:val="single" w:sz="4" w:space="0" w:color="808080"/>
+            </w:tcBorders>
+            <w:vAlign w:val="center"/>
+          </w:tcPr>
+          <w:p>
+            <w:pPr>
+              <w:pStyle w:val="LO-normal"/>
+              <w:widowControl w:val="0"/>
+            </w:pPr>
+            <w:r>
+              <w:t>순환 대기 3개에서 정체와 해당 바코드 새 박스 투입 중지, 알람을 확인한다. 정체 후 2개에서는 유지하고 1개 이하에서 해제와 투입 재개를 확인한다. 정체 중에도 메인 운전과 기존 박스 분기를 확인한다. FR5 취급 중 픽업 추가 진입이 없고 중간 스토퍼 앞 1개, 순환 대기 3개, 총 5개 제한과 1개씩 방출을 확인한다.</w:t>
+            </w:r>
+          </w:p>
+        </w:tc>
+        <w:tc>
+          <w:tcPr>
+            <w:tcW w:w="1400" w:type="dxa"/>
+            <w:tcBorders>
+              <w:top w:val="single" w:sz="4" w:space="0" w:color="808080"/>
+              <w:left w:val="single" w:sz="4" w:space="0" w:color="808080"/>
+              <w:bottom w:val="single" w:sz="4" w:space="0" w:color="808080"/>
+              <w:right w:val="single" w:sz="4" w:space="0" w:color="808080"/>
+            </w:tcBorders>
+            <w:vAlign w:val="center"/>
+          </w:tcPr>
+          <w:p>
+            <w:pPr>
+              <w:pStyle w:val="LO-normal"/>
+              <w:widowControl w:val="0"/>
+            </w:pPr>
+            <w:r>
+              <w:t>미완료: 최신 공정 시험 보류. FR-19 선행 방출 문구 차이.</w:t>
+            </w:r>
+          </w:p>
+        </w:tc>
+      </w:tr>
+      <w:tr>
+        <w:trPr>
+          <w:cantSplit/>
+        </w:trPr>
+        <w:tc>
+          <w:tcPr>
+            <w:tcW w:w="1597" w:type="dxa"/>
+            <w:tcBorders>
+              <w:top w:val="single" w:sz="4" w:space="0" w:color="808080"/>
+              <w:left w:val="single" w:sz="4" w:space="0" w:color="808080"/>
+              <w:bottom w:val="single" w:sz="4" w:space="0" w:color="808080"/>
+              <w:right w:val="single" w:sz="4" w:space="0" w:color="808080"/>
+            </w:tcBorders>
+            <w:vAlign w:val="center"/>
+          </w:tcPr>
+          <w:p>
+            <w:pPr>
+              <w:pStyle w:val="LO-normal"/>
+              <w:widowControl w:val="0"/>
+            </w:pPr>
+            <w:r>
+              <w:t>FR-20</w:t>
+            </w:r>
+          </w:p>
+        </w:tc>
+        <w:tc>
+          <w:tcPr>
+            <w:tcW w:w="1803" w:type="dxa"/>
+            <w:tcBorders>
+              <w:top w:val="single" w:sz="4" w:space="0" w:color="808080"/>
+              <w:left w:val="single" w:sz="4" w:space="0" w:color="808080"/>
+              <w:bottom w:val="single" w:sz="4" w:space="0" w:color="808080"/>
+              <w:right w:val="single" w:sz="4" w:space="0" w:color="808080"/>
+            </w:tcBorders>
+            <w:vAlign w:val="center"/>
+          </w:tcPr>
+          <w:p>
+            <w:pPr>
+              <w:pStyle w:val="LO-normal"/>
+              <w:widowControl w:val="0"/>
+            </w:pPr>
+            <w:r>
+              <w:t>TC-20</w:t>
+            </w:r>
+          </w:p>
+        </w:tc>
+        <w:tc>
+          <w:tcPr>
+            <w:tcW w:w="4837" w:type="dxa"/>
+            <w:tcBorders>
+              <w:top w:val="single" w:sz="4" w:space="0" w:color="808080"/>
+              <w:left w:val="single" w:sz="4" w:space="0" w:color="808080"/>
+              <w:bottom w:val="single" w:sz="4" w:space="0" w:color="808080"/>
+              <w:right w:val="single" w:sz="4" w:space="0" w:color="808080"/>
+            </w:tcBorders>
+            <w:vAlign w:val="center"/>
+          </w:tcPr>
+          <w:p>
+            <w:pPr>
+              <w:pStyle w:val="LO-normal"/>
+              <w:widowControl w:val="0"/>
+            </w:pPr>
+            <w:r>
+              <w:t>적재 완료 신호가 전담 AMR에 전달되는지 확인한다. 완성 파레트 반출 후 기존 위치에 빈 파레트가 재생성되고, 상차 후 차량의 파레트 수가 1개 증가하는지 확인한다.</w:t>
+            </w:r>
+          </w:p>
+        </w:tc>
+        <w:tc>
+          <w:tcPr>
+            <w:tcW w:w="1400" w:type="dxa"/>
+            <w:tcBorders>
+              <w:top w:val="single" w:sz="4" w:space="0" w:color="808080"/>
+              <w:left w:val="single" w:sz="4" w:space="0" w:color="808080"/>
+              <w:bottom w:val="single" w:sz="4" w:space="0" w:color="808080"/>
+              <w:right w:val="single" w:sz="4" w:space="0" w:color="808080"/>
+            </w:tcBorders>
+            <w:vAlign w:val="center"/>
+          </w:tcPr>
+          <w:p>
+            <w:pPr>
+              <w:pStyle w:val="LO-normal"/>
+              <w:widowControl w:val="0"/>
+            </w:pPr>
+            <w:r>
+              <w:t>통과 10/30: 시험 신호·반출·빈 파레트·상차 수.</w:t>
+            </w:r>
+          </w:p>
+        </w:tc>
+      </w:tr>
+      <w:tr>
+        <w:trPr>
+          <w:cantSplit/>
+        </w:trPr>
+        <w:tc>
+          <w:tcPr>
+            <w:tcW w:w="1597" w:type="dxa"/>
+            <w:tcBorders>
+              <w:top w:val="single" w:sz="4" w:space="0" w:color="808080"/>
+              <w:left w:val="single" w:sz="4" w:space="0" w:color="808080"/>
+              <w:bottom w:val="single" w:sz="4" w:space="0" w:color="808080"/>
+              <w:right w:val="single" w:sz="4" w:space="0" w:color="808080"/>
+            </w:tcBorders>
+            <w:vAlign w:val="center"/>
+          </w:tcPr>
+          <w:p>
+            <w:pPr>
+              <w:pStyle w:val="LO-normal"/>
+              <w:widowControl w:val="0"/>
+            </w:pPr>
+            <w:r>
+              <w:t>FR-21</w:t>
+            </w:r>
+          </w:p>
+        </w:tc>
+        <w:tc>
+          <w:tcPr>
+            <w:tcW w:w="1803" w:type="dxa"/>
+            <w:tcBorders>
+              <w:top w:val="single" w:sz="4" w:space="0" w:color="808080"/>
+              <w:left w:val="single" w:sz="4" w:space="0" w:color="808080"/>
+              <w:bottom w:val="single" w:sz="4" w:space="0" w:color="808080"/>
+              <w:right w:val="single" w:sz="4" w:space="0" w:color="808080"/>
+            </w:tcBorders>
+            <w:vAlign w:val="center"/>
+          </w:tcPr>
+          <w:p>
+            <w:pPr>
+              <w:pStyle w:val="LO-normal"/>
+              <w:widowControl w:val="0"/>
+            </w:pPr>
+            <w:r>
+              <w:t>TC-21</w:t>
+            </w:r>
+          </w:p>
+        </w:tc>
+        <w:tc>
+          <w:tcPr>
+            <w:tcW w:w="4837" w:type="dxa"/>
+            <w:tcBorders>
+              <w:top w:val="single" w:sz="4" w:space="0" w:color="808080"/>
+              <w:left w:val="single" w:sz="4" w:space="0" w:color="808080"/>
+              <w:bottom w:val="single" w:sz="4" w:space="0" w:color="808080"/>
+              <w:right w:val="single" w:sz="4" w:space="0" w:color="808080"/>
+            </w:tcBorders>
+            <w:vAlign w:val="center"/>
+          </w:tcPr>
+          <w:p>
+            <w:pPr>
+              <w:pStyle w:val="LO-normal"/>
+              <w:widowControl w:val="0"/>
+            </w:pPr>
+            <w:r>
+              <w:t>시작, 일시정지, 재개, 초기화와 생산속도 조절이 동작하는지 확인한다. 초기화 범위와 속도 조절 범위는 시험 전 확정한다.</w:t>
+            </w:r>
+          </w:p>
+        </w:tc>
+        <w:tc>
+          <w:tcPr>
+            <w:tcW w:w="1400" w:type="dxa"/>
+            <w:tcBorders>
+              <w:top w:val="single" w:sz="4" w:space="0" w:color="808080"/>
+              <w:left w:val="single" w:sz="4" w:space="0" w:color="808080"/>
+              <w:bottom w:val="single" w:sz="4" w:space="0" w:color="808080"/>
+              <w:right w:val="single" w:sz="4" w:space="0" w:color="808080"/>
+            </w:tcBorders>
+            <w:vAlign w:val="center"/>
+          </w:tcPr>
+          <w:p>
+            <w:pPr>
+              <w:pStyle w:val="LO-normal"/>
+              <w:widowControl w:val="0"/>
+            </w:pPr>
+            <w:r>
+              <w:t>부분: 운반·교체 중 Reset 통과. 전체 범위·속도 미완료.</w:t>
+            </w:r>
+          </w:p>
+        </w:tc>
+      </w:tr>
+      <w:tr>
+        <w:trPr>
+          <w:cantSplit/>
+        </w:trPr>
+        <w:tc>
+          <w:tcPr>
+            <w:tcW w:w="1597" w:type="dxa"/>
+            <w:tcBorders>
+              <w:top w:val="single" w:sz="4" w:space="0" w:color="808080"/>
+              <w:left w:val="single" w:sz="4" w:space="0" w:color="808080"/>
+              <w:bottom w:val="single" w:sz="4" w:space="0" w:color="808080"/>
+              <w:right w:val="single" w:sz="4" w:space="0" w:color="808080"/>
+            </w:tcBorders>
+            <w:vAlign w:val="center"/>
+          </w:tcPr>
+          <w:p>
+            <w:pPr>
+              <w:pStyle w:val="LO-normal"/>
+              <w:widowControl w:val="0"/>
+            </w:pPr>
+            <w:r>
+              <w:t>FR-22</w:t>
+            </w:r>
+          </w:p>
+        </w:tc>
+        <w:tc>
+          <w:tcPr>
+            <w:tcW w:w="1803" w:type="dxa"/>
+            <w:tcBorders>
+              <w:top w:val="single" w:sz="4" w:space="0" w:color="808080"/>
+              <w:left w:val="single" w:sz="4" w:space="0" w:color="808080"/>
+              <w:bottom w:val="single" w:sz="4" w:space="0" w:color="808080"/>
+              <w:right w:val="single" w:sz="4" w:space="0" w:color="808080"/>
+            </w:tcBorders>
+            <w:vAlign w:val="center"/>
+          </w:tcPr>
+          <w:p>
+            <w:pPr>
+              <w:pStyle w:val="LO-normal"/>
+              <w:widowControl w:val="0"/>
+            </w:pPr>
+            <w:r>
+              <w:t>TC-22</w:t>
+            </w:r>
+          </w:p>
+        </w:tc>
+        <w:tc>
+          <w:tcPr>
+            <w:tcW w:w="4837" w:type="dxa"/>
+            <w:tcBorders>
+              <w:top w:val="single" w:sz="4" w:space="0" w:color="808080"/>
+              <w:left w:val="single" w:sz="4" w:space="0" w:color="808080"/>
+              <w:bottom w:val="single" w:sz="4" w:space="0" w:color="808080"/>
+              <w:right w:val="single" w:sz="4" w:space="0" w:color="808080"/>
+            </w:tcBorders>
+            <w:vAlign w:val="center"/>
+          </w:tcPr>
+          <w:p>
+            <w:pPr>
+              <w:pStyle w:val="LO-normal"/>
+              <w:widowControl w:val="0"/>
+            </w:pPr>
+            <w:r>
+              <w:t>중간 스토퍼와 별개인 끝 스토퍼, 측면 가이드로 박스가 지정 픽업 위치와 방향에 정렬되는지 확인한다.</w:t>
+            </w:r>
+          </w:p>
+        </w:tc>
+        <w:tc>
+          <w:tcPr>
+            <w:tcW w:w="1400" w:type="dxa"/>
+            <w:tcBorders>
+              <w:top w:val="single" w:sz="4" w:space="0" w:color="808080"/>
+              <w:left w:val="single" w:sz="4" w:space="0" w:color="808080"/>
+              <w:bottom w:val="single" w:sz="4" w:space="0" w:color="808080"/>
+              <w:right w:val="single" w:sz="4" w:space="0" w:color="808080"/>
+            </w:tcBorders>
+            <w:vAlign w:val="center"/>
+          </w:tcPr>
+          <w:p>
+            <w:pPr>
+              <w:pStyle w:val="LO-normal"/>
+              <w:widowControl w:val="0"/>
+            </w:pPr>
+            <w:r>
+              <w:rPr>
+                <w:rFonts w:hint="eastAsia"/>
+              </w:rPr>
+              <w:t>통과</w:t>
+            </w:r>
+            <w:r>
+              <w:t xml:space="preserve"> (2026.10.29, 픽업 위치·방향으로 정렬. 정렬 전 오차 최대 약 0.1m)</w:t>
+            </w:r>
+          </w:p>
+        </w:tc>
+      </w:tr>
+      <w:tr>
+        <w:trPr>
+          <w:cantSplit/>
+        </w:trPr>
+        <w:tc>
+          <w:tcPr>
+            <w:tcW w:w="1597" w:type="dxa"/>
+            <w:tcBorders>
+              <w:top w:val="single" w:sz="4" w:space="0" w:color="808080"/>
+              <w:left w:val="single" w:sz="4" w:space="0" w:color="808080"/>
+              <w:bottom w:val="single" w:sz="4" w:space="0" w:color="808080"/>
+              <w:right w:val="single" w:sz="4" w:space="0" w:color="808080"/>
+            </w:tcBorders>
+            <w:vAlign w:val="center"/>
+          </w:tcPr>
+          <w:p>
+            <w:pPr>
+              <w:pStyle w:val="LO-normal"/>
+              <w:widowControl w:val="0"/>
+            </w:pPr>
+            <w:r>
+              <w:t>FR-23</w:t>
+            </w:r>
+          </w:p>
+        </w:tc>
+        <w:tc>
+          <w:tcPr>
+            <w:tcW w:w="1803" w:type="dxa"/>
+            <w:tcBorders>
+              <w:top w:val="single" w:sz="4" w:space="0" w:color="808080"/>
+              <w:left w:val="single" w:sz="4" w:space="0" w:color="808080"/>
+              <w:bottom w:val="single" w:sz="4" w:space="0" w:color="808080"/>
+              <w:right w:val="single" w:sz="4" w:space="0" w:color="808080"/>
+            </w:tcBorders>
+            <w:vAlign w:val="center"/>
+          </w:tcPr>
+          <w:p>
+            <w:pPr>
+              <w:pStyle w:val="LO-normal"/>
+              <w:widowControl w:val="0"/>
+            </w:pPr>
+            <w:r>
+              <w:t>TC-23</w:t>
+            </w:r>
+          </w:p>
+        </w:tc>
+        <w:tc>
+          <w:tcPr>
+            <w:tcW w:w="4837" w:type="dxa"/>
+            <w:tcBorders>
+              <w:top w:val="single" w:sz="4" w:space="0" w:color="808080"/>
+              <w:left w:val="single" w:sz="4" w:space="0" w:color="808080"/>
+              <w:bottom w:val="single" w:sz="4" w:space="0" w:color="808080"/>
+              <w:right w:val="single" w:sz="4" w:space="0" w:color="808080"/>
+            </w:tcBorders>
+            <w:vAlign w:val="center"/>
+          </w:tcPr>
+          <w:p>
+            <w:pPr>
+              <w:pStyle w:val="LO-normal"/>
+              <w:widowControl w:val="0"/>
+            </w:pPr>
+            <w:r>
+              <w:t>기본 L=3/N=10과 시연 L=2/N=3을 선택해 적재 완료와 차량 만재 판정에 적용되는지 확인한다. 각 층 6개 조건을 확인한다.</w:t>
+            </w:r>
+          </w:p>
+        </w:tc>
+        <w:tc>
+          <w:tcPr>
+            <w:tcW w:w="1400" w:type="dxa"/>
+            <w:tcBorders>
+              <w:top w:val="single" w:sz="4" w:space="0" w:color="808080"/>
+              <w:left w:val="single" w:sz="4" w:space="0" w:color="808080"/>
+              <w:bottom w:val="single" w:sz="4" w:space="0" w:color="808080"/>
+              <w:right w:val="single" w:sz="4" w:space="0" w:color="808080"/>
+            </w:tcBorders>
+            <w:vAlign w:val="center"/>
+          </w:tcPr>
+          <w:p>
+            <w:pPr>
+              <w:pStyle w:val="LO-normal"/>
+              <w:widowControl w:val="0"/>
+            </w:pPr>
+            <w:r>
+              <w:t>부분: L/N 운반·만재 확인. UI부터 FR5 통합 미시험.</w:t>
+            </w:r>
+          </w:p>
+        </w:tc>
+      </w:tr>
+      <w:tr>
+        <w:trPr>
+          <w:cantSplit/>
+        </w:trPr>
+        <w:tc>
+          <w:tcPr>
+            <w:tcW w:w="1597" w:type="dxa"/>
+            <w:tcBorders>
+              <w:top w:val="single" w:sz="4" w:space="0" w:color="808080"/>
+              <w:left w:val="single" w:sz="4" w:space="0" w:color="808080"/>
+              <w:bottom w:val="single" w:sz="4" w:space="0" w:color="808080"/>
+              <w:right w:val="single" w:sz="4" w:space="0" w:color="808080"/>
+            </w:tcBorders>
+            <w:vAlign w:val="center"/>
+          </w:tcPr>
+          <w:p>
+            <w:pPr>
+              <w:pStyle w:val="LO-normal"/>
+              <w:widowControl w:val="0"/>
+            </w:pPr>
+            <w:r>
+              <w:lastRenderedPageBreak/>
+              <w:t>FR-24</w:t>
+            </w:r>
+          </w:p>
+        </w:tc>
+        <w:tc>
+          <w:tcPr>
+            <w:tcW w:w="1803" w:type="dxa"/>
+            <w:tcBorders>
+              <w:top w:val="single" w:sz="4" w:space="0" w:color="808080"/>
+              <w:left w:val="single" w:sz="4" w:space="0" w:color="808080"/>
+              <w:bottom w:val="single" w:sz="4" w:space="0" w:color="808080"/>
+              <w:right w:val="single" w:sz="4" w:space="0" w:color="808080"/>
+            </w:tcBorders>
+            <w:vAlign w:val="center"/>
+          </w:tcPr>
+          <w:p>
+            <w:pPr>
+              <w:pStyle w:val="LO-normal"/>
+              <w:widowControl w:val="0"/>
+            </w:pPr>
+            <w:r>
+              <w:t>TC-24</w:t>
+            </w:r>
+          </w:p>
+        </w:tc>
+        <w:tc>
+          <w:tcPr>
+            <w:tcW w:w="4837" w:type="dxa"/>
+            <w:tcBorders>
+              <w:top w:val="single" w:sz="4" w:space="0" w:color="808080"/>
+              <w:left w:val="single" w:sz="4" w:space="0" w:color="808080"/>
+              <w:bottom w:val="single" w:sz="4" w:space="0" w:color="808080"/>
+              <w:right w:val="single" w:sz="4" w:space="0" w:color="808080"/>
+            </w:tcBorders>
+            <w:vAlign w:val="center"/>
+          </w:tcPr>
+          <w:p>
+            <w:pPr>
+              <w:pStyle w:val="LO-normal"/>
+              <w:widowControl w:val="0"/>
+            </w:pPr>
+            <w:r>
+              <w:t>CNN 선택 적용 시 합성 이미지와 정답으로 학습한 ONNX 모델을 Unity에서 실행해 박스 위치와 수평 회전각의 오차를 확인한다. CNN 미적용 상태에서도 기본 공정이 동작하는지 확인한다.</w:t>
+            </w:r>
+          </w:p>
+        </w:tc>
+        <w:tc>
+          <w:tcPr>
+            <w:tcW w:w="1400" w:type="dxa"/>
+            <w:tcBorders>
+              <w:top w:val="single" w:sz="4" w:space="0" w:color="808080"/>
+              <w:left w:val="single" w:sz="4" w:space="0" w:color="808080"/>
+              <w:bottom w:val="single" w:sz="4" w:space="0" w:color="808080"/>
+              <w:right w:val="single" w:sz="4" w:space="0" w:color="808080"/>
+            </w:tcBorders>
+            <w:vAlign w:val="center"/>
+          </w:tcPr>
+          <w:p>
+            <w:pPr>
+              <w:pStyle w:val="LO-normal"/>
+              <w:widowControl w:val="0"/>
+            </w:pPr>
+            <w:r>
               <w:t>미실시</w:t>
             </w:r>
           </w:p>
@@ -15398,7 +18156,7 @@
               <w:widowControl w:val="0"/>
             </w:pPr>
             <w:r>
-              <w:t>FR-10</w:t>
+              <w:t>NFR-01</w:t>
             </w:r>
           </w:p>
         </w:tc>
@@ -15419,7 +18177,7 @@
               <w:widowControl w:val="0"/>
             </w:pPr>
             <w:r>
-              <w:t>TC-10</w:t>
+              <w:t>TC-25</w:t>
             </w:r>
           </w:p>
         </w:tc>
@@ -15440,7 +18198,7 @@
               <w:widowControl w:val="0"/>
             </w:pPr>
             <w:r>
-              <w:t>각 레인의 FR5가 지정한 빈 위치에 박스를 놓는지 확인한다.</w:t>
+              <w:t>정한 PC와 장면에서 FPS를 측정한다. 합격 수치는 구현 후 정한다.</w:t>
             </w:r>
           </w:p>
         </w:tc>
@@ -15487,7 +18245,7 @@
               <w:widowControl w:val="0"/>
             </w:pPr>
             <w:r>
-              <w:t>FR-11</w:t>
+              <w:t>NFR-02</w:t>
             </w:r>
           </w:p>
         </w:tc>
@@ -15508,7 +18266,7 @@
               <w:widowControl w:val="0"/>
             </w:pPr>
             <w:r>
-              <w:t>TC-11</w:t>
+              <w:t>TC-26</w:t>
             </w:r>
           </w:p>
         </w:tc>
@@ -15529,7 +18287,7 @@
               <w:widowControl w:val="0"/>
             </w:pPr>
             <w:r>
-              <w:t>한 층의 6자리가 차기 전에는 다음 층에 박스를 놓지 않는지 확인한다.</w:t>
+              <w:t>박스 처리량과 화면 수치가 바뀌는 간격을 측정한다. 합격 수치는 구현 후 정한다.</w:t>
             </w:r>
           </w:p>
         </w:tc>
@@ -15576,7 +18334,7 @@
               <w:widowControl w:val="0"/>
             </w:pPr>
             <w:r>
-              <w:t>FR-12</w:t>
+              <w:t>NFR-03</w:t>
             </w:r>
           </w:p>
         </w:tc>
@@ -15597,7 +18355,7 @@
               <w:widowControl w:val="0"/>
             </w:pPr>
             <w:r>
-              <w:t>TC-12</w:t>
+              <w:t>TC-27</w:t>
             </w:r>
           </w:p>
         </w:tc>
@@ -15618,7 +18376,7 @@
               <w:widowControl w:val="0"/>
             </w:pPr>
             <w:r>
-              <w:t>기본 설정 L=3과 시연 설정 L=2에서 각각 6×L-1개는 미완료이고 6×L개가 층별로 모두 놓이면 완료로 바뀌는지 확인한다.</w:t>
+              <w:t>정상 라벨의 판독 성공 수와 판독 시간을 측정한다. 합격 수치는 구현 후 정한다.</w:t>
             </w:r>
           </w:p>
         </w:tc>
@@ -15665,7 +18423,7 @@
               <w:widowControl w:val="0"/>
             </w:pPr>
             <w:r>
-              <w:t>FR-13</w:t>
+              <w:t>NFR-04</w:t>
             </w:r>
           </w:p>
         </w:tc>
@@ -15686,7 +18444,7 @@
               <w:widowControl w:val="0"/>
             </w:pPr>
             <w:r>
-              <w:t>TC-13</w:t>
+              <w:t>TC-28</w:t>
             </w:r>
           </w:p>
         </w:tc>
@@ -15707,7 +18465,7 @@
               <w:widowControl w:val="0"/>
             </w:pPr>
             <w:r>
-              <w:t>레인 1/AMR 1/도크 1, 레인 2/AMR 2/도크 2, 레인 3/AMR 3/도크 3의 전담 관계와 완료 신호 수신 후 이동, 인양을 확인한다.</w:t>
+              <w:t>CNN 선택 적용 시 추론 위치와 수평 회전각을 정답과 비교한다. 합격 수치는 구현 후 정하며 미적용 시 해당 없음으로 기록한다.</w:t>
             </w:r>
           </w:p>
         </w:tc>
@@ -15754,7 +18512,7 @@
               <w:widowControl w:val="0"/>
             </w:pPr>
             <w:r>
-              <w:t>FR-14</w:t>
+              <w:t>NFR-05</w:t>
             </w:r>
           </w:p>
         </w:tc>
@@ -15775,7 +18533,7 @@
               <w:widowControl w:val="0"/>
             </w:pPr>
             <w:r>
-              <w:t>TC-14</w:t>
+              <w:t>TC-29</w:t>
             </w:r>
           </w:p>
         </w:tc>
@@ -15796,7 +18554,7 @@
               <w:widowControl w:val="0"/>
             </w:pPr>
             <w:r>
-              <w:t>장애물이 없는 경로에서 이동하고 장애물을 발견하면 정지하는지 확인한다. 장애물 해소 후 재개 조건은 확인 필요.</w:t>
+              <w:t>Windows 10과 Windows 11에서 프로그램을 실행하고 한 사이클을 시연한다.</w:t>
             </w:r>
           </w:p>
         </w:tc>
@@ -15843,7 +18601,7 @@
               <w:widowControl w:val="0"/>
             </w:pPr>
             <w:r>
-              <w:t>FR-15</w:t>
+              <w:t>NFR-06</w:t>
             </w:r>
           </w:p>
         </w:tc>
@@ -15864,7 +18622,7 @@
               <w:widowControl w:val="0"/>
             </w:pPr>
             <w:r>
-              <w:t>TC-15</w:t>
+              <w:t>TC-30</w:t>
             </w:r>
           </w:p>
         </w:tc>
@@ -15885,7 +18643,7 @@
               <w:widowControl w:val="0"/>
             </w:pPr>
             <w:r>
-              <w:t>파레트가 전담 도크 차량 적재함의 지정 자리에 놓이는지 확인한다. 상차 실패를 발생시켜 자체 재시도를 확인한다. 횟수와 간격, 반복 실패 처리는 시험 후 정한다.</w:t>
+              <w:t>시험 시점의 화면 수치와 해당 박스, 레인, 파레트, 차량의 기록을 비교한다.</w:t>
             </w:r>
           </w:p>
         </w:tc>
@@ -15906,1348 +18664,7 @@
               <w:widowControl w:val="0"/>
             </w:pPr>
             <w:r>
-              <w:t>미실시</w:t>
-            </w:r>
-          </w:p>
-        </w:tc>
-      </w:tr>
-      <w:tr>
-        <w:trPr>
-          <w:cantSplit/>
-        </w:trPr>
-        <w:tc>
-          <w:tcPr>
-            <w:tcW w:w="1597" w:type="dxa"/>
-            <w:tcBorders>
-              <w:top w:val="single" w:sz="4" w:space="0" w:color="808080"/>
-              <w:left w:val="single" w:sz="4" w:space="0" w:color="808080"/>
-              <w:bottom w:val="single" w:sz="4" w:space="0" w:color="808080"/>
-              <w:right w:val="single" w:sz="4" w:space="0" w:color="808080"/>
-            </w:tcBorders>
-            <w:vAlign w:val="center"/>
-          </w:tcPr>
-          <w:p>
-            <w:pPr>
-              <w:pStyle w:val="LO-normal"/>
-              <w:widowControl w:val="0"/>
-            </w:pPr>
-            <w:r>
-              <w:t>FR-16</w:t>
-            </w:r>
-          </w:p>
-        </w:tc>
-        <w:tc>
-          <w:tcPr>
-            <w:tcW w:w="1803" w:type="dxa"/>
-            <w:tcBorders>
-              <w:top w:val="single" w:sz="4" w:space="0" w:color="808080"/>
-              <w:left w:val="single" w:sz="4" w:space="0" w:color="808080"/>
-              <w:bottom w:val="single" w:sz="4" w:space="0" w:color="808080"/>
-              <w:right w:val="single" w:sz="4" w:space="0" w:color="808080"/>
-            </w:tcBorders>
-            <w:vAlign w:val="center"/>
-          </w:tcPr>
-          <w:p>
-            <w:pPr>
-              <w:pStyle w:val="LO-normal"/>
-              <w:widowControl w:val="0"/>
-            </w:pPr>
-            <w:r>
-              <w:t>TC-16</w:t>
-            </w:r>
-          </w:p>
-        </w:tc>
-        <w:tc>
-          <w:tcPr>
-            <w:tcW w:w="4837" w:type="dxa"/>
-            <w:tcBorders>
-              <w:top w:val="single" w:sz="4" w:space="0" w:color="808080"/>
-              <w:left w:val="single" w:sz="4" w:space="0" w:color="808080"/>
-              <w:bottom w:val="single" w:sz="4" w:space="0" w:color="808080"/>
-              <w:right w:val="single" w:sz="4" w:space="0" w:color="808080"/>
-            </w:tcBorders>
-            <w:vAlign w:val="center"/>
-          </w:tcPr>
-          <w:p>
-            <w:pPr>
-              <w:pStyle w:val="LO-normal"/>
-              <w:widowControl w:val="0"/>
-            </w:pPr>
-            <w:r>
-              <w:t>기본 설정 N=10과 시연 설정 N=3에서 각각 N-1개는 만재가 아니고 N개가 상차되면 만재로 바뀌는지 확인한다.</w:t>
-            </w:r>
-          </w:p>
-        </w:tc>
-        <w:tc>
-          <w:tcPr>
-            <w:tcW w:w="1400" w:type="dxa"/>
-            <w:tcBorders>
-              <w:top w:val="single" w:sz="4" w:space="0" w:color="808080"/>
-              <w:left w:val="single" w:sz="4" w:space="0" w:color="808080"/>
-              <w:bottom w:val="single" w:sz="4" w:space="0" w:color="808080"/>
-              <w:right w:val="single" w:sz="4" w:space="0" w:color="808080"/>
-            </w:tcBorders>
-            <w:vAlign w:val="center"/>
-          </w:tcPr>
-          <w:p>
-            <w:pPr>
-              <w:pStyle w:val="LO-normal"/>
-              <w:widowControl w:val="0"/>
-            </w:pPr>
-            <w:r>
-              <w:t>미실시</w:t>
-            </w:r>
-          </w:p>
-        </w:tc>
-      </w:tr>
-      <w:tr>
-        <w:trPr>
-          <w:cantSplit/>
-        </w:trPr>
-        <w:tc>
-          <w:tcPr>
-            <w:tcW w:w="1597" w:type="dxa"/>
-            <w:tcBorders>
-              <w:top w:val="single" w:sz="4" w:space="0" w:color="808080"/>
-              <w:left w:val="single" w:sz="4" w:space="0" w:color="808080"/>
-              <w:bottom w:val="single" w:sz="4" w:space="0" w:color="808080"/>
-              <w:right w:val="single" w:sz="4" w:space="0" w:color="808080"/>
-            </w:tcBorders>
-            <w:vAlign w:val="center"/>
-          </w:tcPr>
-          <w:p>
-            <w:pPr>
-              <w:pStyle w:val="LO-normal"/>
-              <w:widowControl w:val="0"/>
-            </w:pPr>
-            <w:r>
-              <w:t>FR-17</w:t>
-            </w:r>
-          </w:p>
-        </w:tc>
-        <w:tc>
-          <w:tcPr>
-            <w:tcW w:w="1803" w:type="dxa"/>
-            <w:tcBorders>
-              <w:top w:val="single" w:sz="4" w:space="0" w:color="808080"/>
-              <w:left w:val="single" w:sz="4" w:space="0" w:color="808080"/>
-              <w:bottom w:val="single" w:sz="4" w:space="0" w:color="808080"/>
-              <w:right w:val="single" w:sz="4" w:space="0" w:color="808080"/>
-            </w:tcBorders>
-            <w:vAlign w:val="center"/>
-          </w:tcPr>
-          <w:p>
-            <w:pPr>
-              <w:pStyle w:val="LO-normal"/>
-              <w:widowControl w:val="0"/>
-            </w:pPr>
-            <w:r>
-              <w:t>TC-17</w:t>
-            </w:r>
-          </w:p>
-        </w:tc>
-        <w:tc>
-          <w:tcPr>
-            <w:tcW w:w="4837" w:type="dxa"/>
-            <w:tcBorders>
-              <w:top w:val="single" w:sz="4" w:space="0" w:color="808080"/>
-              <w:left w:val="single" w:sz="4" w:space="0" w:color="808080"/>
-              <w:bottom w:val="single" w:sz="4" w:space="0" w:color="808080"/>
-              <w:right w:val="single" w:sz="4" w:space="0" w:color="808080"/>
-            </w:tcBorders>
-            <w:vAlign w:val="center"/>
-          </w:tcPr>
-          <w:p>
-            <w:pPr>
-              <w:pStyle w:val="LO-normal"/>
-              <w:widowControl w:val="0"/>
-            </w:pPr>
-            <w:r>
-              <w:t>선택한 설정값 N개를 실은 차량이 출발하고 같은 전담 도크에 다음 차량이 배치되는지 확인한다.</w:t>
-            </w:r>
-          </w:p>
-        </w:tc>
-        <w:tc>
-          <w:tcPr>
-            <w:tcW w:w="1400" w:type="dxa"/>
-            <w:tcBorders>
-              <w:top w:val="single" w:sz="4" w:space="0" w:color="808080"/>
-              <w:left w:val="single" w:sz="4" w:space="0" w:color="808080"/>
-              <w:bottom w:val="single" w:sz="4" w:space="0" w:color="808080"/>
-              <w:right w:val="single" w:sz="4" w:space="0" w:color="808080"/>
-            </w:tcBorders>
-            <w:vAlign w:val="center"/>
-          </w:tcPr>
-          <w:p>
-            <w:pPr>
-              <w:pStyle w:val="LO-normal"/>
-              <w:widowControl w:val="0"/>
-            </w:pPr>
-            <w:r>
-              <w:t>미실시</w:t>
-            </w:r>
-          </w:p>
-        </w:tc>
-      </w:tr>
-      <w:tr>
-        <w:trPr>
-          <w:cantSplit/>
-        </w:trPr>
-        <w:tc>
-          <w:tcPr>
-            <w:tcW w:w="1597" w:type="dxa"/>
-            <w:tcBorders>
-              <w:top w:val="single" w:sz="4" w:space="0" w:color="808080"/>
-              <w:left w:val="single" w:sz="4" w:space="0" w:color="808080"/>
-              <w:bottom w:val="single" w:sz="4" w:space="0" w:color="808080"/>
-              <w:right w:val="single" w:sz="4" w:space="0" w:color="808080"/>
-            </w:tcBorders>
-            <w:vAlign w:val="center"/>
-          </w:tcPr>
-          <w:p>
-            <w:pPr>
-              <w:pStyle w:val="LO-normal"/>
-              <w:widowControl w:val="0"/>
-            </w:pPr>
-            <w:r>
-              <w:t>FR-18</w:t>
-            </w:r>
-          </w:p>
-        </w:tc>
-        <w:tc>
-          <w:tcPr>
-            <w:tcW w:w="1803" w:type="dxa"/>
-            <w:tcBorders>
-              <w:top w:val="single" w:sz="4" w:space="0" w:color="808080"/>
-              <w:left w:val="single" w:sz="4" w:space="0" w:color="808080"/>
-              <w:bottom w:val="single" w:sz="4" w:space="0" w:color="808080"/>
-              <w:right w:val="single" w:sz="4" w:space="0" w:color="808080"/>
-            </w:tcBorders>
-            <w:vAlign w:val="center"/>
-          </w:tcPr>
-          <w:p>
-            <w:pPr>
-              <w:pStyle w:val="LO-normal"/>
-              <w:widowControl w:val="0"/>
-            </w:pPr>
-            <w:r>
-              <w:t>TC-18</w:t>
-            </w:r>
-          </w:p>
-        </w:tc>
-        <w:tc>
-          <w:tcPr>
-            <w:tcW w:w="4837" w:type="dxa"/>
-            <w:tcBorders>
-              <w:top w:val="single" w:sz="4" w:space="0" w:color="808080"/>
-              <w:left w:val="single" w:sz="4" w:space="0" w:color="808080"/>
-              <w:bottom w:val="single" w:sz="4" w:space="0" w:color="808080"/>
-              <w:right w:val="single" w:sz="4" w:space="0" w:color="808080"/>
-            </w:tcBorders>
-            <w:vAlign w:val="center"/>
-          </w:tcPr>
-          <w:p>
-            <w:pPr>
-              <w:pStyle w:val="LO-normal"/>
-              <w:widowControl w:val="0"/>
-            </w:pPr>
-            <w:r>
-              <w:t>처리한 제품과 시간당 생산량, 레인 대기 수, 적재 단수, 설비 상태, 차량 상차 수가 모니터 표시값과 기록에서 일치하는지 확인한다.</w:t>
-            </w:r>
-          </w:p>
-        </w:tc>
-        <w:tc>
-          <w:tcPr>
-            <w:tcW w:w="1400" w:type="dxa"/>
-            <w:tcBorders>
-              <w:top w:val="single" w:sz="4" w:space="0" w:color="808080"/>
-              <w:left w:val="single" w:sz="4" w:space="0" w:color="808080"/>
-              <w:bottom w:val="single" w:sz="4" w:space="0" w:color="808080"/>
-              <w:right w:val="single" w:sz="4" w:space="0" w:color="808080"/>
-            </w:tcBorders>
-            <w:vAlign w:val="center"/>
-          </w:tcPr>
-          <w:p>
-            <w:pPr>
-              <w:pStyle w:val="LO-normal"/>
-              <w:widowControl w:val="0"/>
-            </w:pPr>
-            <w:r>
-              <w:t>미실시</w:t>
-            </w:r>
-          </w:p>
-        </w:tc>
-      </w:tr>
-      <w:tr>
-        <w:trPr>
-          <w:cantSplit/>
-        </w:trPr>
-        <w:tc>
-          <w:tcPr>
-            <w:tcW w:w="1597" w:type="dxa"/>
-            <w:tcBorders>
-              <w:top w:val="single" w:sz="4" w:space="0" w:color="808080"/>
-              <w:left w:val="single" w:sz="4" w:space="0" w:color="808080"/>
-              <w:bottom w:val="single" w:sz="4" w:space="0" w:color="808080"/>
-              <w:right w:val="single" w:sz="4" w:space="0" w:color="808080"/>
-            </w:tcBorders>
-            <w:vAlign w:val="center"/>
-          </w:tcPr>
-          <w:p>
-            <w:pPr>
-              <w:pStyle w:val="LO-normal"/>
-              <w:widowControl w:val="0"/>
-            </w:pPr>
-            <w:r>
-              <w:t>FR-19</w:t>
-            </w:r>
-          </w:p>
-        </w:tc>
-        <w:tc>
-          <w:tcPr>
-            <w:tcW w:w="1803" w:type="dxa"/>
-            <w:tcBorders>
-              <w:top w:val="single" w:sz="4" w:space="0" w:color="808080"/>
-              <w:left w:val="single" w:sz="4" w:space="0" w:color="808080"/>
-              <w:bottom w:val="single" w:sz="4" w:space="0" w:color="808080"/>
-              <w:right w:val="single" w:sz="4" w:space="0" w:color="808080"/>
-            </w:tcBorders>
-            <w:vAlign w:val="center"/>
-          </w:tcPr>
-          <w:p>
-            <w:pPr>
-              <w:pStyle w:val="LO-normal"/>
-              <w:widowControl w:val="0"/>
-            </w:pPr>
-            <w:r>
-              <w:t>TC-19</w:t>
-            </w:r>
-          </w:p>
-        </w:tc>
-        <w:tc>
-          <w:tcPr>
-            <w:tcW w:w="4837" w:type="dxa"/>
-            <w:tcBorders>
-              <w:top w:val="single" w:sz="4" w:space="0" w:color="808080"/>
-              <w:left w:val="single" w:sz="4" w:space="0" w:color="808080"/>
-              <w:bottom w:val="single" w:sz="4" w:space="0" w:color="808080"/>
-              <w:right w:val="single" w:sz="4" w:space="0" w:color="808080"/>
-            </w:tcBorders>
-            <w:vAlign w:val="center"/>
-          </w:tcPr>
-          <w:p>
-            <w:pPr>
-              <w:pStyle w:val="LO-normal"/>
-              <w:widowControl w:val="0"/>
-            </w:pPr>
-            <w:r>
-              <w:t>순환 대기 3개에서 정체와 해당 바코드 새 박스 투입 중지, 알람을 확인한다. 정체 후 2개에서는 유지하고 1개 이하에서 해제와 투입 재개를 확인한다. 정체 중에도 메인 운전과 기존 박스 분기를 확인한다. FR5 취급 중 픽업 추가 진입이 없고 중간 스토퍼 앞 1개, 순환 대기 3개, 총 5개 제한과 1개씩 방출을 확인한다.</w:t>
-            </w:r>
-          </w:p>
-        </w:tc>
-        <w:tc>
-          <w:tcPr>
-            <w:tcW w:w="1400" w:type="dxa"/>
-            <w:tcBorders>
-              <w:top w:val="single" w:sz="4" w:space="0" w:color="808080"/>
-              <w:left w:val="single" w:sz="4" w:space="0" w:color="808080"/>
-              <w:bottom w:val="single" w:sz="4" w:space="0" w:color="808080"/>
-              <w:right w:val="single" w:sz="4" w:space="0" w:color="808080"/>
-            </w:tcBorders>
-            <w:vAlign w:val="center"/>
-          </w:tcPr>
-          <w:p>
-            <w:pPr>
-              <w:pStyle w:val="LO-normal"/>
-              <w:widowControl w:val="0"/>
-            </w:pPr>
-            <w:r>
-              <w:t>미실시</w:t>
-            </w:r>
-          </w:p>
-        </w:tc>
-      </w:tr>
-      <w:tr>
-        <w:trPr>
-          <w:cantSplit/>
-        </w:trPr>
-        <w:tc>
-          <w:tcPr>
-            <w:tcW w:w="1597" w:type="dxa"/>
-            <w:tcBorders>
-              <w:top w:val="single" w:sz="4" w:space="0" w:color="808080"/>
-              <w:left w:val="single" w:sz="4" w:space="0" w:color="808080"/>
-              <w:bottom w:val="single" w:sz="4" w:space="0" w:color="808080"/>
-              <w:right w:val="single" w:sz="4" w:space="0" w:color="808080"/>
-            </w:tcBorders>
-            <w:vAlign w:val="center"/>
-          </w:tcPr>
-          <w:p>
-            <w:pPr>
-              <w:pStyle w:val="LO-normal"/>
-              <w:widowControl w:val="0"/>
-            </w:pPr>
-            <w:r>
-              <w:t>FR-20</w:t>
-            </w:r>
-          </w:p>
-        </w:tc>
-        <w:tc>
-          <w:tcPr>
-            <w:tcW w:w="1803" w:type="dxa"/>
-            <w:tcBorders>
-              <w:top w:val="single" w:sz="4" w:space="0" w:color="808080"/>
-              <w:left w:val="single" w:sz="4" w:space="0" w:color="808080"/>
-              <w:bottom w:val="single" w:sz="4" w:space="0" w:color="808080"/>
-              <w:right w:val="single" w:sz="4" w:space="0" w:color="808080"/>
-            </w:tcBorders>
-            <w:vAlign w:val="center"/>
-          </w:tcPr>
-          <w:p>
-            <w:pPr>
-              <w:pStyle w:val="LO-normal"/>
-              <w:widowControl w:val="0"/>
-            </w:pPr>
-            <w:r>
-              <w:t>TC-20</w:t>
-            </w:r>
-          </w:p>
-        </w:tc>
-        <w:tc>
-          <w:tcPr>
-            <w:tcW w:w="4837" w:type="dxa"/>
-            <w:tcBorders>
-              <w:top w:val="single" w:sz="4" w:space="0" w:color="808080"/>
-              <w:left w:val="single" w:sz="4" w:space="0" w:color="808080"/>
-              <w:bottom w:val="single" w:sz="4" w:space="0" w:color="808080"/>
-              <w:right w:val="single" w:sz="4" w:space="0" w:color="808080"/>
-            </w:tcBorders>
-            <w:vAlign w:val="center"/>
-          </w:tcPr>
-          <w:p>
-            <w:pPr>
-              <w:pStyle w:val="LO-normal"/>
-              <w:widowControl w:val="0"/>
-            </w:pPr>
-            <w:r>
-              <w:t>적재 완료 신호가 전담 AMR에 전달되는지 확인한다. 완성 파레트 반출 후 기존 위치에 빈 파레트가 재생성되고, 상차 후 차량의 파레트 수가 1개 증가하는지 확인한다.</w:t>
-            </w:r>
-          </w:p>
-        </w:tc>
-        <w:tc>
-          <w:tcPr>
-            <w:tcW w:w="1400" w:type="dxa"/>
-            <w:tcBorders>
-              <w:top w:val="single" w:sz="4" w:space="0" w:color="808080"/>
-              <w:left w:val="single" w:sz="4" w:space="0" w:color="808080"/>
-              <w:bottom w:val="single" w:sz="4" w:space="0" w:color="808080"/>
-              <w:right w:val="single" w:sz="4" w:space="0" w:color="808080"/>
-            </w:tcBorders>
-            <w:vAlign w:val="center"/>
-          </w:tcPr>
-          <w:p>
-            <w:pPr>
-              <w:pStyle w:val="LO-normal"/>
-              <w:widowControl w:val="0"/>
-            </w:pPr>
-            <w:r>
-              <w:t>미실시</w:t>
-            </w:r>
-          </w:p>
-        </w:tc>
-      </w:tr>
-      <w:tr>
-        <w:trPr>
-          <w:cantSplit/>
-        </w:trPr>
-        <w:tc>
-          <w:tcPr>
-            <w:tcW w:w="1597" w:type="dxa"/>
-            <w:tcBorders>
-              <w:top w:val="single" w:sz="4" w:space="0" w:color="808080"/>
-              <w:left w:val="single" w:sz="4" w:space="0" w:color="808080"/>
-              <w:bottom w:val="single" w:sz="4" w:space="0" w:color="808080"/>
-              <w:right w:val="single" w:sz="4" w:space="0" w:color="808080"/>
-            </w:tcBorders>
-            <w:vAlign w:val="center"/>
-          </w:tcPr>
-          <w:p>
-            <w:pPr>
-              <w:pStyle w:val="LO-normal"/>
-              <w:widowControl w:val="0"/>
-            </w:pPr>
-            <w:r>
-              <w:t>FR-21</w:t>
-            </w:r>
-          </w:p>
-        </w:tc>
-        <w:tc>
-          <w:tcPr>
-            <w:tcW w:w="1803" w:type="dxa"/>
-            <w:tcBorders>
-              <w:top w:val="single" w:sz="4" w:space="0" w:color="808080"/>
-              <w:left w:val="single" w:sz="4" w:space="0" w:color="808080"/>
-              <w:bottom w:val="single" w:sz="4" w:space="0" w:color="808080"/>
-              <w:right w:val="single" w:sz="4" w:space="0" w:color="808080"/>
-            </w:tcBorders>
-            <w:vAlign w:val="center"/>
-          </w:tcPr>
-          <w:p>
-            <w:pPr>
-              <w:pStyle w:val="LO-normal"/>
-              <w:widowControl w:val="0"/>
-            </w:pPr>
-            <w:r>
-              <w:t>TC-21</w:t>
-            </w:r>
-          </w:p>
-        </w:tc>
-        <w:tc>
-          <w:tcPr>
-            <w:tcW w:w="4837" w:type="dxa"/>
-            <w:tcBorders>
-              <w:top w:val="single" w:sz="4" w:space="0" w:color="808080"/>
-              <w:left w:val="single" w:sz="4" w:space="0" w:color="808080"/>
-              <w:bottom w:val="single" w:sz="4" w:space="0" w:color="808080"/>
-              <w:right w:val="single" w:sz="4" w:space="0" w:color="808080"/>
-            </w:tcBorders>
-            <w:vAlign w:val="center"/>
-          </w:tcPr>
-          <w:p>
-            <w:pPr>
-              <w:pStyle w:val="LO-normal"/>
-              <w:widowControl w:val="0"/>
-            </w:pPr>
-            <w:r>
-              <w:t>시작, 일시정지, 재개, 초기화와 생산속도 조절이 동작하는지 확인한다. 초기화 범위와 속도 조절 범위는 시험 전 확정한다.</w:t>
-            </w:r>
-          </w:p>
-        </w:tc>
-        <w:tc>
-          <w:tcPr>
-            <w:tcW w:w="1400" w:type="dxa"/>
-            <w:tcBorders>
-              <w:top w:val="single" w:sz="4" w:space="0" w:color="808080"/>
-              <w:left w:val="single" w:sz="4" w:space="0" w:color="808080"/>
-              <w:bottom w:val="single" w:sz="4" w:space="0" w:color="808080"/>
-              <w:right w:val="single" w:sz="4" w:space="0" w:color="808080"/>
-            </w:tcBorders>
-            <w:vAlign w:val="center"/>
-          </w:tcPr>
-          <w:p>
-            <w:pPr>
-              <w:pStyle w:val="LO-normal"/>
-              <w:widowControl w:val="0"/>
-            </w:pPr>
-            <w:r>
-              <w:t>미실시</w:t>
-            </w:r>
-          </w:p>
-        </w:tc>
-      </w:tr>
-      <w:tr>
-        <w:trPr>
-          <w:cantSplit/>
-        </w:trPr>
-        <w:tc>
-          <w:tcPr>
-            <w:tcW w:w="1597" w:type="dxa"/>
-            <w:tcBorders>
-              <w:top w:val="single" w:sz="4" w:space="0" w:color="808080"/>
-              <w:left w:val="single" w:sz="4" w:space="0" w:color="808080"/>
-              <w:bottom w:val="single" w:sz="4" w:space="0" w:color="808080"/>
-              <w:right w:val="single" w:sz="4" w:space="0" w:color="808080"/>
-            </w:tcBorders>
-            <w:vAlign w:val="center"/>
-          </w:tcPr>
-          <w:p>
-            <w:pPr>
-              <w:pStyle w:val="LO-normal"/>
-              <w:widowControl w:val="0"/>
-            </w:pPr>
-            <w:r>
-              <w:t>FR-22</w:t>
-            </w:r>
-          </w:p>
-        </w:tc>
-        <w:tc>
-          <w:tcPr>
-            <w:tcW w:w="1803" w:type="dxa"/>
-            <w:tcBorders>
-              <w:top w:val="single" w:sz="4" w:space="0" w:color="808080"/>
-              <w:left w:val="single" w:sz="4" w:space="0" w:color="808080"/>
-              <w:bottom w:val="single" w:sz="4" w:space="0" w:color="808080"/>
-              <w:right w:val="single" w:sz="4" w:space="0" w:color="808080"/>
-            </w:tcBorders>
-            <w:vAlign w:val="center"/>
-          </w:tcPr>
-          <w:p>
-            <w:pPr>
-              <w:pStyle w:val="LO-normal"/>
-              <w:widowControl w:val="0"/>
-            </w:pPr>
-            <w:r>
-              <w:t>TC-22</w:t>
-            </w:r>
-          </w:p>
-        </w:tc>
-        <w:tc>
-          <w:tcPr>
-            <w:tcW w:w="4837" w:type="dxa"/>
-            <w:tcBorders>
-              <w:top w:val="single" w:sz="4" w:space="0" w:color="808080"/>
-              <w:left w:val="single" w:sz="4" w:space="0" w:color="808080"/>
-              <w:bottom w:val="single" w:sz="4" w:space="0" w:color="808080"/>
-              <w:right w:val="single" w:sz="4" w:space="0" w:color="808080"/>
-            </w:tcBorders>
-            <w:vAlign w:val="center"/>
-          </w:tcPr>
-          <w:p>
-            <w:pPr>
-              <w:pStyle w:val="LO-normal"/>
-              <w:widowControl w:val="0"/>
-            </w:pPr>
-            <w:r>
-              <w:t>중간 스토퍼와 별개인 끝 스토퍼, 측면 가이드로 박스가 지정 픽업 위치와 방향에 정렬되는지 확인한다.</w:t>
-            </w:r>
-          </w:p>
-        </w:tc>
-        <w:tc>
-          <w:tcPr>
-            <w:tcW w:w="1400" w:type="dxa"/>
-            <w:tcBorders>
-              <w:top w:val="single" w:sz="4" w:space="0" w:color="808080"/>
-              <w:left w:val="single" w:sz="4" w:space="0" w:color="808080"/>
-              <w:bottom w:val="single" w:sz="4" w:space="0" w:color="808080"/>
-              <w:right w:val="single" w:sz="4" w:space="0" w:color="808080"/>
-            </w:tcBorders>
-            <w:vAlign w:val="center"/>
-          </w:tcPr>
-          <w:p>
-            <w:pPr>
-              <w:pStyle w:val="LO-normal"/>
-              <w:widowControl w:val="0"/>
-            </w:pPr>
-            <w:r>
-              <w:rPr>
-                <w:rFonts w:hint="eastAsia"/>
-              </w:rPr>
-              <w:t>통과</w:t>
-            </w:r>
-            <w:r>
-              <w:t xml:space="preserve"> (2026.10.29, 픽업 위치·방향으로 정렬. 정렬 전 오차 최대 약 0.1m)</w:t>
-            </w:r>
-          </w:p>
-        </w:tc>
-      </w:tr>
-      <w:tr>
-        <w:trPr>
-          <w:cantSplit/>
-        </w:trPr>
-        <w:tc>
-          <w:tcPr>
-            <w:tcW w:w="1597" w:type="dxa"/>
-            <w:tcBorders>
-              <w:top w:val="single" w:sz="4" w:space="0" w:color="808080"/>
-              <w:left w:val="single" w:sz="4" w:space="0" w:color="808080"/>
-              <w:bottom w:val="single" w:sz="4" w:space="0" w:color="808080"/>
-              <w:right w:val="single" w:sz="4" w:space="0" w:color="808080"/>
-            </w:tcBorders>
-            <w:vAlign w:val="center"/>
-          </w:tcPr>
-          <w:p>
-            <w:pPr>
-              <w:pStyle w:val="LO-normal"/>
-              <w:widowControl w:val="0"/>
-            </w:pPr>
-            <w:r>
-              <w:t>FR-23</w:t>
-            </w:r>
-          </w:p>
-        </w:tc>
-        <w:tc>
-          <w:tcPr>
-            <w:tcW w:w="1803" w:type="dxa"/>
-            <w:tcBorders>
-              <w:top w:val="single" w:sz="4" w:space="0" w:color="808080"/>
-              <w:left w:val="single" w:sz="4" w:space="0" w:color="808080"/>
-              <w:bottom w:val="single" w:sz="4" w:space="0" w:color="808080"/>
-              <w:right w:val="single" w:sz="4" w:space="0" w:color="808080"/>
-            </w:tcBorders>
-            <w:vAlign w:val="center"/>
-          </w:tcPr>
-          <w:p>
-            <w:pPr>
-              <w:pStyle w:val="LO-normal"/>
-              <w:widowControl w:val="0"/>
-            </w:pPr>
-            <w:r>
-              <w:t>TC-23</w:t>
-            </w:r>
-          </w:p>
-        </w:tc>
-        <w:tc>
-          <w:tcPr>
-            <w:tcW w:w="4837" w:type="dxa"/>
-            <w:tcBorders>
-              <w:top w:val="single" w:sz="4" w:space="0" w:color="808080"/>
-              <w:left w:val="single" w:sz="4" w:space="0" w:color="808080"/>
-              <w:bottom w:val="single" w:sz="4" w:space="0" w:color="808080"/>
-              <w:right w:val="single" w:sz="4" w:space="0" w:color="808080"/>
-            </w:tcBorders>
-            <w:vAlign w:val="center"/>
-          </w:tcPr>
-          <w:p>
-            <w:pPr>
-              <w:pStyle w:val="LO-normal"/>
-              <w:widowControl w:val="0"/>
-            </w:pPr>
-            <w:r>
-              <w:t>기본 L=3/N=10과 시연 L=2/N=3을 선택해 적재 완료와 차량 만재 판정에 적용되는지 확인한다. 각 층 6개 조건을 확인한다.</w:t>
-            </w:r>
-          </w:p>
-        </w:tc>
-        <w:tc>
-          <w:tcPr>
-            <w:tcW w:w="1400" w:type="dxa"/>
-            <w:tcBorders>
-              <w:top w:val="single" w:sz="4" w:space="0" w:color="808080"/>
-              <w:left w:val="single" w:sz="4" w:space="0" w:color="808080"/>
-              <w:bottom w:val="single" w:sz="4" w:space="0" w:color="808080"/>
-              <w:right w:val="single" w:sz="4" w:space="0" w:color="808080"/>
-            </w:tcBorders>
-            <w:vAlign w:val="center"/>
-          </w:tcPr>
-          <w:p>
-            <w:pPr>
-              <w:pStyle w:val="LO-normal"/>
-              <w:widowControl w:val="0"/>
-            </w:pPr>
-            <w:r>
-              <w:t>미실시</w:t>
-            </w:r>
-          </w:p>
-        </w:tc>
-      </w:tr>
-      <w:tr>
-        <w:trPr>
-          <w:cantSplit/>
-        </w:trPr>
-        <w:tc>
-          <w:tcPr>
-            <w:tcW w:w="1597" w:type="dxa"/>
-            <w:tcBorders>
-              <w:top w:val="single" w:sz="4" w:space="0" w:color="808080"/>
-              <w:left w:val="single" w:sz="4" w:space="0" w:color="808080"/>
-              <w:bottom w:val="single" w:sz="4" w:space="0" w:color="808080"/>
-              <w:right w:val="single" w:sz="4" w:space="0" w:color="808080"/>
-            </w:tcBorders>
-            <w:vAlign w:val="center"/>
-          </w:tcPr>
-          <w:p>
-            <w:pPr>
-              <w:pStyle w:val="LO-normal"/>
-              <w:widowControl w:val="0"/>
-            </w:pPr>
-            <w:r>
-              <w:t>FR-24</w:t>
-            </w:r>
-          </w:p>
-        </w:tc>
-        <w:tc>
-          <w:tcPr>
-            <w:tcW w:w="1803" w:type="dxa"/>
-            <w:tcBorders>
-              <w:top w:val="single" w:sz="4" w:space="0" w:color="808080"/>
-              <w:left w:val="single" w:sz="4" w:space="0" w:color="808080"/>
-              <w:bottom w:val="single" w:sz="4" w:space="0" w:color="808080"/>
-              <w:right w:val="single" w:sz="4" w:space="0" w:color="808080"/>
-            </w:tcBorders>
-            <w:vAlign w:val="center"/>
-          </w:tcPr>
-          <w:p>
-            <w:pPr>
-              <w:pStyle w:val="LO-normal"/>
-              <w:widowControl w:val="0"/>
-            </w:pPr>
-            <w:r>
-              <w:t>TC-24</w:t>
-            </w:r>
-          </w:p>
-        </w:tc>
-        <w:tc>
-          <w:tcPr>
-            <w:tcW w:w="4837" w:type="dxa"/>
-            <w:tcBorders>
-              <w:top w:val="single" w:sz="4" w:space="0" w:color="808080"/>
-              <w:left w:val="single" w:sz="4" w:space="0" w:color="808080"/>
-              <w:bottom w:val="single" w:sz="4" w:space="0" w:color="808080"/>
-              <w:right w:val="single" w:sz="4" w:space="0" w:color="808080"/>
-            </w:tcBorders>
-            <w:vAlign w:val="center"/>
-          </w:tcPr>
-          <w:p>
-            <w:pPr>
-              <w:pStyle w:val="LO-normal"/>
-              <w:widowControl w:val="0"/>
-            </w:pPr>
-            <w:r>
-              <w:t>CNN 선택 적용 시 합성 이미지와 정답으로 학습한 ONNX 모델을 Unity에서 실행해 박스 위치와 수평 회전각의 오차를 확인한다. CNN 미적용 상태에서도 기본 공정이 동작하는지 확인한다.</w:t>
-            </w:r>
-          </w:p>
-        </w:tc>
-        <w:tc>
-          <w:tcPr>
-            <w:tcW w:w="1400" w:type="dxa"/>
-            <w:tcBorders>
-              <w:top w:val="single" w:sz="4" w:space="0" w:color="808080"/>
-              <w:left w:val="single" w:sz="4" w:space="0" w:color="808080"/>
-              <w:bottom w:val="single" w:sz="4" w:space="0" w:color="808080"/>
-              <w:right w:val="single" w:sz="4" w:space="0" w:color="808080"/>
-            </w:tcBorders>
-            <w:vAlign w:val="center"/>
-          </w:tcPr>
-          <w:p>
-            <w:pPr>
-              <w:pStyle w:val="LO-normal"/>
-              <w:widowControl w:val="0"/>
-            </w:pPr>
-            <w:r>
-              <w:t>미실시</w:t>
-            </w:r>
-          </w:p>
-        </w:tc>
-      </w:tr>
-      <w:tr>
-        <w:trPr>
-          <w:cantSplit/>
-        </w:trPr>
-        <w:tc>
-          <w:tcPr>
-            <w:tcW w:w="1597" w:type="dxa"/>
-            <w:tcBorders>
-              <w:top w:val="single" w:sz="4" w:space="0" w:color="808080"/>
-              <w:left w:val="single" w:sz="4" w:space="0" w:color="808080"/>
-              <w:bottom w:val="single" w:sz="4" w:space="0" w:color="808080"/>
-              <w:right w:val="single" w:sz="4" w:space="0" w:color="808080"/>
-            </w:tcBorders>
-            <w:vAlign w:val="center"/>
-          </w:tcPr>
-          <w:p>
-            <w:pPr>
-              <w:pStyle w:val="LO-normal"/>
-              <w:widowControl w:val="0"/>
-            </w:pPr>
-            <w:r>
-              <w:t>NFR-01</w:t>
-            </w:r>
-          </w:p>
-        </w:tc>
-        <w:tc>
-          <w:tcPr>
-            <w:tcW w:w="1803" w:type="dxa"/>
-            <w:tcBorders>
-              <w:top w:val="single" w:sz="4" w:space="0" w:color="808080"/>
-              <w:left w:val="single" w:sz="4" w:space="0" w:color="808080"/>
-              <w:bottom w:val="single" w:sz="4" w:space="0" w:color="808080"/>
-              <w:right w:val="single" w:sz="4" w:space="0" w:color="808080"/>
-            </w:tcBorders>
-            <w:vAlign w:val="center"/>
-          </w:tcPr>
-          <w:p>
-            <w:pPr>
-              <w:pStyle w:val="LO-normal"/>
-              <w:widowControl w:val="0"/>
-            </w:pPr>
-            <w:r>
-              <w:t>TC-25</w:t>
-            </w:r>
-          </w:p>
-        </w:tc>
-        <w:tc>
-          <w:tcPr>
-            <w:tcW w:w="4837" w:type="dxa"/>
-            <w:tcBorders>
-              <w:top w:val="single" w:sz="4" w:space="0" w:color="808080"/>
-              <w:left w:val="single" w:sz="4" w:space="0" w:color="808080"/>
-              <w:bottom w:val="single" w:sz="4" w:space="0" w:color="808080"/>
-              <w:right w:val="single" w:sz="4" w:space="0" w:color="808080"/>
-            </w:tcBorders>
-            <w:vAlign w:val="center"/>
-          </w:tcPr>
-          <w:p>
-            <w:pPr>
-              <w:pStyle w:val="LO-normal"/>
-              <w:widowControl w:val="0"/>
-            </w:pPr>
-            <w:r>
-              <w:t>정한 PC와 장면에서 FPS를 측정한다. 합격 수치는 구현 후 정한다.</w:t>
-            </w:r>
-          </w:p>
-        </w:tc>
-        <w:tc>
-          <w:tcPr>
-            <w:tcW w:w="1400" w:type="dxa"/>
-            <w:tcBorders>
-              <w:top w:val="single" w:sz="4" w:space="0" w:color="808080"/>
-              <w:left w:val="single" w:sz="4" w:space="0" w:color="808080"/>
-              <w:bottom w:val="single" w:sz="4" w:space="0" w:color="808080"/>
-              <w:right w:val="single" w:sz="4" w:space="0" w:color="808080"/>
-            </w:tcBorders>
-            <w:vAlign w:val="center"/>
-          </w:tcPr>
-          <w:p>
-            <w:pPr>
-              <w:pStyle w:val="LO-normal"/>
-              <w:widowControl w:val="0"/>
-            </w:pPr>
-            <w:r>
-              <w:t>미실시</w:t>
-            </w:r>
-          </w:p>
-        </w:tc>
-      </w:tr>
-      <w:tr>
-        <w:trPr>
-          <w:cantSplit/>
-        </w:trPr>
-        <w:tc>
-          <w:tcPr>
-            <w:tcW w:w="1597" w:type="dxa"/>
-            <w:tcBorders>
-              <w:top w:val="single" w:sz="4" w:space="0" w:color="808080"/>
-              <w:left w:val="single" w:sz="4" w:space="0" w:color="808080"/>
-              <w:bottom w:val="single" w:sz="4" w:space="0" w:color="808080"/>
-              <w:right w:val="single" w:sz="4" w:space="0" w:color="808080"/>
-            </w:tcBorders>
-            <w:vAlign w:val="center"/>
-          </w:tcPr>
-          <w:p>
-            <w:pPr>
-              <w:pStyle w:val="LO-normal"/>
-              <w:widowControl w:val="0"/>
-            </w:pPr>
-            <w:r>
-              <w:t>NFR-02</w:t>
-            </w:r>
-          </w:p>
-        </w:tc>
-        <w:tc>
-          <w:tcPr>
-            <w:tcW w:w="1803" w:type="dxa"/>
-            <w:tcBorders>
-              <w:top w:val="single" w:sz="4" w:space="0" w:color="808080"/>
-              <w:left w:val="single" w:sz="4" w:space="0" w:color="808080"/>
-              <w:bottom w:val="single" w:sz="4" w:space="0" w:color="808080"/>
-              <w:right w:val="single" w:sz="4" w:space="0" w:color="808080"/>
-            </w:tcBorders>
-            <w:vAlign w:val="center"/>
-          </w:tcPr>
-          <w:p>
-            <w:pPr>
-              <w:pStyle w:val="LO-normal"/>
-              <w:widowControl w:val="0"/>
-            </w:pPr>
-            <w:r>
-              <w:t>TC-26</w:t>
-            </w:r>
-          </w:p>
-        </w:tc>
-        <w:tc>
-          <w:tcPr>
-            <w:tcW w:w="4837" w:type="dxa"/>
-            <w:tcBorders>
-              <w:top w:val="single" w:sz="4" w:space="0" w:color="808080"/>
-              <w:left w:val="single" w:sz="4" w:space="0" w:color="808080"/>
-              <w:bottom w:val="single" w:sz="4" w:space="0" w:color="808080"/>
-              <w:right w:val="single" w:sz="4" w:space="0" w:color="808080"/>
-            </w:tcBorders>
-            <w:vAlign w:val="center"/>
-          </w:tcPr>
-          <w:p>
-            <w:pPr>
-              <w:pStyle w:val="LO-normal"/>
-              <w:widowControl w:val="0"/>
-            </w:pPr>
-            <w:r>
-              <w:t>박스 처리량과 화면 수치가 바뀌는 간격을 측정한다. 합격 수치는 구현 후 정한다.</w:t>
-            </w:r>
-          </w:p>
-        </w:tc>
-        <w:tc>
-          <w:tcPr>
-            <w:tcW w:w="1400" w:type="dxa"/>
-            <w:tcBorders>
-              <w:top w:val="single" w:sz="4" w:space="0" w:color="808080"/>
-              <w:left w:val="single" w:sz="4" w:space="0" w:color="808080"/>
-              <w:bottom w:val="single" w:sz="4" w:space="0" w:color="808080"/>
-              <w:right w:val="single" w:sz="4" w:space="0" w:color="808080"/>
-            </w:tcBorders>
-            <w:vAlign w:val="center"/>
-          </w:tcPr>
-          <w:p>
-            <w:pPr>
-              <w:pStyle w:val="LO-normal"/>
-              <w:widowControl w:val="0"/>
-            </w:pPr>
-            <w:r>
-              <w:t>미실시</w:t>
-            </w:r>
-          </w:p>
-        </w:tc>
-      </w:tr>
-      <w:tr>
-        <w:trPr>
-          <w:cantSplit/>
-        </w:trPr>
-        <w:tc>
-          <w:tcPr>
-            <w:tcW w:w="1597" w:type="dxa"/>
-            <w:tcBorders>
-              <w:top w:val="single" w:sz="4" w:space="0" w:color="808080"/>
-              <w:left w:val="single" w:sz="4" w:space="0" w:color="808080"/>
-              <w:bottom w:val="single" w:sz="4" w:space="0" w:color="808080"/>
-              <w:right w:val="single" w:sz="4" w:space="0" w:color="808080"/>
-            </w:tcBorders>
-            <w:vAlign w:val="center"/>
-          </w:tcPr>
-          <w:p>
-            <w:pPr>
-              <w:pStyle w:val="LO-normal"/>
-              <w:widowControl w:val="0"/>
-            </w:pPr>
-            <w:r>
-              <w:t>NFR-03</w:t>
-            </w:r>
-          </w:p>
-        </w:tc>
-        <w:tc>
-          <w:tcPr>
-            <w:tcW w:w="1803" w:type="dxa"/>
-            <w:tcBorders>
-              <w:top w:val="single" w:sz="4" w:space="0" w:color="808080"/>
-              <w:left w:val="single" w:sz="4" w:space="0" w:color="808080"/>
-              <w:bottom w:val="single" w:sz="4" w:space="0" w:color="808080"/>
-              <w:right w:val="single" w:sz="4" w:space="0" w:color="808080"/>
-            </w:tcBorders>
-            <w:vAlign w:val="center"/>
-          </w:tcPr>
-          <w:p>
-            <w:pPr>
-              <w:pStyle w:val="LO-normal"/>
-              <w:widowControl w:val="0"/>
-            </w:pPr>
-            <w:r>
-              <w:t>TC-27</w:t>
-            </w:r>
-          </w:p>
-        </w:tc>
-        <w:tc>
-          <w:tcPr>
-            <w:tcW w:w="4837" w:type="dxa"/>
-            <w:tcBorders>
-              <w:top w:val="single" w:sz="4" w:space="0" w:color="808080"/>
-              <w:left w:val="single" w:sz="4" w:space="0" w:color="808080"/>
-              <w:bottom w:val="single" w:sz="4" w:space="0" w:color="808080"/>
-              <w:right w:val="single" w:sz="4" w:space="0" w:color="808080"/>
-            </w:tcBorders>
-            <w:vAlign w:val="center"/>
-          </w:tcPr>
-          <w:p>
-            <w:pPr>
-              <w:pStyle w:val="LO-normal"/>
-              <w:widowControl w:val="0"/>
-            </w:pPr>
-            <w:r>
-              <w:t>정상 라벨의 판독 성공 수와 판독 시간을 측정한다. 합격 수치는 구현 후 정한다.</w:t>
-            </w:r>
-          </w:p>
-        </w:tc>
-        <w:tc>
-          <w:tcPr>
-            <w:tcW w:w="1400" w:type="dxa"/>
-            <w:tcBorders>
-              <w:top w:val="single" w:sz="4" w:space="0" w:color="808080"/>
-              <w:left w:val="single" w:sz="4" w:space="0" w:color="808080"/>
-              <w:bottom w:val="single" w:sz="4" w:space="0" w:color="808080"/>
-              <w:right w:val="single" w:sz="4" w:space="0" w:color="808080"/>
-            </w:tcBorders>
-            <w:vAlign w:val="center"/>
-          </w:tcPr>
-          <w:p>
-            <w:pPr>
-              <w:pStyle w:val="LO-normal"/>
-              <w:widowControl w:val="0"/>
-            </w:pPr>
-            <w:r>
-              <w:t>미실시</w:t>
-            </w:r>
-          </w:p>
-        </w:tc>
-      </w:tr>
-      <w:tr>
-        <w:trPr>
-          <w:cantSplit/>
-        </w:trPr>
-        <w:tc>
-          <w:tcPr>
-            <w:tcW w:w="1597" w:type="dxa"/>
-            <w:tcBorders>
-              <w:top w:val="single" w:sz="4" w:space="0" w:color="808080"/>
-              <w:left w:val="single" w:sz="4" w:space="0" w:color="808080"/>
-              <w:bottom w:val="single" w:sz="4" w:space="0" w:color="808080"/>
-              <w:right w:val="single" w:sz="4" w:space="0" w:color="808080"/>
-            </w:tcBorders>
-            <w:vAlign w:val="center"/>
-          </w:tcPr>
-          <w:p>
-            <w:pPr>
-              <w:pStyle w:val="LO-normal"/>
-              <w:widowControl w:val="0"/>
-            </w:pPr>
-            <w:r>
-              <w:t>NFR-04</w:t>
-            </w:r>
-          </w:p>
-        </w:tc>
-        <w:tc>
-          <w:tcPr>
-            <w:tcW w:w="1803" w:type="dxa"/>
-            <w:tcBorders>
-              <w:top w:val="single" w:sz="4" w:space="0" w:color="808080"/>
-              <w:left w:val="single" w:sz="4" w:space="0" w:color="808080"/>
-              <w:bottom w:val="single" w:sz="4" w:space="0" w:color="808080"/>
-              <w:right w:val="single" w:sz="4" w:space="0" w:color="808080"/>
-            </w:tcBorders>
-            <w:vAlign w:val="center"/>
-          </w:tcPr>
-          <w:p>
-            <w:pPr>
-              <w:pStyle w:val="LO-normal"/>
-              <w:widowControl w:val="0"/>
-            </w:pPr>
-            <w:r>
-              <w:t>TC-28</w:t>
-            </w:r>
-          </w:p>
-        </w:tc>
-        <w:tc>
-          <w:tcPr>
-            <w:tcW w:w="4837" w:type="dxa"/>
-            <w:tcBorders>
-              <w:top w:val="single" w:sz="4" w:space="0" w:color="808080"/>
-              <w:left w:val="single" w:sz="4" w:space="0" w:color="808080"/>
-              <w:bottom w:val="single" w:sz="4" w:space="0" w:color="808080"/>
-              <w:right w:val="single" w:sz="4" w:space="0" w:color="808080"/>
-            </w:tcBorders>
-            <w:vAlign w:val="center"/>
-          </w:tcPr>
-          <w:p>
-            <w:pPr>
-              <w:pStyle w:val="LO-normal"/>
-              <w:widowControl w:val="0"/>
-            </w:pPr>
-            <w:r>
-              <w:t>CNN 선택 적용 시 추론 위치와 수평 회전각을 정답과 비교한다. 합격 수치는 구현 후 정하며 미적용 시 해당 없음으로 기록한다.</w:t>
-            </w:r>
-          </w:p>
-        </w:tc>
-        <w:tc>
-          <w:tcPr>
-            <w:tcW w:w="1400" w:type="dxa"/>
-            <w:tcBorders>
-              <w:top w:val="single" w:sz="4" w:space="0" w:color="808080"/>
-              <w:left w:val="single" w:sz="4" w:space="0" w:color="808080"/>
-              <w:bottom w:val="single" w:sz="4" w:space="0" w:color="808080"/>
-              <w:right w:val="single" w:sz="4" w:space="0" w:color="808080"/>
-            </w:tcBorders>
-            <w:vAlign w:val="center"/>
-          </w:tcPr>
-          <w:p>
-            <w:pPr>
-              <w:pStyle w:val="LO-normal"/>
-              <w:widowControl w:val="0"/>
-            </w:pPr>
-            <w:r>
-              <w:t>미실시</w:t>
-            </w:r>
-          </w:p>
-        </w:tc>
-      </w:tr>
-      <w:tr>
-        <w:trPr>
-          <w:cantSplit/>
-        </w:trPr>
-        <w:tc>
-          <w:tcPr>
-            <w:tcW w:w="1597" w:type="dxa"/>
-            <w:tcBorders>
-              <w:top w:val="single" w:sz="4" w:space="0" w:color="808080"/>
-              <w:left w:val="single" w:sz="4" w:space="0" w:color="808080"/>
-              <w:bottom w:val="single" w:sz="4" w:space="0" w:color="808080"/>
-              <w:right w:val="single" w:sz="4" w:space="0" w:color="808080"/>
-            </w:tcBorders>
-            <w:vAlign w:val="center"/>
-          </w:tcPr>
-          <w:p>
-            <w:pPr>
-              <w:pStyle w:val="LO-normal"/>
-              <w:widowControl w:val="0"/>
-            </w:pPr>
-            <w:r>
-              <w:t>NFR-05</w:t>
-            </w:r>
-          </w:p>
-        </w:tc>
-        <w:tc>
-          <w:tcPr>
-            <w:tcW w:w="1803" w:type="dxa"/>
-            <w:tcBorders>
-              <w:top w:val="single" w:sz="4" w:space="0" w:color="808080"/>
-              <w:left w:val="single" w:sz="4" w:space="0" w:color="808080"/>
-              <w:bottom w:val="single" w:sz="4" w:space="0" w:color="808080"/>
-              <w:right w:val="single" w:sz="4" w:space="0" w:color="808080"/>
-            </w:tcBorders>
-            <w:vAlign w:val="center"/>
-          </w:tcPr>
-          <w:p>
-            <w:pPr>
-              <w:pStyle w:val="LO-normal"/>
-              <w:widowControl w:val="0"/>
-            </w:pPr>
-            <w:r>
-              <w:t>TC-29</w:t>
-            </w:r>
-          </w:p>
-        </w:tc>
-        <w:tc>
-          <w:tcPr>
-            <w:tcW w:w="4837" w:type="dxa"/>
-            <w:tcBorders>
-              <w:top w:val="single" w:sz="4" w:space="0" w:color="808080"/>
-              <w:left w:val="single" w:sz="4" w:space="0" w:color="808080"/>
-              <w:bottom w:val="single" w:sz="4" w:space="0" w:color="808080"/>
-              <w:right w:val="single" w:sz="4" w:space="0" w:color="808080"/>
-            </w:tcBorders>
-            <w:vAlign w:val="center"/>
-          </w:tcPr>
-          <w:p>
-            <w:pPr>
-              <w:pStyle w:val="LO-normal"/>
-              <w:widowControl w:val="0"/>
-            </w:pPr>
-            <w:r>
-              <w:t>Windows 10과 Windows 11에서 프로그램을 실행하고 한 사이클을 시연한다.</w:t>
-            </w:r>
-          </w:p>
-        </w:tc>
-        <w:tc>
-          <w:tcPr>
-            <w:tcW w:w="1400" w:type="dxa"/>
-            <w:tcBorders>
-              <w:top w:val="single" w:sz="4" w:space="0" w:color="808080"/>
-              <w:left w:val="single" w:sz="4" w:space="0" w:color="808080"/>
-              <w:bottom w:val="single" w:sz="4" w:space="0" w:color="808080"/>
-              <w:right w:val="single" w:sz="4" w:space="0" w:color="808080"/>
-            </w:tcBorders>
-            <w:vAlign w:val="center"/>
-          </w:tcPr>
-          <w:p>
-            <w:pPr>
-              <w:pStyle w:val="LO-normal"/>
-              <w:widowControl w:val="0"/>
-            </w:pPr>
-            <w:r>
-              <w:t>미실시</w:t>
-            </w:r>
-          </w:p>
-        </w:tc>
-      </w:tr>
-      <w:tr>
-        <w:trPr>
-          <w:cantSplit/>
-        </w:trPr>
-        <w:tc>
-          <w:tcPr>
-            <w:tcW w:w="1597" w:type="dxa"/>
-            <w:tcBorders>
-              <w:top w:val="single" w:sz="4" w:space="0" w:color="808080"/>
-              <w:left w:val="single" w:sz="4" w:space="0" w:color="808080"/>
-              <w:bottom w:val="single" w:sz="4" w:space="0" w:color="808080"/>
-              <w:right w:val="single" w:sz="4" w:space="0" w:color="808080"/>
-            </w:tcBorders>
-            <w:vAlign w:val="center"/>
-          </w:tcPr>
-          <w:p>
-            <w:pPr>
-              <w:pStyle w:val="LO-normal"/>
-              <w:widowControl w:val="0"/>
-            </w:pPr>
-            <w:r>
-              <w:t>NFR-06</w:t>
-            </w:r>
-          </w:p>
-        </w:tc>
-        <w:tc>
-          <w:tcPr>
-            <w:tcW w:w="1803" w:type="dxa"/>
-            <w:tcBorders>
-              <w:top w:val="single" w:sz="4" w:space="0" w:color="808080"/>
-              <w:left w:val="single" w:sz="4" w:space="0" w:color="808080"/>
-              <w:bottom w:val="single" w:sz="4" w:space="0" w:color="808080"/>
-              <w:right w:val="single" w:sz="4" w:space="0" w:color="808080"/>
-            </w:tcBorders>
-            <w:vAlign w:val="center"/>
-          </w:tcPr>
-          <w:p>
-            <w:pPr>
-              <w:pStyle w:val="LO-normal"/>
-              <w:widowControl w:val="0"/>
-            </w:pPr>
-            <w:r>
-              <w:t>TC-30</w:t>
-            </w:r>
-          </w:p>
-        </w:tc>
-        <w:tc>
-          <w:tcPr>
-            <w:tcW w:w="4837" w:type="dxa"/>
-            <w:tcBorders>
-              <w:top w:val="single" w:sz="4" w:space="0" w:color="808080"/>
-              <w:left w:val="single" w:sz="4" w:space="0" w:color="808080"/>
-              <w:bottom w:val="single" w:sz="4" w:space="0" w:color="808080"/>
-              <w:right w:val="single" w:sz="4" w:space="0" w:color="808080"/>
-            </w:tcBorders>
-            <w:vAlign w:val="center"/>
-          </w:tcPr>
-          <w:p>
-            <w:pPr>
-              <w:pStyle w:val="LO-normal"/>
-              <w:widowControl w:val="0"/>
-            </w:pPr>
-            <w:r>
-              <w:t>시험 시점의 화면 수치와 해당 박스, 레인, 파레트, 차량의 기록을 비교한다.</w:t>
-            </w:r>
-          </w:p>
-        </w:tc>
-        <w:tc>
-          <w:tcPr>
-            <w:tcW w:w="1400" w:type="dxa"/>
-            <w:tcBorders>
-              <w:top w:val="single" w:sz="4" w:space="0" w:color="808080"/>
-              <w:left w:val="single" w:sz="4" w:space="0" w:color="808080"/>
-              <w:bottom w:val="single" w:sz="4" w:space="0" w:color="808080"/>
-              <w:right w:val="single" w:sz="4" w:space="0" w:color="808080"/>
-            </w:tcBorders>
-            <w:vAlign w:val="center"/>
-          </w:tcPr>
-          <w:p>
-            <w:pPr>
-              <w:pStyle w:val="LO-normal"/>
-              <w:widowControl w:val="0"/>
-            </w:pPr>
-            <w:r>
-              <w:t>미실시</w:t>
+              <w:t>부분: AMR·차량 시험확인 행만 대조. 전체 기록 미완료.</w:t>
             </w:r>
           </w:p>
         </w:tc>
@@ -17355,8 +18772,9 @@
         <w:pStyle w:val="1"/>
         <w:keepNext/>
       </w:pPr>
-      <w:bookmarkStart w:id="27" w:name="_SRS_TOC_28"/>
+      <w:bookmarkStart w:id="27" w:name="_Toc244277524"/>
       <w:r>
+        <w:lastRenderedPageBreak/>
         <w:t>8. 변경 관리</w:t>
       </w:r>
       <w:bookmarkEnd w:id="27"/>
@@ -17424,7 +18842,7 @@
         <w:pStyle w:val="1"/>
         <w:keepNext/>
       </w:pPr>
-      <w:bookmarkStart w:id="28" w:name="_SRS_TOC_29"/>
+      <w:bookmarkStart w:id="28" w:name="_Toc244277525"/>
       <w:r>
         <w:t>9. 검토 및 승인</w:t>
       </w:r>
@@ -17896,8 +19314,9 @@
         <w:pStyle w:val="1"/>
         <w:keepNext/>
       </w:pPr>
-      <w:bookmarkStart w:id="29" w:name="_SRS_TOC_30"/>
+      <w:bookmarkStart w:id="29" w:name="_Toc244277526"/>
       <w:r>
+        <w:lastRenderedPageBreak/>
         <w:t>부록</w:t>
       </w:r>
       <w:bookmarkEnd w:id="29"/>
@@ -17916,7 +19335,7 @@
         <w:pStyle w:val="2"/>
         <w:keepNext/>
       </w:pPr>
-      <w:bookmarkStart w:id="30" w:name="_SRS_TOC_31"/>
+      <w:bookmarkStart w:id="30" w:name="_Toc244277527"/>
       <w:r>
         <w:t>부록 A. 참고 자료</w:t>
       </w:r>
@@ -17928,7 +19347,15 @@
         <w:spacing w:after="160"/>
       </w:pPr>
       <w:r>
-        <w:t>검사 결과는 Research/FR5_CAD_Validation/README.md와 validation_summary.json에 기록했다.</w:t>
+        <w:t xml:space="preserve">검사 결과는 Research/FR5_CAD_Validation/README.md와 </w:t>
+      </w:r>
+      <w:proofErr w:type="spellStart"/>
+      <w:r>
+        <w:t>validation_summary.json</w:t>
+      </w:r>
+      <w:proofErr w:type="spellEnd"/>
+      <w:r>
+        <w:t>에 기록했다.</w:t>
       </w:r>
       <w:r>
         <w:br/>
@@ -17968,7 +19395,7 @@
         <w:pStyle w:val="2"/>
         <w:keepNext/>
       </w:pPr>
-      <w:bookmarkStart w:id="31" w:name="_SRS_TOC_32"/>
+      <w:bookmarkStart w:id="31" w:name="_Toc244277528"/>
       <w:r>
         <w:t>부록 B. 품질 점검표</w:t>
       </w:r>
@@ -18155,6 +19582,7 @@
               <w:widowControl w:val="0"/>
             </w:pPr>
             <w:r>
+              <w:lastRenderedPageBreak/>
               <w:t>완전성</w:t>
             </w:r>
           </w:p>
@@ -18481,6 +19909,43 @@
         <w:widowControl w:val="0"/>
         <w:spacing w:line="276" w:lineRule="auto"/>
       </w:pPr>
+    </w:p>
+    <w:p>
+      <w:pPr>
+        <w:pStyle w:val="1"/>
+        <w:pageBreakBefore/>
+      </w:pPr>
+      <w:bookmarkStart w:id="32" w:name="_Toc244277529"/>
+      <w:r>
+        <w:lastRenderedPageBreak/>
+        <w:t>2026년 10월 30일 시험 기록 보완</w:t>
+      </w:r>
+      <w:bookmarkEnd w:id="32"/>
+    </w:p>
+    <w:p>
+      <w:r>
+        <w:t>Unity 배치 컴파일·씬 로드와 실제 Play 물리·코루틴 시험을 수행했다. AMR·출하 최종 9개 시나리오 155항목 및 차량 활성 상태 추가 시험이 통과했다. 사용자도 시연 모드 차량 교체 성공을 보고했다. 이번 문서 갱신에서 시험을 다시 실행하지는 않았다.</w:t>
+      </w:r>
+    </w:p>
+    <w:p>
+      <w:r>
+        <w:t>AMR 시험은 실제 박스 Prefab으로 준비한 완성 파레트와 완료 신호를 입력했다. 투입→판독→분기→FR5→출하의 전체 공정 시험은 아니다. N10은 8개 사전 적재 후 9/10번째 경계만 실제 운반했다. 회전 고장 정밀 시험은 실제 Turn에 별도 목표를 입력한 시험이다.</w:t>
+      </w:r>
+    </w:p>
+    <w:p>
+      <w:r>
+        <w:t>차량 출발은 사용자 지시에 따라 이동 애니메이션 대신 차량을 숨긴 뒤 빈 차량으로 재등장시킨다. 같은 인스턴스를 재사용하며 기본 대기값은 5초다. 이 방식으로 FR-17/TC-17을 판정한다. 재시도·재개 시간은 현재 시험한 구현값으로 기록하며 미정 기준을 일괄 확정한 것으로 해석하지 않는다.</w:t>
+      </w:r>
+    </w:p>
+    <w:p>
+      <w:r>
+        <w:t>남은 사용자 시험: 전체 공정 3레인 반복 운전과 교체 후 다음 적재, 기본 L3/N10 전체 반복, 공정·화면·기록 전체 대조, 속도 및 Reset 전체 범위, FPS·처리량·Windows 10/11·장시간 시험. 기존 푸셔·합류·스토퍼 보완은 보류하며 FR-19 스토퍼 요구 차이를 유지한다.</w:t>
+      </w:r>
+    </w:p>
+    <w:p>
+      <w:r>
+        <w:t>근거: AMR·출하 배치 시험 결과 기록(최종 9개 시나리오와 차량 숨김·재등장 추가 로그). FR5 기존 증거는 10/30 FR5 배치 시험 기록. WBS 행별 반영 근거는 Docs/Collaboration/Document_Update_2026-10-30/Status.md. 파일명 v1.1과 본문 기준 버전 V1.2의 기존 차이는 보존했다. 승인란은 변경하지 않았다.</w:t>
+      </w:r>
     </w:p>
     <w:sectPr>
       <w:headerReference w:type="default" r:id="rId7"/>
@@ -19384,6 +20849,7 @@
   </w:style>
   <w:style w:type="character" w:styleId="a3">
     <w:name w:val="Hyperlink"/>
+    <w:uiPriority w:val="99"/>
     <w:rPr>
       <w:color w:val="000080"/>
       <w:u w:val="single"/>
@@ -19488,10 +20954,12 @@
   <w:style w:type="paragraph" w:styleId="10">
     <w:name w:val="toc 1"/>
     <w:basedOn w:val="Index"/>
+    <w:uiPriority w:val="39"/>
   </w:style>
   <w:style w:type="paragraph" w:styleId="20">
     <w:name w:val="toc 2"/>
     <w:basedOn w:val="Index"/>
+    <w:uiPriority w:val="39"/>
   </w:style>
   <w:style w:type="paragraph" w:customStyle="1" w:styleId="HeaderandFooter">
     <w:name w:val="Header and Footer"/>
